--- a/LabTP4/L4_TP_Șoimaru Gabriel_SI-264.docx
+++ b/LabTP4/L4_TP_Șoimaru Gabriel_SI-264.docx
@@ -844,6 +844,132 @@
           <w:lang w:val="ro-RO"/>
         </w:rPr>
       </w:pPr>
+      <w:r>
+        <w:rPr>
+          <w:noProof/>
+        </w:rPr>
+        <mc:AlternateContent>
+          <mc:Choice Requires="wps">
+            <w:drawing>
+              <wp:anchor distT="0" distB="0" distL="114300" distR="114300" simplePos="0" relativeHeight="251699200" behindDoc="0" locked="0" layoutInCell="1" allowOverlap="1" wp14:anchorId="49763C69" wp14:editId="2EB3AE14">
+                <wp:simplePos x="0" y="0"/>
+                <wp:positionH relativeFrom="column">
+                  <wp:posOffset>0</wp:posOffset>
+                </wp:positionH>
+                <wp:positionV relativeFrom="paragraph">
+                  <wp:posOffset>4145915</wp:posOffset>
+                </wp:positionV>
+                <wp:extent cx="6692265" cy="635"/>
+                <wp:effectExtent l="0" t="0" r="0" b="0"/>
+                <wp:wrapSquare wrapText="bothSides"/>
+                <wp:docPr id="39" name="Text Box 39"/>
+                <wp:cNvGraphicFramePr/>
+                <a:graphic xmlns:a="http://schemas.openxmlformats.org/drawingml/2006/main">
+                  <a:graphicData uri="http://schemas.microsoft.com/office/word/2010/wordprocessingShape">
+                    <wps:wsp>
+                      <wps:cNvSpPr txBox="1"/>
+                      <wps:spPr>
+                        <a:xfrm>
+                          <a:off x="0" y="0"/>
+                          <a:ext cx="6692265" cy="635"/>
+                        </a:xfrm>
+                        <a:prstGeom prst="rect">
+                          <a:avLst/>
+                        </a:prstGeom>
+                        <a:solidFill>
+                          <a:prstClr val="white"/>
+                        </a:solidFill>
+                        <a:ln>
+                          <a:noFill/>
+                        </a:ln>
+                      </wps:spPr>
+                      <wps:txbx>
+                        <w:txbxContent>
+                          <w:p>
+                            <w:pPr>
+                              <w:pStyle w:val="Caption"/>
+                              <w:jc w:val="center"/>
+                              <w:rPr>
+                                <w:noProof/>
+                                <w:sz w:val="24"/>
+                                <w:szCs w:val="24"/>
+                                <w:lang w:val="ro-RO"/>
+                              </w:rPr>
+                            </w:pPr>
+                            <w:r>
+                              <w:t>Figur</w:t>
+                            </w:r>
+                            <w:r>
+                              <w:rPr>
+                                <w:lang w:val="ro-RO"/>
+                              </w:rPr>
+                              <w:t xml:space="preserve">a 1. </w:t>
+                            </w:r>
+                            <w:r>
+                              <w:rPr>
+                                <w:lang w:val="ro-RO"/>
+                              </w:rPr>
+                              <w:t>Setting up</w:t>
+                            </w:r>
+                          </w:p>
+                        </w:txbxContent>
+                      </wps:txbx>
+                      <wps:bodyPr rot="0" spcFirstLastPara="0" vertOverflow="overflow" horzOverflow="overflow" vert="horz" wrap="square" lIns="0" tIns="0" rIns="0" bIns="0" numCol="1" spcCol="0" rtlCol="0" fromWordArt="0" anchor="t" anchorCtr="0" forceAA="0" compatLnSpc="1">
+                        <a:prstTxWarp prst="textNoShape">
+                          <a:avLst/>
+                        </a:prstTxWarp>
+                        <a:spAutoFit/>
+                      </wps:bodyPr>
+                    </wps:wsp>
+                  </a:graphicData>
+                </a:graphic>
+              </wp:anchor>
+            </w:drawing>
+          </mc:Choice>
+          <mc:Fallback>
+            <w:pict>
+              <v:shapetype w14:anchorId="49763C69" id="_x0000_t202" coordsize="21600,21600" o:spt="202" path="m,l,21600r21600,l21600,xe">
+                <v:stroke joinstyle="miter"/>
+                <v:path gradientshapeok="t" o:connecttype="rect"/>
+              </v:shapetype>
+              <v:shape id="Text Box 39" o:spid="_x0000_s1026" type="#_x0000_t202" style="position:absolute;left:0;text-align:left;margin-left:0;margin-top:326.45pt;width:526.95pt;height:.05pt;z-index:251699200;visibility:visible;mso-wrap-style:square;mso-wrap-distance-left:9pt;mso-wrap-distance-top:0;mso-wrap-distance-right:9pt;mso-wrap-distance-bottom:0;mso-position-horizontal:absolute;mso-position-horizontal-relative:text;mso-position-vertical:absolute;mso-position-vertical-relative:text;v-text-anchor:top" o:gfxdata="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" stroked="f">
+                <v:textbox style="mso-fit-shape-to-text:t" inset="0,0,0,0">
+                  <w:txbxContent>
+                    <w:p>
+                      <w:pPr>
+                        <w:pStyle w:val="Caption"/>
+                        <w:jc w:val="center"/>
+                        <w:rPr>
+                          <w:noProof/>
+                          <w:sz w:val="24"/>
+                          <w:szCs w:val="24"/>
+                          <w:lang w:val="ro-RO"/>
+                        </w:rPr>
+                      </w:pPr>
+                      <w:r>
+                        <w:t>Figur</w:t>
+                      </w:r>
+                      <w:r>
+                        <w:rPr>
+                          <w:lang w:val="ro-RO"/>
+                        </w:rPr>
+                        <w:t xml:space="preserve">a 1. </w:t>
+                      </w:r>
+                      <w:r>
+                        <w:rPr>
+                          <w:lang w:val="ro-RO"/>
+                        </w:rPr>
+                        <w:t>Setting up</w:t>
+                      </w:r>
+                    </w:p>
+                  </w:txbxContent>
+                </v:textbox>
+                <w10:wrap type="square"/>
+              </v:shape>
+            </w:pict>
+          </mc:Fallback>
+        </mc:AlternateContent>
+      </w:r>
       <w:r>
         <w:rPr>
           <w:noProof/>
@@ -940,19 +1066,129 @@
           <w:noProof/>
         </w:rPr>
         <w:lastRenderedPageBreak/>
+        <mc:AlternateContent>
+          <mc:Choice Requires="wps">
+            <w:drawing>
+              <wp:anchor distT="0" distB="0" distL="114300" distR="114300" simplePos="0" relativeHeight="251701248" behindDoc="0" locked="0" layoutInCell="1" allowOverlap="1" wp14:anchorId="15DA1403" wp14:editId="298BB507">
+                <wp:simplePos x="0" y="0"/>
+                <wp:positionH relativeFrom="column">
+                  <wp:posOffset>0</wp:posOffset>
+                </wp:positionH>
+                <wp:positionV relativeFrom="paragraph">
+                  <wp:posOffset>3821430</wp:posOffset>
+                </wp:positionV>
+                <wp:extent cx="6692265" cy="635"/>
+                <wp:effectExtent l="0" t="0" r="0" b="0"/>
+                <wp:wrapSquare wrapText="bothSides"/>
+                <wp:docPr id="40" name="Text Box 40"/>
+                <wp:cNvGraphicFramePr/>
+                <a:graphic xmlns:a="http://schemas.openxmlformats.org/drawingml/2006/main">
+                  <a:graphicData uri="http://schemas.microsoft.com/office/word/2010/wordprocessingShape">
+                    <wps:wsp>
+                      <wps:cNvSpPr txBox="1"/>
+                      <wps:spPr>
+                        <a:xfrm>
+                          <a:off x="0" y="0"/>
+                          <a:ext cx="6692265" cy="635"/>
+                        </a:xfrm>
+                        <a:prstGeom prst="rect">
+                          <a:avLst/>
+                        </a:prstGeom>
+                        <a:solidFill>
+                          <a:prstClr val="white"/>
+                        </a:solidFill>
+                        <a:ln>
+                          <a:noFill/>
+                        </a:ln>
+                      </wps:spPr>
+                      <wps:txbx>
+                        <w:txbxContent>
+                          <w:p>
+                            <w:pPr>
+                              <w:pStyle w:val="Caption"/>
+                              <w:jc w:val="center"/>
+                              <w:rPr>
+                                <w:noProof/>
+                                <w:sz w:val="24"/>
+                                <w:szCs w:val="24"/>
+                                <w:lang w:val="ro-RO"/>
+                              </w:rPr>
+                            </w:pPr>
+                            <w:r>
+                              <w:t>Figur</w:t>
+                            </w:r>
+                            <w:r>
+                              <w:rPr>
+                                <w:lang w:val="ro-RO"/>
+                              </w:rPr>
+                              <w:t>a 2. Hello World</w:t>
+                            </w:r>
+                          </w:p>
+                        </w:txbxContent>
+                      </wps:txbx>
+                      <wps:bodyPr rot="0" spcFirstLastPara="0" vertOverflow="overflow" horzOverflow="overflow" vert="horz" wrap="square" lIns="0" tIns="0" rIns="0" bIns="0" numCol="1" spcCol="0" rtlCol="0" fromWordArt="0" anchor="t" anchorCtr="0" forceAA="0" compatLnSpc="1">
+                        <a:prstTxWarp prst="textNoShape">
+                          <a:avLst/>
+                        </a:prstTxWarp>
+                        <a:spAutoFit/>
+                      </wps:bodyPr>
+                    </wps:wsp>
+                  </a:graphicData>
+                </a:graphic>
+              </wp:anchor>
+            </w:drawing>
+          </mc:Choice>
+          <mc:Fallback>
+            <w:pict>
+              <v:shape w14:anchorId="15DA1403" id="Text Box 40" o:spid="_x0000_s1027" type="#_x0000_t202" style="position:absolute;margin-left:0;margin-top:300.9pt;width:526.95pt;height:.05pt;z-index:251701248;visibility:visible;mso-wrap-style:square;mso-wrap-distance-left:9pt;mso-wrap-distance-top:0;mso-wrap-distance-right:9pt;mso-wrap-distance-bottom:0;mso-position-horizontal:absolute;mso-position-horizontal-relative:text;mso-position-vertical:absolute;mso-position-vertical-relative:text;v-text-anchor:top" o:gfxdata="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" stroked="f">
+                <v:textbox style="mso-fit-shape-to-text:t" inset="0,0,0,0">
+                  <w:txbxContent>
+                    <w:p>
+                      <w:pPr>
+                        <w:pStyle w:val="Caption"/>
+                        <w:jc w:val="center"/>
+                        <w:rPr>
+                          <w:noProof/>
+                          <w:sz w:val="24"/>
+                          <w:szCs w:val="24"/>
+                          <w:lang w:val="ro-RO"/>
+                        </w:rPr>
+                      </w:pPr>
+                      <w:r>
+                        <w:t>Figur</w:t>
+                      </w:r>
+                      <w:r>
+                        <w:rPr>
+                          <w:lang w:val="ro-RO"/>
+                        </w:rPr>
+                        <w:t>a 2. Hello World</w:t>
+                      </w:r>
+                    </w:p>
+                  </w:txbxContent>
+                </v:textbox>
+                <w10:wrap type="square"/>
+              </v:shape>
+            </w:pict>
+          </mc:Fallback>
+        </mc:AlternateContent>
+      </w:r>
+      <w:r>
+        <w:rPr>
+          <w:noProof/>
+        </w:rPr>
         <w:drawing>
-          <wp:anchor distT="0" distB="0" distL="114300" distR="114300" simplePos="0" relativeHeight="251660288" behindDoc="0" locked="0" layoutInCell="1" allowOverlap="1" wp14:anchorId="03784422" wp14:editId="5D2CC0A7">
+          <wp:anchor distT="0" distB="0" distL="114300" distR="114300" simplePos="0" relativeHeight="251659264" behindDoc="0" locked="0" layoutInCell="1" allowOverlap="1" wp14:anchorId="75B7A199" wp14:editId="506BAD4A">
             <wp:simplePos x="0" y="0"/>
             <wp:positionH relativeFrom="margin">
               <wp:align>right</wp:align>
             </wp:positionH>
             <wp:positionV relativeFrom="paragraph">
-              <wp:posOffset>3905250</wp:posOffset>
+              <wp:posOffset>0</wp:posOffset>
             </wp:positionV>
             <wp:extent cx="6692265" cy="3764280"/>
             <wp:effectExtent l="0" t="0" r="0" b="7620"/>
             <wp:wrapSquare wrapText="bothSides"/>
-            <wp:docPr id="3" name="Picture 3"/>
+            <wp:docPr id="2" name="Picture 2"/>
             <wp:cNvGraphicFramePr>
               <a:graphicFrameLocks xmlns:a="http://schemas.openxmlformats.org/drawingml/2006/main" noChangeAspect="1"/>
             </wp:cNvGraphicFramePr>
@@ -994,19 +1230,129 @@
         <w:rPr>
           <w:noProof/>
         </w:rPr>
+        <mc:AlternateContent>
+          <mc:Choice Requires="wps">
+            <w:drawing>
+              <wp:anchor distT="0" distB="0" distL="114300" distR="114300" simplePos="0" relativeHeight="251703296" behindDoc="0" locked="0" layoutInCell="1" allowOverlap="1" wp14:anchorId="2EE04725" wp14:editId="287570BB">
+                <wp:simplePos x="0" y="0"/>
+                <wp:positionH relativeFrom="column">
+                  <wp:posOffset>0</wp:posOffset>
+                </wp:positionH>
+                <wp:positionV relativeFrom="paragraph">
+                  <wp:posOffset>8153400</wp:posOffset>
+                </wp:positionV>
+                <wp:extent cx="6692265" cy="635"/>
+                <wp:effectExtent l="0" t="0" r="0" b="0"/>
+                <wp:wrapSquare wrapText="bothSides"/>
+                <wp:docPr id="41" name="Text Box 41"/>
+                <wp:cNvGraphicFramePr/>
+                <a:graphic xmlns:a="http://schemas.openxmlformats.org/drawingml/2006/main">
+                  <a:graphicData uri="http://schemas.microsoft.com/office/word/2010/wordprocessingShape">
+                    <wps:wsp>
+                      <wps:cNvSpPr txBox="1"/>
+                      <wps:spPr>
+                        <a:xfrm>
+                          <a:off x="0" y="0"/>
+                          <a:ext cx="6692265" cy="635"/>
+                        </a:xfrm>
+                        <a:prstGeom prst="rect">
+                          <a:avLst/>
+                        </a:prstGeom>
+                        <a:solidFill>
+                          <a:prstClr val="white"/>
+                        </a:solidFill>
+                        <a:ln>
+                          <a:noFill/>
+                        </a:ln>
+                      </wps:spPr>
+                      <wps:txbx>
+                        <w:txbxContent>
+                          <w:p>
+                            <w:pPr>
+                              <w:pStyle w:val="Caption"/>
+                              <w:jc w:val="center"/>
+                              <w:rPr>
+                                <w:noProof/>
+                                <w:sz w:val="24"/>
+                                <w:szCs w:val="24"/>
+                                <w:lang w:val="ro-RO"/>
+                              </w:rPr>
+                            </w:pPr>
+                            <w:r>
+                              <w:t>Figur</w:t>
+                            </w:r>
+                            <w:r>
+                              <w:rPr>
+                                <w:lang w:val="ro-RO"/>
+                              </w:rPr>
+                              <w:t>a 3. Pattern</w:t>
+                            </w:r>
+                          </w:p>
+                        </w:txbxContent>
+                      </wps:txbx>
+                      <wps:bodyPr rot="0" spcFirstLastPara="0" vertOverflow="overflow" horzOverflow="overflow" vert="horz" wrap="square" lIns="0" tIns="0" rIns="0" bIns="0" numCol="1" spcCol="0" rtlCol="0" fromWordArt="0" anchor="t" anchorCtr="0" forceAA="0" compatLnSpc="1">
+                        <a:prstTxWarp prst="textNoShape">
+                          <a:avLst/>
+                        </a:prstTxWarp>
+                        <a:spAutoFit/>
+                      </wps:bodyPr>
+                    </wps:wsp>
+                  </a:graphicData>
+                </a:graphic>
+              </wp:anchor>
+            </w:drawing>
+          </mc:Choice>
+          <mc:Fallback>
+            <w:pict>
+              <v:shape w14:anchorId="2EE04725" id="Text Box 41" o:spid="_x0000_s1028" type="#_x0000_t202" style="position:absolute;margin-left:0;margin-top:642pt;width:526.95pt;height:.05pt;z-index:251703296;visibility:visible;mso-wrap-style:square;mso-wrap-distance-left:9pt;mso-wrap-distance-top:0;mso-wrap-distance-right:9pt;mso-wrap-distance-bottom:0;mso-position-horizontal:absolute;mso-position-horizontal-relative:text;mso-position-vertical:absolute;mso-position-vertical-relative:text;v-text-anchor:top" o:gfxdata="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" stroked="f">
+                <v:textbox style="mso-fit-shape-to-text:t" inset="0,0,0,0">
+                  <w:txbxContent>
+                    <w:p>
+                      <w:pPr>
+                        <w:pStyle w:val="Caption"/>
+                        <w:jc w:val="center"/>
+                        <w:rPr>
+                          <w:noProof/>
+                          <w:sz w:val="24"/>
+                          <w:szCs w:val="24"/>
+                          <w:lang w:val="ro-RO"/>
+                        </w:rPr>
+                      </w:pPr>
+                      <w:r>
+                        <w:t>Figur</w:t>
+                      </w:r>
+                      <w:r>
+                        <w:rPr>
+                          <w:lang w:val="ro-RO"/>
+                        </w:rPr>
+                        <w:t>a 3. Pattern</w:t>
+                      </w:r>
+                    </w:p>
+                  </w:txbxContent>
+                </v:textbox>
+                <w10:wrap type="square"/>
+              </v:shape>
+            </w:pict>
+          </mc:Fallback>
+        </mc:AlternateContent>
+      </w:r>
+      <w:r>
+        <w:rPr>
+          <w:noProof/>
+        </w:rPr>
         <w:drawing>
-          <wp:anchor distT="0" distB="0" distL="114300" distR="114300" simplePos="0" relativeHeight="251659264" behindDoc="0" locked="0" layoutInCell="1" allowOverlap="1" wp14:anchorId="75B7A199" wp14:editId="04858567">
+          <wp:anchor distT="0" distB="0" distL="114300" distR="114300" simplePos="0" relativeHeight="251660288" behindDoc="0" locked="0" layoutInCell="1" allowOverlap="1" wp14:anchorId="03784422" wp14:editId="4600AA14">
             <wp:simplePos x="0" y="0"/>
             <wp:positionH relativeFrom="margin">
               <wp:align>right</wp:align>
             </wp:positionH>
             <wp:positionV relativeFrom="paragraph">
-              <wp:posOffset>0</wp:posOffset>
+              <wp:posOffset>4331970</wp:posOffset>
             </wp:positionV>
             <wp:extent cx="6692265" cy="3764280"/>
             <wp:effectExtent l="0" t="0" r="0" b="7620"/>
             <wp:wrapSquare wrapText="bothSides"/>
-            <wp:docPr id="2" name="Picture 2"/>
+            <wp:docPr id="3" name="Picture 3"/>
             <wp:cNvGraphicFramePr>
               <a:graphicFrameLocks xmlns:a="http://schemas.openxmlformats.org/drawingml/2006/main" noChangeAspect="1"/>
             </wp:cNvGraphicFramePr>
@@ -1059,14 +1405,124 @@
           <w:noProof/>
         </w:rPr>
         <w:lastRenderedPageBreak/>
+        <mc:AlternateContent>
+          <mc:Choice Requires="wps">
+            <w:drawing>
+              <wp:anchor distT="0" distB="0" distL="114300" distR="114300" simplePos="0" relativeHeight="251707392" behindDoc="0" locked="0" layoutInCell="1" allowOverlap="1" wp14:anchorId="35CE06C3" wp14:editId="0FEE7300">
+                <wp:simplePos x="0" y="0"/>
+                <wp:positionH relativeFrom="column">
+                  <wp:posOffset>0</wp:posOffset>
+                </wp:positionH>
+                <wp:positionV relativeFrom="paragraph">
+                  <wp:posOffset>7993380</wp:posOffset>
+                </wp:positionV>
+                <wp:extent cx="6692265" cy="635"/>
+                <wp:effectExtent l="0" t="0" r="0" b="0"/>
+                <wp:wrapSquare wrapText="bothSides"/>
+                <wp:docPr id="43" name="Text Box 43"/>
+                <wp:cNvGraphicFramePr/>
+                <a:graphic xmlns:a="http://schemas.openxmlformats.org/drawingml/2006/main">
+                  <a:graphicData uri="http://schemas.microsoft.com/office/word/2010/wordprocessingShape">
+                    <wps:wsp>
+                      <wps:cNvSpPr txBox="1"/>
+                      <wps:spPr>
+                        <a:xfrm>
+                          <a:off x="0" y="0"/>
+                          <a:ext cx="6692265" cy="635"/>
+                        </a:xfrm>
+                        <a:prstGeom prst="rect">
+                          <a:avLst/>
+                        </a:prstGeom>
+                        <a:solidFill>
+                          <a:prstClr val="white"/>
+                        </a:solidFill>
+                        <a:ln>
+                          <a:noFill/>
+                        </a:ln>
+                      </wps:spPr>
+                      <wps:txbx>
+                        <w:txbxContent>
+                          <w:p>
+                            <w:pPr>
+                              <w:pStyle w:val="Caption"/>
+                              <w:jc w:val="center"/>
+                              <w:rPr>
+                                <w:noProof/>
+                                <w:sz w:val="24"/>
+                                <w:szCs w:val="24"/>
+                                <w:lang w:val="ro-RO"/>
+                              </w:rPr>
+                            </w:pPr>
+                            <w:r>
+                              <w:t>Figur</w:t>
+                            </w:r>
+                            <w:r>
+                              <w:rPr>
+                                <w:lang w:val="ro-RO"/>
+                              </w:rPr>
+                              <w:t>a 5. Snail Mail</w:t>
+                            </w:r>
+                          </w:p>
+                        </w:txbxContent>
+                      </wps:txbx>
+                      <wps:bodyPr rot="0" spcFirstLastPara="0" vertOverflow="overflow" horzOverflow="overflow" vert="horz" wrap="square" lIns="0" tIns="0" rIns="0" bIns="0" numCol="1" spcCol="0" rtlCol="0" fromWordArt="0" anchor="t" anchorCtr="0" forceAA="0" compatLnSpc="1">
+                        <a:prstTxWarp prst="textNoShape">
+                          <a:avLst/>
+                        </a:prstTxWarp>
+                        <a:spAutoFit/>
+                      </wps:bodyPr>
+                    </wps:wsp>
+                  </a:graphicData>
+                </a:graphic>
+              </wp:anchor>
+            </w:drawing>
+          </mc:Choice>
+          <mc:Fallback>
+            <w:pict>
+              <v:shape w14:anchorId="35CE06C3" id="Text Box 43" o:spid="_x0000_s1029" type="#_x0000_t202" style="position:absolute;margin-left:0;margin-top:629.4pt;width:526.95pt;height:.05pt;z-index:251707392;visibility:visible;mso-wrap-style:square;mso-wrap-distance-left:9pt;mso-wrap-distance-top:0;mso-wrap-distance-right:9pt;mso-wrap-distance-bottom:0;mso-position-horizontal:absolute;mso-position-horizontal-relative:text;mso-position-vertical:absolute;mso-position-vertical-relative:text;v-text-anchor:top" o:gfxdata="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" stroked="f">
+                <v:textbox style="mso-fit-shape-to-text:t" inset="0,0,0,0">
+                  <w:txbxContent>
+                    <w:p>
+                      <w:pPr>
+                        <w:pStyle w:val="Caption"/>
+                        <w:jc w:val="center"/>
+                        <w:rPr>
+                          <w:noProof/>
+                          <w:sz w:val="24"/>
+                          <w:szCs w:val="24"/>
+                          <w:lang w:val="ro-RO"/>
+                        </w:rPr>
+                      </w:pPr>
+                      <w:r>
+                        <w:t>Figur</w:t>
+                      </w:r>
+                      <w:r>
+                        <w:rPr>
+                          <w:lang w:val="ro-RO"/>
+                        </w:rPr>
+                        <w:t>a 5. Snail Mail</w:t>
+                      </w:r>
+                    </w:p>
+                  </w:txbxContent>
+                </v:textbox>
+                <w10:wrap type="square"/>
+              </v:shape>
+            </w:pict>
+          </mc:Fallback>
+        </mc:AlternateContent>
+      </w:r>
+      <w:r>
+        <w:rPr>
+          <w:noProof/>
+        </w:rPr>
         <w:drawing>
-          <wp:anchor distT="0" distB="0" distL="114300" distR="114300" simplePos="0" relativeHeight="251662336" behindDoc="0" locked="0" layoutInCell="1" allowOverlap="1" wp14:anchorId="6F6257EB" wp14:editId="201FCC67">
+          <wp:anchor distT="0" distB="0" distL="114300" distR="114300" simplePos="0" relativeHeight="251662336" behindDoc="0" locked="0" layoutInCell="1" allowOverlap="1" wp14:anchorId="6F6257EB" wp14:editId="05BBC372">
             <wp:simplePos x="0" y="0"/>
             <wp:positionH relativeFrom="margin">
               <wp:align>right</wp:align>
             </wp:positionH>
             <wp:positionV relativeFrom="paragraph">
-              <wp:posOffset>3836670</wp:posOffset>
+              <wp:posOffset>4171950</wp:posOffset>
             </wp:positionV>
             <wp:extent cx="6692265" cy="3764280"/>
             <wp:effectExtent l="0" t="0" r="0" b="7620"/>
@@ -1108,6 +1564,140 @@
             </a:graphic>
           </wp:anchor>
         </w:drawing>
+      </w:r>
+      <w:r>
+        <w:rPr>
+          <w:noProof/>
+        </w:rPr>
+        <mc:AlternateContent>
+          <mc:Choice Requires="wps">
+            <w:drawing>
+              <wp:anchor distT="0" distB="0" distL="114300" distR="114300" simplePos="0" relativeHeight="251705344" behindDoc="0" locked="0" layoutInCell="1" allowOverlap="1" wp14:anchorId="0039BD27" wp14:editId="1DA90844">
+                <wp:simplePos x="0" y="0"/>
+                <wp:positionH relativeFrom="column">
+                  <wp:posOffset>0</wp:posOffset>
+                </wp:positionH>
+                <wp:positionV relativeFrom="paragraph">
+                  <wp:posOffset>3821430</wp:posOffset>
+                </wp:positionV>
+                <wp:extent cx="6692265" cy="635"/>
+                <wp:effectExtent l="0" t="0" r="0" b="0"/>
+                <wp:wrapSquare wrapText="bothSides"/>
+                <wp:docPr id="42" name="Text Box 42"/>
+                <wp:cNvGraphicFramePr/>
+                <a:graphic xmlns:a="http://schemas.openxmlformats.org/drawingml/2006/main">
+                  <a:graphicData uri="http://schemas.microsoft.com/office/word/2010/wordprocessingShape">
+                    <wps:wsp>
+                      <wps:cNvSpPr txBox="1"/>
+                      <wps:spPr>
+                        <a:xfrm>
+                          <a:off x="0" y="0"/>
+                          <a:ext cx="6692265" cy="635"/>
+                        </a:xfrm>
+                        <a:prstGeom prst="rect">
+                          <a:avLst/>
+                        </a:prstGeom>
+                        <a:solidFill>
+                          <a:prstClr val="white"/>
+                        </a:solidFill>
+                        <a:ln>
+                          <a:noFill/>
+                        </a:ln>
+                      </wps:spPr>
+                      <wps:txbx>
+                        <w:txbxContent>
+                          <w:p>
+                            <w:pPr>
+                              <w:pStyle w:val="Caption"/>
+                              <w:jc w:val="center"/>
+                              <w:rPr>
+                                <w:noProof/>
+                                <w:sz w:val="24"/>
+                                <w:szCs w:val="24"/>
+                                <w:lang w:val="ro-RO"/>
+                              </w:rPr>
+                            </w:pPr>
+                            <w:r>
+                              <w:t>Figur</w:t>
+                            </w:r>
+                            <w:r>
+                              <w:rPr>
+                                <w:lang w:val="ro-RO"/>
+                              </w:rPr>
+                              <w:t>a 4.</w:t>
+                            </w:r>
+                            <w:r>
+                              <w:rPr>
+                                <w:lang w:val="ro-RO"/>
+                              </w:rPr>
+                              <w:t xml:space="preserve"> </w:t>
+                            </w:r>
+                            <w:r>
+                              <w:rPr>
+                                <w:lang w:val="ro-RO"/>
+                              </w:rPr>
+                              <w:t>Initials</w:t>
+                            </w:r>
+                          </w:p>
+                        </w:txbxContent>
+                      </wps:txbx>
+                      <wps:bodyPr rot="0" spcFirstLastPara="0" vertOverflow="overflow" horzOverflow="overflow" vert="horz" wrap="square" lIns="0" tIns="0" rIns="0" bIns="0" numCol="1" spcCol="0" rtlCol="0" fromWordArt="0" anchor="t" anchorCtr="0" forceAA="0" compatLnSpc="1">
+                        <a:prstTxWarp prst="textNoShape">
+                          <a:avLst/>
+                        </a:prstTxWarp>
+                        <a:spAutoFit/>
+                      </wps:bodyPr>
+                    </wps:wsp>
+                  </a:graphicData>
+                </a:graphic>
+              </wp:anchor>
+            </w:drawing>
+          </mc:Choice>
+          <mc:Fallback>
+            <w:pict>
+              <v:shape w14:anchorId="0039BD27" id="Text Box 42" o:spid="_x0000_s1030" type="#_x0000_t202" style="position:absolute;margin-left:0;margin-top:300.9pt;width:526.95pt;height:.05pt;z-index:251705344;visibility:visible;mso-wrap-style:square;mso-wrap-distance-left:9pt;mso-wrap-distance-top:0;mso-wrap-distance-right:9pt;mso-wrap-distance-bottom:0;mso-position-horizontal:absolute;mso-position-horizontal-relative:text;mso-position-vertical:absolute;mso-position-vertical-relative:text;v-text-anchor:top" o:gfxdata="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" stroked="f">
+                <v:textbox style="mso-fit-shape-to-text:t" inset="0,0,0,0">
+                  <w:txbxContent>
+                    <w:p>
+                      <w:pPr>
+                        <w:pStyle w:val="Caption"/>
+                        <w:jc w:val="center"/>
+                        <w:rPr>
+                          <w:noProof/>
+                          <w:sz w:val="24"/>
+                          <w:szCs w:val="24"/>
+                          <w:lang w:val="ro-RO"/>
+                        </w:rPr>
+                      </w:pPr>
+                      <w:r>
+                        <w:t>Figur</w:t>
+                      </w:r>
+                      <w:r>
+                        <w:rPr>
+                          <w:lang w:val="ro-RO"/>
+                        </w:rPr>
+                        <w:t>a 4.</w:t>
+                      </w:r>
+                      <w:r>
+                        <w:rPr>
+                          <w:lang w:val="ro-RO"/>
+                        </w:rPr>
+                        <w:t xml:space="preserve"> </w:t>
+                      </w:r>
+                      <w:r>
+                        <w:rPr>
+                          <w:lang w:val="ro-RO"/>
+                        </w:rPr>
+                        <w:t>Initials</w:t>
+                      </w:r>
+                    </w:p>
+                  </w:txbxContent>
+                </v:textbox>
+                <w10:wrap type="square"/>
+              </v:shape>
+            </w:pict>
+          </mc:Fallback>
+        </mc:AlternateContent>
       </w:r>
       <w:r>
         <w:rPr>
@@ -1173,39 +1763,129 @@
           <w:lang w:val="ro-RO"/>
         </w:rPr>
       </w:pPr>
-    </w:p>
-    <w:p>
-      <w:pPr>
-        <w:spacing w:after="160" w:line="259" w:lineRule="auto"/>
-        <w:rPr>
-          <w:b/>
-          <w:bCs/>
-          <w:lang w:val="ro-RO"/>
-        </w:rPr>
-      </w:pPr>
-    </w:p>
-    <w:p>
-      <w:pPr>
-        <w:spacing w:after="160" w:line="259" w:lineRule="auto"/>
-        <w:rPr>
-          <w:b/>
-          <w:bCs/>
-          <w:lang w:val="ro-RO"/>
-        </w:rPr>
-      </w:pPr>
       <w:r>
         <w:rPr>
           <w:noProof/>
         </w:rPr>
         <w:lastRenderedPageBreak/>
+        <mc:AlternateContent>
+          <mc:Choice Requires="wps">
+            <w:drawing>
+              <wp:anchor distT="0" distB="0" distL="114300" distR="114300" simplePos="0" relativeHeight="251711488" behindDoc="0" locked="0" layoutInCell="1" allowOverlap="1" wp14:anchorId="5005ECBA" wp14:editId="316E069E">
+                <wp:simplePos x="0" y="0"/>
+                <wp:positionH relativeFrom="column">
+                  <wp:posOffset>0</wp:posOffset>
+                </wp:positionH>
+                <wp:positionV relativeFrom="paragraph">
+                  <wp:posOffset>7931785</wp:posOffset>
+                </wp:positionV>
+                <wp:extent cx="6692265" cy="635"/>
+                <wp:effectExtent l="0" t="0" r="0" b="0"/>
+                <wp:wrapSquare wrapText="bothSides"/>
+                <wp:docPr id="45" name="Text Box 45"/>
+                <wp:cNvGraphicFramePr/>
+                <a:graphic xmlns:a="http://schemas.openxmlformats.org/drawingml/2006/main">
+                  <a:graphicData uri="http://schemas.microsoft.com/office/word/2010/wordprocessingShape">
+                    <wps:wsp>
+                      <wps:cNvSpPr txBox="1"/>
+                      <wps:spPr>
+                        <a:xfrm>
+                          <a:off x="0" y="0"/>
+                          <a:ext cx="6692265" cy="635"/>
+                        </a:xfrm>
+                        <a:prstGeom prst="rect">
+                          <a:avLst/>
+                        </a:prstGeom>
+                        <a:solidFill>
+                          <a:prstClr val="white"/>
+                        </a:solidFill>
+                        <a:ln>
+                          <a:noFill/>
+                        </a:ln>
+                      </wps:spPr>
+                      <wps:txbx>
+                        <w:txbxContent>
+                          <w:p>
+                            <w:pPr>
+                              <w:pStyle w:val="Caption"/>
+                              <w:jc w:val="center"/>
+                              <w:rPr>
+                                <w:noProof/>
+                                <w:sz w:val="24"/>
+                                <w:szCs w:val="24"/>
+                                <w:lang w:val="ro-RO"/>
+                              </w:rPr>
+                            </w:pPr>
+                            <w:r>
+                              <w:t>Figur</w:t>
+                            </w:r>
+                            <w:r>
+                              <w:rPr>
+                                <w:lang w:val="ro-RO"/>
+                              </w:rPr>
+                              <w:t>a 7. Temperature</w:t>
+                            </w:r>
+                          </w:p>
+                        </w:txbxContent>
+                      </wps:txbx>
+                      <wps:bodyPr rot="0" spcFirstLastPara="0" vertOverflow="overflow" horzOverflow="overflow" vert="horz" wrap="square" lIns="0" tIns="0" rIns="0" bIns="0" numCol="1" spcCol="0" rtlCol="0" fromWordArt="0" anchor="t" anchorCtr="0" forceAA="0" compatLnSpc="1">
+                        <a:prstTxWarp prst="textNoShape">
+                          <a:avLst/>
+                        </a:prstTxWarp>
+                        <a:spAutoFit/>
+                      </wps:bodyPr>
+                    </wps:wsp>
+                  </a:graphicData>
+                </a:graphic>
+              </wp:anchor>
+            </w:drawing>
+          </mc:Choice>
+          <mc:Fallback>
+            <w:pict>
+              <v:shape w14:anchorId="5005ECBA" id="Text Box 45" o:spid="_x0000_s1031" type="#_x0000_t202" style="position:absolute;margin-left:0;margin-top:624.55pt;width:526.95pt;height:.05pt;z-index:251711488;visibility:visible;mso-wrap-style:square;mso-wrap-distance-left:9pt;mso-wrap-distance-top:0;mso-wrap-distance-right:9pt;mso-wrap-distance-bottom:0;mso-position-horizontal:absolute;mso-position-horizontal-relative:text;mso-position-vertical:absolute;mso-position-vertical-relative:text;v-text-anchor:top" o:gfxdata="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" stroked="f">
+                <v:textbox style="mso-fit-shape-to-text:t" inset="0,0,0,0">
+                  <w:txbxContent>
+                    <w:p>
+                      <w:pPr>
+                        <w:pStyle w:val="Caption"/>
+                        <w:jc w:val="center"/>
+                        <w:rPr>
+                          <w:noProof/>
+                          <w:sz w:val="24"/>
+                          <w:szCs w:val="24"/>
+                          <w:lang w:val="ro-RO"/>
+                        </w:rPr>
+                      </w:pPr>
+                      <w:r>
+                        <w:t>Figur</w:t>
+                      </w:r>
+                      <w:r>
+                        <w:rPr>
+                          <w:lang w:val="ro-RO"/>
+                        </w:rPr>
+                        <w:t>a 7. Temperature</w:t>
+                      </w:r>
+                    </w:p>
+                  </w:txbxContent>
+                </v:textbox>
+                <w10:wrap type="square"/>
+              </v:shape>
+            </w:pict>
+          </mc:Fallback>
+        </mc:AlternateContent>
+      </w:r>
+      <w:r>
+        <w:rPr>
+          <w:noProof/>
+        </w:rPr>
         <w:drawing>
-          <wp:anchor distT="0" distB="0" distL="114300" distR="114300" simplePos="0" relativeHeight="251664384" behindDoc="0" locked="0" layoutInCell="1" allowOverlap="1" wp14:anchorId="53869B11" wp14:editId="6044D00F">
+          <wp:anchor distT="0" distB="0" distL="114300" distR="114300" simplePos="0" relativeHeight="251664384" behindDoc="0" locked="0" layoutInCell="1" allowOverlap="1" wp14:anchorId="53869B11" wp14:editId="63DAF0C5">
             <wp:simplePos x="0" y="0"/>
-            <wp:positionH relativeFrom="column">
-              <wp:posOffset>-3810</wp:posOffset>
+            <wp:positionH relativeFrom="margin">
+              <wp:align>right</wp:align>
             </wp:positionH>
             <wp:positionV relativeFrom="paragraph">
-              <wp:posOffset>3890010</wp:posOffset>
+              <wp:posOffset>4110355</wp:posOffset>
             </wp:positionV>
             <wp:extent cx="6692265" cy="3764280"/>
             <wp:effectExtent l="0" t="0" r="0" b="7620"/>
@@ -1253,7 +1933,7 @@
           <w:noProof/>
         </w:rPr>
         <w:drawing>
-          <wp:anchor distT="0" distB="0" distL="114300" distR="114300" simplePos="0" relativeHeight="251663360" behindDoc="0" locked="0" layoutInCell="1" allowOverlap="1" wp14:anchorId="07D6D84E" wp14:editId="3C1CCD84">
+          <wp:anchor distT="0" distB="0" distL="114300" distR="114300" simplePos="0" relativeHeight="251663360" behindDoc="0" locked="0" layoutInCell="1" allowOverlap="1" wp14:anchorId="07D6D84E" wp14:editId="707F3880">
             <wp:simplePos x="0" y="0"/>
             <wp:positionH relativeFrom="margin">
               <wp:align>right</wp:align>
@@ -1302,6 +1982,140 @@
           </wp:anchor>
         </w:drawing>
       </w:r>
+      <w:r>
+        <w:rPr>
+          <w:noProof/>
+        </w:rPr>
+        <mc:AlternateContent>
+          <mc:Choice Requires="wps">
+            <w:drawing>
+              <wp:anchor distT="0" distB="0" distL="114300" distR="114300" simplePos="0" relativeHeight="251709440" behindDoc="0" locked="0" layoutInCell="1" allowOverlap="1" wp14:anchorId="5A229042" wp14:editId="486BB1B4">
+                <wp:simplePos x="0" y="0"/>
+                <wp:positionH relativeFrom="column">
+                  <wp:posOffset>0</wp:posOffset>
+                </wp:positionH>
+                <wp:positionV relativeFrom="paragraph">
+                  <wp:posOffset>3821430</wp:posOffset>
+                </wp:positionV>
+                <wp:extent cx="6692265" cy="635"/>
+                <wp:effectExtent l="0" t="0" r="0" b="0"/>
+                <wp:wrapSquare wrapText="bothSides"/>
+                <wp:docPr id="44" name="Text Box 44"/>
+                <wp:cNvGraphicFramePr/>
+                <a:graphic xmlns:a="http://schemas.openxmlformats.org/drawingml/2006/main">
+                  <a:graphicData uri="http://schemas.microsoft.com/office/word/2010/wordprocessingShape">
+                    <wps:wsp>
+                      <wps:cNvSpPr txBox="1"/>
+                      <wps:spPr>
+                        <a:xfrm>
+                          <a:off x="0" y="0"/>
+                          <a:ext cx="6692265" cy="635"/>
+                        </a:xfrm>
+                        <a:prstGeom prst="rect">
+                          <a:avLst/>
+                        </a:prstGeom>
+                        <a:solidFill>
+                          <a:prstClr val="white"/>
+                        </a:solidFill>
+                        <a:ln>
+                          <a:noFill/>
+                        </a:ln>
+                      </wps:spPr>
+                      <wps:txbx>
+                        <w:txbxContent>
+                          <w:p>
+                            <w:pPr>
+                              <w:pStyle w:val="Caption"/>
+                              <w:jc w:val="center"/>
+                              <w:rPr>
+                                <w:noProof/>
+                                <w:sz w:val="24"/>
+                                <w:szCs w:val="24"/>
+                                <w:lang w:val="ro-RO"/>
+                              </w:rPr>
+                            </w:pPr>
+                            <w:r>
+                              <w:t>Figur</w:t>
+                            </w:r>
+                            <w:r>
+                              <w:rPr>
+                                <w:lang w:val="ro-RO"/>
+                              </w:rPr>
+                              <w:t xml:space="preserve">a </w:t>
+                            </w:r>
+                            <w:r>
+                              <w:rPr>
+                                <w:lang w:val="ro-RO"/>
+                              </w:rPr>
+                              <w:t>6</w:t>
+                            </w:r>
+                            <w:r>
+                              <w:rPr>
+                                <w:lang w:val="ro-RO"/>
+                              </w:rPr>
+                              <w:t>. Data Types</w:t>
+                            </w:r>
+                          </w:p>
+                        </w:txbxContent>
+                      </wps:txbx>
+                      <wps:bodyPr rot="0" spcFirstLastPara="0" vertOverflow="overflow" horzOverflow="overflow" vert="horz" wrap="square" lIns="0" tIns="0" rIns="0" bIns="0" numCol="1" spcCol="0" rtlCol="0" fromWordArt="0" anchor="t" anchorCtr="0" forceAA="0" compatLnSpc="1">
+                        <a:prstTxWarp prst="textNoShape">
+                          <a:avLst/>
+                        </a:prstTxWarp>
+                        <a:spAutoFit/>
+                      </wps:bodyPr>
+                    </wps:wsp>
+                  </a:graphicData>
+                </a:graphic>
+              </wp:anchor>
+            </w:drawing>
+          </mc:Choice>
+          <mc:Fallback>
+            <w:pict>
+              <v:shape w14:anchorId="5A229042" id="Text Box 44" o:spid="_x0000_s1032" type="#_x0000_t202" style="position:absolute;margin-left:0;margin-top:300.9pt;width:526.95pt;height:.05pt;z-index:251709440;visibility:visible;mso-wrap-style:square;mso-wrap-distance-left:9pt;mso-wrap-distance-top:0;mso-wrap-distance-right:9pt;mso-wrap-distance-bottom:0;mso-position-horizontal:absolute;mso-position-horizontal-relative:text;mso-position-vertical:absolute;mso-position-vertical-relative:text;v-text-anchor:top" o:gfxdata="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" stroked="f">
+                <v:textbox style="mso-fit-shape-to-text:t" inset="0,0,0,0">
+                  <w:txbxContent>
+                    <w:p>
+                      <w:pPr>
+                        <w:pStyle w:val="Caption"/>
+                        <w:jc w:val="center"/>
+                        <w:rPr>
+                          <w:noProof/>
+                          <w:sz w:val="24"/>
+                          <w:szCs w:val="24"/>
+                          <w:lang w:val="ro-RO"/>
+                        </w:rPr>
+                      </w:pPr>
+                      <w:r>
+                        <w:t>Figur</w:t>
+                      </w:r>
+                      <w:r>
+                        <w:rPr>
+                          <w:lang w:val="ro-RO"/>
+                        </w:rPr>
+                        <w:t xml:space="preserve">a </w:t>
+                      </w:r>
+                      <w:r>
+                        <w:rPr>
+                          <w:lang w:val="ro-RO"/>
+                        </w:rPr>
+                        <w:t>6</w:t>
+                      </w:r>
+                      <w:r>
+                        <w:rPr>
+                          <w:lang w:val="ro-RO"/>
+                        </w:rPr>
+                        <w:t>. Data Types</w:t>
+                      </w:r>
+                    </w:p>
+                  </w:txbxContent>
+                </v:textbox>
+                <w10:wrap type="square"/>
+              </v:shape>
+            </w:pict>
+          </mc:Fallback>
+        </mc:AlternateContent>
+      </w:r>
     </w:p>
     <w:p>
       <w:pPr>
@@ -1312,39 +2126,129 @@
           <w:lang w:val="ro-RO"/>
         </w:rPr>
       </w:pPr>
-    </w:p>
-    <w:p>
-      <w:pPr>
-        <w:spacing w:after="160" w:line="259" w:lineRule="auto"/>
-        <w:rPr>
-          <w:b/>
-          <w:bCs/>
-          <w:lang w:val="ro-RO"/>
-        </w:rPr>
-      </w:pPr>
-    </w:p>
-    <w:p>
-      <w:pPr>
-        <w:spacing w:after="160" w:line="259" w:lineRule="auto"/>
-        <w:rPr>
-          <w:b/>
-          <w:bCs/>
-          <w:lang w:val="ro-RO"/>
-        </w:rPr>
-      </w:pPr>
       <w:r>
         <w:rPr>
           <w:noProof/>
         </w:rPr>
         <w:lastRenderedPageBreak/>
+        <mc:AlternateContent>
+          <mc:Choice Requires="wps">
+            <w:drawing>
+              <wp:anchor distT="0" distB="0" distL="114300" distR="114300" simplePos="0" relativeHeight="251715584" behindDoc="0" locked="0" layoutInCell="1" allowOverlap="1" wp14:anchorId="746B8AC6" wp14:editId="52DA3740">
+                <wp:simplePos x="0" y="0"/>
+                <wp:positionH relativeFrom="column">
+                  <wp:posOffset>0</wp:posOffset>
+                </wp:positionH>
+                <wp:positionV relativeFrom="paragraph">
+                  <wp:posOffset>8008620</wp:posOffset>
+                </wp:positionV>
+                <wp:extent cx="6692265" cy="635"/>
+                <wp:effectExtent l="0" t="0" r="0" b="0"/>
+                <wp:wrapSquare wrapText="bothSides"/>
+                <wp:docPr id="47" name="Text Box 47"/>
+                <wp:cNvGraphicFramePr/>
+                <a:graphic xmlns:a="http://schemas.openxmlformats.org/drawingml/2006/main">
+                  <a:graphicData uri="http://schemas.microsoft.com/office/word/2010/wordprocessingShape">
+                    <wps:wsp>
+                      <wps:cNvSpPr txBox="1"/>
+                      <wps:spPr>
+                        <a:xfrm>
+                          <a:off x="0" y="0"/>
+                          <a:ext cx="6692265" cy="635"/>
+                        </a:xfrm>
+                        <a:prstGeom prst="rect">
+                          <a:avLst/>
+                        </a:prstGeom>
+                        <a:solidFill>
+                          <a:prstClr val="white"/>
+                        </a:solidFill>
+                        <a:ln>
+                          <a:noFill/>
+                        </a:ln>
+                      </wps:spPr>
+                      <wps:txbx>
+                        <w:txbxContent>
+                          <w:p>
+                            <w:pPr>
+                              <w:pStyle w:val="Caption"/>
+                              <w:jc w:val="center"/>
+                              <w:rPr>
+                                <w:noProof/>
+                                <w:sz w:val="24"/>
+                                <w:szCs w:val="24"/>
+                                <w:lang w:val="ro-RO"/>
+                              </w:rPr>
+                            </w:pPr>
+                            <w:r>
+                              <w:t>Figur</w:t>
+                            </w:r>
+                            <w:r>
+                              <w:rPr>
+                                <w:lang w:val="ro-RO"/>
+                              </w:rPr>
+                              <w:t>a 9. Pythagorean</w:t>
+                            </w:r>
+                          </w:p>
+                        </w:txbxContent>
+                      </wps:txbx>
+                      <wps:bodyPr rot="0" spcFirstLastPara="0" vertOverflow="overflow" horzOverflow="overflow" vert="horz" wrap="square" lIns="0" tIns="0" rIns="0" bIns="0" numCol="1" spcCol="0" rtlCol="0" fromWordArt="0" anchor="t" anchorCtr="0" forceAA="0" compatLnSpc="1">
+                        <a:prstTxWarp prst="textNoShape">
+                          <a:avLst/>
+                        </a:prstTxWarp>
+                        <a:spAutoFit/>
+                      </wps:bodyPr>
+                    </wps:wsp>
+                  </a:graphicData>
+                </a:graphic>
+              </wp:anchor>
+            </w:drawing>
+          </mc:Choice>
+          <mc:Fallback>
+            <w:pict>
+              <v:shape w14:anchorId="746B8AC6" id="Text Box 47" o:spid="_x0000_s1033" type="#_x0000_t202" style="position:absolute;margin-left:0;margin-top:630.6pt;width:526.95pt;height:.05pt;z-index:251715584;visibility:visible;mso-wrap-style:square;mso-wrap-distance-left:9pt;mso-wrap-distance-top:0;mso-wrap-distance-right:9pt;mso-wrap-distance-bottom:0;mso-position-horizontal:absolute;mso-position-horizontal-relative:text;mso-position-vertical:absolute;mso-position-vertical-relative:text;v-text-anchor:top" o:gfxdata="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" stroked="f">
+                <v:textbox style="mso-fit-shape-to-text:t" inset="0,0,0,0">
+                  <w:txbxContent>
+                    <w:p>
+                      <w:pPr>
+                        <w:pStyle w:val="Caption"/>
+                        <w:jc w:val="center"/>
+                        <w:rPr>
+                          <w:noProof/>
+                          <w:sz w:val="24"/>
+                          <w:szCs w:val="24"/>
+                          <w:lang w:val="ro-RO"/>
+                        </w:rPr>
+                      </w:pPr>
+                      <w:r>
+                        <w:t>Figur</w:t>
+                      </w:r>
+                      <w:r>
+                        <w:rPr>
+                          <w:lang w:val="ro-RO"/>
+                        </w:rPr>
+                        <w:t>a 9. Pythagorean</w:t>
+                      </w:r>
+                    </w:p>
+                  </w:txbxContent>
+                </v:textbox>
+                <w10:wrap type="square"/>
+              </v:shape>
+            </w:pict>
+          </mc:Fallback>
+        </mc:AlternateContent>
+      </w:r>
+      <w:r>
+        <w:rPr>
+          <w:noProof/>
+        </w:rPr>
         <w:drawing>
-          <wp:anchor distT="0" distB="0" distL="114300" distR="114300" simplePos="0" relativeHeight="251666432" behindDoc="0" locked="0" layoutInCell="1" allowOverlap="1" wp14:anchorId="415FED15" wp14:editId="1C93A6A9">
+          <wp:anchor distT="0" distB="0" distL="114300" distR="114300" simplePos="0" relativeHeight="251666432" behindDoc="0" locked="0" layoutInCell="1" allowOverlap="1" wp14:anchorId="415FED15" wp14:editId="42765F77">
             <wp:simplePos x="0" y="0"/>
-            <wp:positionH relativeFrom="column">
-              <wp:posOffset>-3810</wp:posOffset>
+            <wp:positionH relativeFrom="margin">
+              <wp:posOffset>0</wp:posOffset>
             </wp:positionH>
             <wp:positionV relativeFrom="paragraph">
-              <wp:posOffset>3836670</wp:posOffset>
+              <wp:posOffset>4187190</wp:posOffset>
             </wp:positionV>
             <wp:extent cx="6692265" cy="3764280"/>
             <wp:effectExtent l="0" t="0" r="0" b="7620"/>
@@ -1391,8 +2295,118 @@
         <w:rPr>
           <w:noProof/>
         </w:rPr>
+        <mc:AlternateContent>
+          <mc:Choice Requires="wps">
+            <w:drawing>
+              <wp:anchor distT="0" distB="0" distL="114300" distR="114300" simplePos="0" relativeHeight="251713536" behindDoc="0" locked="0" layoutInCell="1" allowOverlap="1" wp14:anchorId="127BEB98" wp14:editId="6A187AA1">
+                <wp:simplePos x="0" y="0"/>
+                <wp:positionH relativeFrom="column">
+                  <wp:posOffset>0</wp:posOffset>
+                </wp:positionH>
+                <wp:positionV relativeFrom="paragraph">
+                  <wp:posOffset>3821430</wp:posOffset>
+                </wp:positionV>
+                <wp:extent cx="6692265" cy="635"/>
+                <wp:effectExtent l="0" t="0" r="0" b="0"/>
+                <wp:wrapSquare wrapText="bothSides"/>
+                <wp:docPr id="46" name="Text Box 46"/>
+                <wp:cNvGraphicFramePr/>
+                <a:graphic xmlns:a="http://schemas.openxmlformats.org/drawingml/2006/main">
+                  <a:graphicData uri="http://schemas.microsoft.com/office/word/2010/wordprocessingShape">
+                    <wps:wsp>
+                      <wps:cNvSpPr txBox="1"/>
+                      <wps:spPr>
+                        <a:xfrm>
+                          <a:off x="0" y="0"/>
+                          <a:ext cx="6692265" cy="635"/>
+                        </a:xfrm>
+                        <a:prstGeom prst="rect">
+                          <a:avLst/>
+                        </a:prstGeom>
+                        <a:solidFill>
+                          <a:prstClr val="white"/>
+                        </a:solidFill>
+                        <a:ln>
+                          <a:noFill/>
+                        </a:ln>
+                      </wps:spPr>
+                      <wps:txbx>
+                        <w:txbxContent>
+                          <w:p>
+                            <w:pPr>
+                              <w:pStyle w:val="Caption"/>
+                              <w:jc w:val="center"/>
+                              <w:rPr>
+                                <w:noProof/>
+                                <w:sz w:val="24"/>
+                                <w:szCs w:val="24"/>
+                                <w:lang w:val="ro-RO"/>
+                              </w:rPr>
+                            </w:pPr>
+                            <w:r>
+                              <w:t>Figur</w:t>
+                            </w:r>
+                            <w:r>
+                              <w:rPr>
+                                <w:lang w:val="ro-RO"/>
+                              </w:rPr>
+                              <w:t>a 8. BMI</w:t>
+                            </w:r>
+                          </w:p>
+                        </w:txbxContent>
+                      </wps:txbx>
+                      <wps:bodyPr rot="0" spcFirstLastPara="0" vertOverflow="overflow" horzOverflow="overflow" vert="horz" wrap="square" lIns="0" tIns="0" rIns="0" bIns="0" numCol="1" spcCol="0" rtlCol="0" fromWordArt="0" anchor="t" anchorCtr="0" forceAA="0" compatLnSpc="1">
+                        <a:prstTxWarp prst="textNoShape">
+                          <a:avLst/>
+                        </a:prstTxWarp>
+                        <a:spAutoFit/>
+                      </wps:bodyPr>
+                    </wps:wsp>
+                  </a:graphicData>
+                </a:graphic>
+              </wp:anchor>
+            </w:drawing>
+          </mc:Choice>
+          <mc:Fallback>
+            <w:pict>
+              <v:shape w14:anchorId="127BEB98" id="Text Box 46" o:spid="_x0000_s1034" type="#_x0000_t202" style="position:absolute;margin-left:0;margin-top:300.9pt;width:526.95pt;height:.05pt;z-index:251713536;visibility:visible;mso-wrap-style:square;mso-wrap-distance-left:9pt;mso-wrap-distance-top:0;mso-wrap-distance-right:9pt;mso-wrap-distance-bottom:0;mso-position-horizontal:absolute;mso-position-horizontal-relative:text;mso-position-vertical:absolute;mso-position-vertical-relative:text;v-text-anchor:top" o:gfxdata="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" stroked="f">
+                <v:textbox style="mso-fit-shape-to-text:t" inset="0,0,0,0">
+                  <w:txbxContent>
+                    <w:p>
+                      <w:pPr>
+                        <w:pStyle w:val="Caption"/>
+                        <w:jc w:val="center"/>
+                        <w:rPr>
+                          <w:noProof/>
+                          <w:sz w:val="24"/>
+                          <w:szCs w:val="24"/>
+                          <w:lang w:val="ro-RO"/>
+                        </w:rPr>
+                      </w:pPr>
+                      <w:r>
+                        <w:t>Figur</w:t>
+                      </w:r>
+                      <w:r>
+                        <w:rPr>
+                          <w:lang w:val="ro-RO"/>
+                        </w:rPr>
+                        <w:t>a 8. BMI</w:t>
+                      </w:r>
+                    </w:p>
+                  </w:txbxContent>
+                </v:textbox>
+                <w10:wrap type="square"/>
+              </v:shape>
+            </w:pict>
+          </mc:Fallback>
+        </mc:AlternateContent>
+      </w:r>
+      <w:r>
+        <w:rPr>
+          <w:noProof/>
+        </w:rPr>
         <w:drawing>
-          <wp:anchor distT="0" distB="0" distL="114300" distR="114300" simplePos="0" relativeHeight="251665408" behindDoc="0" locked="0" layoutInCell="1" allowOverlap="1" wp14:anchorId="3CD95370" wp14:editId="2B998DA7">
+          <wp:anchor distT="0" distB="0" distL="114300" distR="114300" simplePos="0" relativeHeight="251665408" behindDoc="0" locked="0" layoutInCell="1" allowOverlap="1" wp14:anchorId="3CD95370" wp14:editId="412C1403">
             <wp:simplePos x="0" y="0"/>
             <wp:positionH relativeFrom="margin">
               <wp:align>right</wp:align>
@@ -1451,31 +2465,121 @@
           <w:lang w:val="ro-RO"/>
         </w:rPr>
       </w:pPr>
-    </w:p>
-    <w:p>
-      <w:pPr>
-        <w:spacing w:after="160" w:line="259" w:lineRule="auto"/>
-        <w:rPr>
-          <w:b/>
-          <w:bCs/>
-          <w:lang w:val="ro-RO"/>
-        </w:rPr>
-      </w:pPr>
-    </w:p>
-    <w:p>
-      <w:pPr>
-        <w:spacing w:after="160" w:line="259" w:lineRule="auto"/>
-        <w:rPr>
-          <w:b/>
-          <w:bCs/>
-          <w:lang w:val="ro-RO"/>
-        </w:rPr>
-      </w:pPr>
       <w:r>
         <w:rPr>
           <w:noProof/>
         </w:rPr>
         <w:lastRenderedPageBreak/>
+        <mc:AlternateContent>
+          <mc:Choice Requires="wps">
+            <w:drawing>
+              <wp:anchor distT="0" distB="0" distL="114300" distR="114300" simplePos="0" relativeHeight="251717632" behindDoc="0" locked="0" layoutInCell="1" allowOverlap="1" wp14:anchorId="0B8E3892" wp14:editId="4738A464">
+                <wp:simplePos x="0" y="0"/>
+                <wp:positionH relativeFrom="column">
+                  <wp:posOffset>0</wp:posOffset>
+                </wp:positionH>
+                <wp:positionV relativeFrom="paragraph">
+                  <wp:posOffset>3821430</wp:posOffset>
+                </wp:positionV>
+                <wp:extent cx="6692265" cy="635"/>
+                <wp:effectExtent l="0" t="0" r="0" b="0"/>
+                <wp:wrapSquare wrapText="bothSides"/>
+                <wp:docPr id="48" name="Text Box 48"/>
+                <wp:cNvGraphicFramePr/>
+                <a:graphic xmlns:a="http://schemas.openxmlformats.org/drawingml/2006/main">
+                  <a:graphicData uri="http://schemas.microsoft.com/office/word/2010/wordprocessingShape">
+                    <wps:wsp>
+                      <wps:cNvSpPr txBox="1"/>
+                      <wps:spPr>
+                        <a:xfrm>
+                          <a:off x="0" y="0"/>
+                          <a:ext cx="6692265" cy="635"/>
+                        </a:xfrm>
+                        <a:prstGeom prst="rect">
+                          <a:avLst/>
+                        </a:prstGeom>
+                        <a:solidFill>
+                          <a:prstClr val="white"/>
+                        </a:solidFill>
+                        <a:ln>
+                          <a:noFill/>
+                        </a:ln>
+                      </wps:spPr>
+                      <wps:txbx>
+                        <w:txbxContent>
+                          <w:p>
+                            <w:pPr>
+                              <w:pStyle w:val="Caption"/>
+                              <w:jc w:val="center"/>
+                              <w:rPr>
+                                <w:noProof/>
+                                <w:sz w:val="24"/>
+                                <w:szCs w:val="24"/>
+                                <w:lang w:val="ro-RO"/>
+                              </w:rPr>
+                            </w:pPr>
+                            <w:r>
+                              <w:t>Figur</w:t>
+                            </w:r>
+                            <w:r>
+                              <w:rPr>
+                                <w:lang w:val="ro-RO"/>
+                              </w:rPr>
+                              <w:t>a 10. Currency</w:t>
+                            </w:r>
+                          </w:p>
+                        </w:txbxContent>
+                      </wps:txbx>
+                      <wps:bodyPr rot="0" spcFirstLastPara="0" vertOverflow="overflow" horzOverflow="overflow" vert="horz" wrap="square" lIns="0" tIns="0" rIns="0" bIns="0" numCol="1" spcCol="0" rtlCol="0" fromWordArt="0" anchor="t" anchorCtr="0" forceAA="0" compatLnSpc="1">
+                        <a:prstTxWarp prst="textNoShape">
+                          <a:avLst/>
+                        </a:prstTxWarp>
+                        <a:spAutoFit/>
+                      </wps:bodyPr>
+                    </wps:wsp>
+                  </a:graphicData>
+                </a:graphic>
+              </wp:anchor>
+            </w:drawing>
+          </mc:Choice>
+          <mc:Fallback>
+            <w:pict>
+              <v:shape w14:anchorId="0B8E3892" id="Text Box 48" o:spid="_x0000_s1035" type="#_x0000_t202" style="position:absolute;margin-left:0;margin-top:300.9pt;width:526.95pt;height:.05pt;z-index:251717632;visibility:visible;mso-wrap-style:square;mso-wrap-distance-left:9pt;mso-wrap-distance-top:0;mso-wrap-distance-right:9pt;mso-wrap-distance-bottom:0;mso-position-horizontal:absolute;mso-position-horizontal-relative:text;mso-position-vertical:absolute;mso-position-vertical-relative:text;v-text-anchor:top" o:gfxdata="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" stroked="f">
+                <v:textbox style="mso-fit-shape-to-text:t" inset="0,0,0,0">
+                  <w:txbxContent>
+                    <w:p>
+                      <w:pPr>
+                        <w:pStyle w:val="Caption"/>
+                        <w:jc w:val="center"/>
+                        <w:rPr>
+                          <w:noProof/>
+                          <w:sz w:val="24"/>
+                          <w:szCs w:val="24"/>
+                          <w:lang w:val="ro-RO"/>
+                        </w:rPr>
+                      </w:pPr>
+                      <w:r>
+                        <w:t>Figur</w:t>
+                      </w:r>
+                      <w:r>
+                        <w:rPr>
+                          <w:lang w:val="ro-RO"/>
+                        </w:rPr>
+                        <w:t>a 10. Currency</w:t>
+                      </w:r>
+                    </w:p>
+                  </w:txbxContent>
+                </v:textbox>
+                <w10:wrap type="square"/>
+              </v:shape>
+            </w:pict>
+          </mc:Fallback>
+        </mc:AlternateContent>
+      </w:r>
+      <w:r>
+        <w:rPr>
+          <w:noProof/>
+        </w:rPr>
         <w:drawing>
           <wp:anchor distT="0" distB="0" distL="114300" distR="114300" simplePos="0" relativeHeight="251667456" behindDoc="0" locked="0" layoutInCell="1" allowOverlap="1" wp14:anchorId="3526CC30" wp14:editId="34844EC3">
             <wp:simplePos x="0" y="0"/>
@@ -1545,6 +2649,116 @@
         <w:rPr>
           <w:noProof/>
         </w:rPr>
+        <mc:AlternateContent>
+          <mc:Choice Requires="wps">
+            <w:drawing>
+              <wp:anchor distT="0" distB="0" distL="114300" distR="114300" simplePos="0" relativeHeight="251719680" behindDoc="0" locked="0" layoutInCell="1" allowOverlap="1" wp14:anchorId="02067AFC" wp14:editId="7EF0BE56">
+                <wp:simplePos x="0" y="0"/>
+                <wp:positionH relativeFrom="column">
+                  <wp:posOffset>0</wp:posOffset>
+                </wp:positionH>
+                <wp:positionV relativeFrom="paragraph">
+                  <wp:posOffset>3971925</wp:posOffset>
+                </wp:positionV>
+                <wp:extent cx="6692265" cy="635"/>
+                <wp:effectExtent l="0" t="0" r="0" b="0"/>
+                <wp:wrapSquare wrapText="bothSides"/>
+                <wp:docPr id="49" name="Text Box 49"/>
+                <wp:cNvGraphicFramePr/>
+                <a:graphic xmlns:a="http://schemas.openxmlformats.org/drawingml/2006/main">
+                  <a:graphicData uri="http://schemas.microsoft.com/office/word/2010/wordprocessingShape">
+                    <wps:wsp>
+                      <wps:cNvSpPr txBox="1"/>
+                      <wps:spPr>
+                        <a:xfrm>
+                          <a:off x="0" y="0"/>
+                          <a:ext cx="6692265" cy="635"/>
+                        </a:xfrm>
+                        <a:prstGeom prst="rect">
+                          <a:avLst/>
+                        </a:prstGeom>
+                        <a:solidFill>
+                          <a:prstClr val="white"/>
+                        </a:solidFill>
+                        <a:ln>
+                          <a:noFill/>
+                        </a:ln>
+                      </wps:spPr>
+                      <wps:txbx>
+                        <w:txbxContent>
+                          <w:p>
+                            <w:pPr>
+                              <w:pStyle w:val="Caption"/>
+                              <w:jc w:val="center"/>
+                              <w:rPr>
+                                <w:noProof/>
+                                <w:sz w:val="24"/>
+                                <w:szCs w:val="24"/>
+                                <w:lang w:val="ro-RO"/>
+                              </w:rPr>
+                            </w:pPr>
+                            <w:r>
+                              <w:t>Figur</w:t>
+                            </w:r>
+                            <w:r>
+                              <w:rPr>
+                                <w:lang w:val="ro-RO"/>
+                              </w:rPr>
+                              <w:t xml:space="preserve">a 11.  Hello, World! </w:t>
+                            </w:r>
+                          </w:p>
+                        </w:txbxContent>
+                      </wps:txbx>
+                      <wps:bodyPr rot="0" spcFirstLastPara="0" vertOverflow="overflow" horzOverflow="overflow" vert="horz" wrap="square" lIns="0" tIns="0" rIns="0" bIns="0" numCol="1" spcCol="0" rtlCol="0" fromWordArt="0" anchor="t" anchorCtr="0" forceAA="0" compatLnSpc="1">
+                        <a:prstTxWarp prst="textNoShape">
+                          <a:avLst/>
+                        </a:prstTxWarp>
+                        <a:spAutoFit/>
+                      </wps:bodyPr>
+                    </wps:wsp>
+                  </a:graphicData>
+                </a:graphic>
+              </wp:anchor>
+            </w:drawing>
+          </mc:Choice>
+          <mc:Fallback>
+            <w:pict>
+              <v:shape w14:anchorId="02067AFC" id="Text Box 49" o:spid="_x0000_s1036" type="#_x0000_t202" style="position:absolute;left:0;text-align:left;margin-left:0;margin-top:312.75pt;width:526.95pt;height:.05pt;z-index:251719680;visibility:visible;mso-wrap-style:square;mso-wrap-distance-left:9pt;mso-wrap-distance-top:0;mso-wrap-distance-right:9pt;mso-wrap-distance-bottom:0;mso-position-horizontal:absolute;mso-position-horizontal-relative:text;mso-position-vertical:absolute;mso-position-vertical-relative:text;v-text-anchor:top" o:gfxdata="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" stroked="f">
+                <v:textbox style="mso-fit-shape-to-text:t" inset="0,0,0,0">
+                  <w:txbxContent>
+                    <w:p>
+                      <w:pPr>
+                        <w:pStyle w:val="Caption"/>
+                        <w:jc w:val="center"/>
+                        <w:rPr>
+                          <w:noProof/>
+                          <w:sz w:val="24"/>
+                          <w:szCs w:val="24"/>
+                          <w:lang w:val="ro-RO"/>
+                        </w:rPr>
+                      </w:pPr>
+                      <w:r>
+                        <w:t>Figur</w:t>
+                      </w:r>
+                      <w:r>
+                        <w:rPr>
+                          <w:lang w:val="ro-RO"/>
+                        </w:rPr>
+                        <w:t xml:space="preserve">a 11.  Hello, World! </w:t>
+                      </w:r>
+                    </w:p>
+                  </w:txbxContent>
+                </v:textbox>
+                <w10:wrap type="square"/>
+              </v:shape>
+            </w:pict>
+          </mc:Fallback>
+        </mc:AlternateContent>
+      </w:r>
+      <w:r>
+        <w:rPr>
+          <w:noProof/>
+        </w:rPr>
         <w:drawing>
           <wp:anchor distT="0" distB="0" distL="114300" distR="114300" simplePos="0" relativeHeight="251668480" behindDoc="0" locked="0" layoutInCell="1" allowOverlap="1" wp14:anchorId="2F086CED" wp14:editId="2952F259">
             <wp:simplePos x="0" y="0"/>
@@ -1629,42 +2843,160 @@
           <w:lang w:val="ro-RO"/>
         </w:rPr>
       </w:pPr>
-    </w:p>
-    <w:p>
-      <w:pPr>
-        <w:spacing w:after="160" w:line="259" w:lineRule="auto"/>
-        <w:rPr>
-          <w:b/>
-          <w:bCs/>
-          <w:lang w:val="ro-RO"/>
-        </w:rPr>
-      </w:pPr>
-    </w:p>
-    <w:p>
-      <w:pPr>
-        <w:spacing w:after="160" w:line="259" w:lineRule="auto"/>
-        <w:rPr>
-          <w:b/>
-          <w:bCs/>
-          <w:lang w:val="ro-RO"/>
-        </w:rPr>
-      </w:pPr>
       <w:r>
         <w:rPr>
           <w:noProof/>
         </w:rPr>
         <w:lastRenderedPageBreak/>
+        <mc:AlternateContent>
+          <mc:Choice Requires="wps">
+            <w:drawing>
+              <wp:anchor distT="0" distB="0" distL="114300" distR="114300" simplePos="0" relativeHeight="251723776" behindDoc="0" locked="0" layoutInCell="1" allowOverlap="1" wp14:anchorId="3E826587" wp14:editId="2CC561B7">
+                <wp:simplePos x="0" y="0"/>
+                <wp:positionH relativeFrom="column">
+                  <wp:posOffset>0</wp:posOffset>
+                </wp:positionH>
+                <wp:positionV relativeFrom="paragraph">
+                  <wp:posOffset>8273415</wp:posOffset>
+                </wp:positionV>
+                <wp:extent cx="6692265" cy="635"/>
+                <wp:effectExtent l="0" t="0" r="0" b="0"/>
+                <wp:wrapSquare wrapText="bothSides"/>
+                <wp:docPr id="52" name="Text Box 52"/>
+                <wp:cNvGraphicFramePr/>
+                <a:graphic xmlns:a="http://schemas.openxmlformats.org/drawingml/2006/main">
+                  <a:graphicData uri="http://schemas.microsoft.com/office/word/2010/wordprocessingShape">
+                    <wps:wsp>
+                      <wps:cNvSpPr txBox="1"/>
+                      <wps:spPr>
+                        <a:xfrm>
+                          <a:off x="0" y="0"/>
+                          <a:ext cx="6692265" cy="635"/>
+                        </a:xfrm>
+                        <a:prstGeom prst="rect">
+                          <a:avLst/>
+                        </a:prstGeom>
+                        <a:solidFill>
+                          <a:prstClr val="white"/>
+                        </a:solidFill>
+                        <a:ln>
+                          <a:noFill/>
+                        </a:ln>
+                      </wps:spPr>
+                      <wps:txbx>
+                        <w:txbxContent>
+                          <w:p>
+                            <w:pPr>
+                              <w:pStyle w:val="Caption"/>
+                              <w:jc w:val="center"/>
+                              <w:rPr>
+                                <w:noProof/>
+                                <w:sz w:val="24"/>
+                                <w:szCs w:val="24"/>
+                              </w:rPr>
+                            </w:pPr>
+                            <w:r>
+                              <w:rPr>
+                                <w:lang w:val="en-US"/>
+                              </w:rPr>
+                              <w:t>Figura 1</w:t>
+                            </w:r>
+                            <w:r>
+                              <w:rPr>
+                                <w:lang w:val="en-US"/>
+                              </w:rPr>
+                              <w:t>3</w:t>
+                            </w:r>
+                            <w:r>
+                              <w:rPr>
+                                <w:lang w:val="en-US"/>
+                              </w:rPr>
+                              <w:t xml:space="preserve">. </w:t>
+                            </w:r>
+                            <w:r>
+                              <w:rPr>
+                                <w:lang w:val="en-US"/>
+                              </w:rPr>
+                              <w:t>Lists</w:t>
+                            </w:r>
+                          </w:p>
+                        </w:txbxContent>
+                      </wps:txbx>
+                      <wps:bodyPr rot="0" spcFirstLastPara="0" vertOverflow="overflow" horzOverflow="overflow" vert="horz" wrap="square" lIns="0" tIns="0" rIns="0" bIns="0" numCol="1" spcCol="0" rtlCol="0" fromWordArt="0" anchor="t" anchorCtr="0" forceAA="0" compatLnSpc="1">
+                        <a:prstTxWarp prst="textNoShape">
+                          <a:avLst/>
+                        </a:prstTxWarp>
+                        <a:spAutoFit/>
+                      </wps:bodyPr>
+                    </wps:wsp>
+                  </a:graphicData>
+                </a:graphic>
+              </wp:anchor>
+            </w:drawing>
+          </mc:Choice>
+          <mc:Fallback>
+            <w:pict>
+              <v:shape w14:anchorId="3E826587" id="Text Box 52" o:spid="_x0000_s1037" type="#_x0000_t202" style="position:absolute;margin-left:0;margin-top:651.45pt;width:526.95pt;height:.05pt;z-index:251723776;visibility:visible;mso-wrap-style:square;mso-wrap-distance-left:9pt;mso-wrap-distance-top:0;mso-wrap-distance-right:9pt;mso-wrap-distance-bottom:0;mso-position-horizontal:absolute;mso-position-horizontal-relative:text;mso-position-vertical:absolute;mso-position-vertical-relative:text;v-text-anchor:top" o:gfxdata="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" stroked="f">
+                <v:textbox style="mso-fit-shape-to-text:t" inset="0,0,0,0">
+                  <w:txbxContent>
+                    <w:p>
+                      <w:pPr>
+                        <w:pStyle w:val="Caption"/>
+                        <w:jc w:val="center"/>
+                        <w:rPr>
+                          <w:noProof/>
+                          <w:sz w:val="24"/>
+                          <w:szCs w:val="24"/>
+                        </w:rPr>
+                      </w:pPr>
+                      <w:r>
+                        <w:rPr>
+                          <w:lang w:val="en-US"/>
+                        </w:rPr>
+                        <w:t>Figura 1</w:t>
+                      </w:r>
+                      <w:r>
+                        <w:rPr>
+                          <w:lang w:val="en-US"/>
+                        </w:rPr>
+                        <w:t>3</w:t>
+                      </w:r>
+                      <w:r>
+                        <w:rPr>
+                          <w:lang w:val="en-US"/>
+                        </w:rPr>
+                        <w:t xml:space="preserve">. </w:t>
+                      </w:r>
+                      <w:r>
+                        <w:rPr>
+                          <w:lang w:val="en-US"/>
+                        </w:rPr>
+                        <w:t>Lists</w:t>
+                      </w:r>
+                    </w:p>
+                  </w:txbxContent>
+                </v:textbox>
+                <w10:wrap type="square"/>
+              </v:shape>
+            </w:pict>
+          </mc:Fallback>
+        </mc:AlternateContent>
+      </w:r>
+      <w:r>
+        <w:rPr>
+          <w:noProof/>
+        </w:rPr>
         <w:drawing>
-          <wp:anchor distT="0" distB="0" distL="114300" distR="114300" simplePos="0" relativeHeight="251670528" behindDoc="0" locked="0" layoutInCell="1" allowOverlap="1" wp14:anchorId="5A9311F3" wp14:editId="4C989358">
+          <wp:anchor distT="0" distB="0" distL="114300" distR="114300" simplePos="0" relativeHeight="251670528" behindDoc="0" locked="0" layoutInCell="1" allowOverlap="1" wp14:anchorId="5A9311F3" wp14:editId="1051AC05">
             <wp:simplePos x="0" y="0"/>
             <wp:positionH relativeFrom="margin">
-              <wp:align>right</wp:align>
+              <wp:align>left</wp:align>
             </wp:positionH>
             <wp:positionV relativeFrom="paragraph">
-              <wp:posOffset>4319905</wp:posOffset>
+              <wp:posOffset>4281170</wp:posOffset>
             </wp:positionV>
-            <wp:extent cx="6692265" cy="4287520"/>
-            <wp:effectExtent l="0" t="0" r="0" b="0"/>
+            <wp:extent cx="6692265" cy="3935095"/>
+            <wp:effectExtent l="0" t="0" r="0" b="8255"/>
             <wp:wrapSquare wrapText="bothSides"/>
             <wp:docPr id="15" name="Picture 15"/>
             <wp:cNvGraphicFramePr>
@@ -1677,7 +3009,7 @@
                     <pic:cNvPr id="1" name=""/>
                     <pic:cNvPicPr/>
                   </pic:nvPicPr>
-                  <pic:blipFill>
+                  <pic:blipFill rotWithShape="1">
                     <a:blip r:embed="rId20">
                       <a:extLst>
                         <a:ext uri="{28A0092B-C50C-407E-A947-70E740481C1C}">
@@ -1685,22 +3017,32 @@
                         </a:ext>
                       </a:extLst>
                     </a:blip>
-                    <a:stretch>
-                      <a:fillRect/>
-                    </a:stretch>
+                    <a:srcRect t="8220"/>
+                    <a:stretch/>
                   </pic:blipFill>
-                  <pic:spPr>
+                  <pic:spPr bwMode="auto">
                     <a:xfrm>
                       <a:off x="0" y="0"/>
-                      <a:ext cx="6692265" cy="4287520"/>
+                      <a:ext cx="6692265" cy="3935095"/>
                     </a:xfrm>
                     <a:prstGeom prst="rect">
                       <a:avLst/>
                     </a:prstGeom>
+                    <a:ln>
+                      <a:noFill/>
+                    </a:ln>
+                    <a:extLst>
+                      <a:ext uri="{53640926-AAD7-44D8-BBD7-CCE9431645EC}">
+                        <a14:shadowObscured xmlns:a14="http://schemas.microsoft.com/office/drawing/2010/main"/>
+                      </a:ext>
+                    </a:extLst>
                   </pic:spPr>
                 </pic:pic>
               </a:graphicData>
             </a:graphic>
+            <wp14:sizeRelV relativeFrom="margin">
+              <wp14:pctHeight>0</wp14:pctHeight>
+            </wp14:sizeRelV>
           </wp:anchor>
         </w:drawing>
       </w:r>
@@ -1709,10 +3051,10 @@
           <w:noProof/>
         </w:rPr>
         <w:drawing>
-          <wp:anchor distT="0" distB="0" distL="114300" distR="114300" simplePos="0" relativeHeight="251669504" behindDoc="0" locked="0" layoutInCell="1" allowOverlap="1" wp14:anchorId="7ED5684E" wp14:editId="00E82674">
+          <wp:anchor distT="0" distB="0" distL="114300" distR="114300" simplePos="0" relativeHeight="251669504" behindDoc="0" locked="0" layoutInCell="1" allowOverlap="1" wp14:anchorId="7ED5684E" wp14:editId="3AA27182">
             <wp:simplePos x="0" y="0"/>
             <wp:positionH relativeFrom="margin">
-              <wp:align>right</wp:align>
+              <wp:align>left</wp:align>
             </wp:positionH>
             <wp:positionV relativeFrom="paragraph">
               <wp:posOffset>0</wp:posOffset>
@@ -1758,6 +3100,110 @@
           </wp:anchor>
         </w:drawing>
       </w:r>
+      <w:r>
+        <w:rPr>
+          <w:noProof/>
+        </w:rPr>
+        <mc:AlternateContent>
+          <mc:Choice Requires="wps">
+            <w:drawing>
+              <wp:anchor distT="0" distB="0" distL="114300" distR="114300" simplePos="0" relativeHeight="251721728" behindDoc="0" locked="0" layoutInCell="1" allowOverlap="1" wp14:anchorId="27E553F9" wp14:editId="4B493D82">
+                <wp:simplePos x="0" y="0"/>
+                <wp:positionH relativeFrom="column">
+                  <wp:posOffset>0</wp:posOffset>
+                </wp:positionH>
+                <wp:positionV relativeFrom="paragraph">
+                  <wp:posOffset>4027170</wp:posOffset>
+                </wp:positionV>
+                <wp:extent cx="6692265" cy="635"/>
+                <wp:effectExtent l="0" t="0" r="0" b="0"/>
+                <wp:wrapSquare wrapText="bothSides"/>
+                <wp:docPr id="50" name="Text Box 50"/>
+                <wp:cNvGraphicFramePr/>
+                <a:graphic xmlns:a="http://schemas.openxmlformats.org/drawingml/2006/main">
+                  <a:graphicData uri="http://schemas.microsoft.com/office/word/2010/wordprocessingShape">
+                    <wps:wsp>
+                      <wps:cNvSpPr txBox="1"/>
+                      <wps:spPr>
+                        <a:xfrm>
+                          <a:off x="0" y="0"/>
+                          <a:ext cx="6692265" cy="635"/>
+                        </a:xfrm>
+                        <a:prstGeom prst="rect">
+                          <a:avLst/>
+                        </a:prstGeom>
+                        <a:solidFill>
+                          <a:prstClr val="white"/>
+                        </a:solidFill>
+                        <a:ln>
+                          <a:noFill/>
+                        </a:ln>
+                      </wps:spPr>
+                      <wps:txbx>
+                        <w:txbxContent>
+                          <w:p>
+                            <w:pPr>
+                              <w:pStyle w:val="Caption"/>
+                              <w:jc w:val="center"/>
+                              <w:rPr>
+                                <w:noProof/>
+                                <w:sz w:val="24"/>
+                                <w:szCs w:val="24"/>
+                                <w:lang w:val="en-US"/>
+                              </w:rPr>
+                            </w:pPr>
+                            <w:r>
+                              <w:rPr>
+                                <w:lang w:val="en-US"/>
+                              </w:rPr>
+                              <w:t>Figura 12. Variables and Types</w:t>
+                            </w:r>
+                          </w:p>
+                        </w:txbxContent>
+                      </wps:txbx>
+                      <wps:bodyPr rot="0" spcFirstLastPara="0" vertOverflow="overflow" horzOverflow="overflow" vert="horz" wrap="square" lIns="0" tIns="0" rIns="0" bIns="0" numCol="1" spcCol="0" rtlCol="0" fromWordArt="0" anchor="t" anchorCtr="0" forceAA="0" compatLnSpc="1">
+                        <a:prstTxWarp prst="textNoShape">
+                          <a:avLst/>
+                        </a:prstTxWarp>
+                        <a:spAutoFit/>
+                      </wps:bodyPr>
+                    </wps:wsp>
+                  </a:graphicData>
+                </a:graphic>
+              </wp:anchor>
+            </w:drawing>
+          </mc:Choice>
+          <mc:Fallback>
+            <w:pict>
+              <v:shape w14:anchorId="27E553F9" id="Text Box 50" o:spid="_x0000_s1038" type="#_x0000_t202" style="position:absolute;margin-left:0;margin-top:317.1pt;width:526.95pt;height:.05pt;z-index:251721728;visibility:visible;mso-wrap-style:square;mso-wrap-distance-left:9pt;mso-wrap-distance-top:0;mso-wrap-distance-right:9pt;mso-wrap-distance-bottom:0;mso-position-horizontal:absolute;mso-position-horizontal-relative:text;mso-position-vertical:absolute;mso-position-vertical-relative:text;v-text-anchor:top" o:gfxdata="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" stroked="f">
+                <v:textbox style="mso-fit-shape-to-text:t" inset="0,0,0,0">
+                  <w:txbxContent>
+                    <w:p>
+                      <w:pPr>
+                        <w:pStyle w:val="Caption"/>
+                        <w:jc w:val="center"/>
+                        <w:rPr>
+                          <w:noProof/>
+                          <w:sz w:val="24"/>
+                          <w:szCs w:val="24"/>
+                          <w:lang w:val="en-US"/>
+                        </w:rPr>
+                      </w:pPr>
+                      <w:r>
+                        <w:rPr>
+                          <w:lang w:val="en-US"/>
+                        </w:rPr>
+                        <w:t>Figura 12. Variables and Types</w:t>
+                      </w:r>
+                    </w:p>
+                  </w:txbxContent>
+                </v:textbox>
+                <w10:wrap type="square"/>
+              </v:shape>
+            </w:pict>
+          </mc:Fallback>
+        </mc:AlternateContent>
+      </w:r>
     </w:p>
     <w:p>
       <w:pPr>
@@ -1773,14 +3219,116 @@
           <w:noProof/>
         </w:rPr>
         <w:lastRenderedPageBreak/>
+        <mc:AlternateContent>
+          <mc:Choice Requires="wps">
+            <w:drawing>
+              <wp:anchor distT="0" distB="0" distL="114300" distR="114300" simplePos="0" relativeHeight="251727872" behindDoc="0" locked="0" layoutInCell="1" allowOverlap="1" wp14:anchorId="153DD491" wp14:editId="6EF2E961">
+                <wp:simplePos x="0" y="0"/>
+                <wp:positionH relativeFrom="column">
+                  <wp:posOffset>0</wp:posOffset>
+                </wp:positionH>
+                <wp:positionV relativeFrom="paragraph">
+                  <wp:posOffset>8196580</wp:posOffset>
+                </wp:positionV>
+                <wp:extent cx="6692265" cy="635"/>
+                <wp:effectExtent l="0" t="0" r="0" b="0"/>
+                <wp:wrapSquare wrapText="bothSides"/>
+                <wp:docPr id="54" name="Text Box 54"/>
+                <wp:cNvGraphicFramePr/>
+                <a:graphic xmlns:a="http://schemas.openxmlformats.org/drawingml/2006/main">
+                  <a:graphicData uri="http://schemas.microsoft.com/office/word/2010/wordprocessingShape">
+                    <wps:wsp>
+                      <wps:cNvSpPr txBox="1"/>
+                      <wps:spPr>
+                        <a:xfrm>
+                          <a:off x="0" y="0"/>
+                          <a:ext cx="6692265" cy="635"/>
+                        </a:xfrm>
+                        <a:prstGeom prst="rect">
+                          <a:avLst/>
+                        </a:prstGeom>
+                        <a:solidFill>
+                          <a:prstClr val="white"/>
+                        </a:solidFill>
+                        <a:ln>
+                          <a:noFill/>
+                        </a:ln>
+                      </wps:spPr>
+                      <wps:txbx>
+                        <w:txbxContent>
+                          <w:p>
+                            <w:pPr>
+                              <w:pStyle w:val="Caption"/>
+                              <w:jc w:val="center"/>
+                              <w:rPr>
+                                <w:noProof/>
+                                <w:sz w:val="24"/>
+                                <w:szCs w:val="24"/>
+                              </w:rPr>
+                            </w:pPr>
+                            <w:r>
+                              <w:rPr>
+                                <w:lang w:val="en-US"/>
+                              </w:rPr>
+                              <w:t>Figura 15. String Formatting</w:t>
+                            </w:r>
+                          </w:p>
+                        </w:txbxContent>
+                      </wps:txbx>
+                      <wps:bodyPr rot="0" spcFirstLastPara="0" vertOverflow="overflow" horzOverflow="overflow" vert="horz" wrap="square" lIns="0" tIns="0" rIns="0" bIns="0" numCol="1" spcCol="0" rtlCol="0" fromWordArt="0" anchor="t" anchorCtr="0" forceAA="0" compatLnSpc="1">
+                        <a:prstTxWarp prst="textNoShape">
+                          <a:avLst/>
+                        </a:prstTxWarp>
+                        <a:spAutoFit/>
+                      </wps:bodyPr>
+                    </wps:wsp>
+                  </a:graphicData>
+                </a:graphic>
+              </wp:anchor>
+            </w:drawing>
+          </mc:Choice>
+          <mc:Fallback>
+            <w:pict>
+              <v:shape w14:anchorId="153DD491" id="Text Box 54" o:spid="_x0000_s1039" type="#_x0000_t202" style="position:absolute;margin-left:0;margin-top:645.4pt;width:526.95pt;height:.05pt;z-index:251727872;visibility:visible;mso-wrap-style:square;mso-wrap-distance-left:9pt;mso-wrap-distance-top:0;mso-wrap-distance-right:9pt;mso-wrap-distance-bottom:0;mso-position-horizontal:absolute;mso-position-horizontal-relative:text;mso-position-vertical:absolute;mso-position-vertical-relative:text;v-text-anchor:top" o:gfxdata="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" stroked="f">
+                <v:textbox style="mso-fit-shape-to-text:t" inset="0,0,0,0">
+                  <w:txbxContent>
+                    <w:p>
+                      <w:pPr>
+                        <w:pStyle w:val="Caption"/>
+                        <w:jc w:val="center"/>
+                        <w:rPr>
+                          <w:noProof/>
+                          <w:sz w:val="24"/>
+                          <w:szCs w:val="24"/>
+                        </w:rPr>
+                      </w:pPr>
+                      <w:r>
+                        <w:rPr>
+                          <w:lang w:val="en-US"/>
+                        </w:rPr>
+                        <w:t>Figura 15. String Formatting</w:t>
+                      </w:r>
+                    </w:p>
+                  </w:txbxContent>
+                </v:textbox>
+                <w10:wrap type="square"/>
+              </v:shape>
+            </w:pict>
+          </mc:Fallback>
+        </mc:AlternateContent>
+      </w:r>
+      <w:r>
+        <w:rPr>
+          <w:noProof/>
+        </w:rPr>
         <w:drawing>
-          <wp:anchor distT="0" distB="0" distL="114300" distR="114300" simplePos="0" relativeHeight="251672576" behindDoc="0" locked="0" layoutInCell="1" allowOverlap="1" wp14:anchorId="01C4D445" wp14:editId="27A44FD2">
+          <wp:anchor distT="0" distB="0" distL="114300" distR="114300" simplePos="0" relativeHeight="251672576" behindDoc="0" locked="0" layoutInCell="1" allowOverlap="1" wp14:anchorId="01C4D445" wp14:editId="7D156706">
             <wp:simplePos x="0" y="0"/>
             <wp:positionH relativeFrom="margin">
-              <wp:align>right</wp:align>
+              <wp:align>left</wp:align>
             </wp:positionH>
             <wp:positionV relativeFrom="paragraph">
-              <wp:posOffset>4065270</wp:posOffset>
+              <wp:posOffset>4338320</wp:posOffset>
             </wp:positionV>
             <wp:extent cx="6692265" cy="3801110"/>
             <wp:effectExtent l="0" t="0" r="0" b="8890"/>
@@ -1827,8 +3375,110 @@
         <w:rPr>
           <w:noProof/>
         </w:rPr>
+        <mc:AlternateContent>
+          <mc:Choice Requires="wps">
+            <w:drawing>
+              <wp:anchor distT="0" distB="0" distL="114300" distR="114300" simplePos="0" relativeHeight="251725824" behindDoc="0" locked="0" layoutInCell="1" allowOverlap="1" wp14:anchorId="64CFB645" wp14:editId="1FA5E969">
+                <wp:simplePos x="0" y="0"/>
+                <wp:positionH relativeFrom="column">
+                  <wp:posOffset>0</wp:posOffset>
+                </wp:positionH>
+                <wp:positionV relativeFrom="paragraph">
+                  <wp:posOffset>4027170</wp:posOffset>
+                </wp:positionV>
+                <wp:extent cx="6692265" cy="635"/>
+                <wp:effectExtent l="0" t="0" r="0" b="0"/>
+                <wp:wrapSquare wrapText="bothSides"/>
+                <wp:docPr id="53" name="Text Box 53"/>
+                <wp:cNvGraphicFramePr/>
+                <a:graphic xmlns:a="http://schemas.openxmlformats.org/drawingml/2006/main">
+                  <a:graphicData uri="http://schemas.microsoft.com/office/word/2010/wordprocessingShape">
+                    <wps:wsp>
+                      <wps:cNvSpPr txBox="1"/>
+                      <wps:spPr>
+                        <a:xfrm>
+                          <a:off x="0" y="0"/>
+                          <a:ext cx="6692265" cy="635"/>
+                        </a:xfrm>
+                        <a:prstGeom prst="rect">
+                          <a:avLst/>
+                        </a:prstGeom>
+                        <a:solidFill>
+                          <a:prstClr val="white"/>
+                        </a:solidFill>
+                        <a:ln>
+                          <a:noFill/>
+                        </a:ln>
+                      </wps:spPr>
+                      <wps:txbx>
+                        <w:txbxContent>
+                          <w:p>
+                            <w:pPr>
+                              <w:pStyle w:val="Caption"/>
+                              <w:jc w:val="center"/>
+                              <w:rPr>
+                                <w:noProof/>
+                                <w:sz w:val="24"/>
+                                <w:szCs w:val="24"/>
+                              </w:rPr>
+                            </w:pPr>
+                            <w:r>
+                              <w:rPr>
+                                <w:lang w:val="en-US"/>
+                              </w:rPr>
+                              <w:t xml:space="preserve">Figura 14. Basic Operators </w:t>
+                            </w:r>
+                          </w:p>
+                        </w:txbxContent>
+                      </wps:txbx>
+                      <wps:bodyPr rot="0" spcFirstLastPara="0" vertOverflow="overflow" horzOverflow="overflow" vert="horz" wrap="square" lIns="0" tIns="0" rIns="0" bIns="0" numCol="1" spcCol="0" rtlCol="0" fromWordArt="0" anchor="t" anchorCtr="0" forceAA="0" compatLnSpc="1">
+                        <a:prstTxWarp prst="textNoShape">
+                          <a:avLst/>
+                        </a:prstTxWarp>
+                        <a:spAutoFit/>
+                      </wps:bodyPr>
+                    </wps:wsp>
+                  </a:graphicData>
+                </a:graphic>
+              </wp:anchor>
+            </w:drawing>
+          </mc:Choice>
+          <mc:Fallback>
+            <w:pict>
+              <v:shape w14:anchorId="64CFB645" id="Text Box 53" o:spid="_x0000_s1040" type="#_x0000_t202" style="position:absolute;margin-left:0;margin-top:317.1pt;width:526.95pt;height:.05pt;z-index:251725824;visibility:visible;mso-wrap-style:square;mso-wrap-distance-left:9pt;mso-wrap-distance-top:0;mso-wrap-distance-right:9pt;mso-wrap-distance-bottom:0;mso-position-horizontal:absolute;mso-position-horizontal-relative:text;mso-position-vertical:absolute;mso-position-vertical-relative:text;v-text-anchor:top" o:gfxdata="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" stroked="f">
+                <v:textbox style="mso-fit-shape-to-text:t" inset="0,0,0,0">
+                  <w:txbxContent>
+                    <w:p>
+                      <w:pPr>
+                        <w:pStyle w:val="Caption"/>
+                        <w:jc w:val="center"/>
+                        <w:rPr>
+                          <w:noProof/>
+                          <w:sz w:val="24"/>
+                          <w:szCs w:val="24"/>
+                        </w:rPr>
+                      </w:pPr>
+                      <w:r>
+                        <w:rPr>
+                          <w:lang w:val="en-US"/>
+                        </w:rPr>
+                        <w:t xml:space="preserve">Figura 14. Basic Operators </w:t>
+                      </w:r>
+                    </w:p>
+                  </w:txbxContent>
+                </v:textbox>
+                <w10:wrap type="square"/>
+              </v:shape>
+            </w:pict>
+          </mc:Fallback>
+        </mc:AlternateContent>
+      </w:r>
+      <w:r>
+        <w:rPr>
+          <w:noProof/>
+        </w:rPr>
         <w:drawing>
-          <wp:anchor distT="0" distB="0" distL="114300" distR="114300" simplePos="0" relativeHeight="251671552" behindDoc="0" locked="0" layoutInCell="1" allowOverlap="1" wp14:anchorId="046B12AF" wp14:editId="12F1648A">
+          <wp:anchor distT="0" distB="0" distL="114300" distR="114300" simplePos="0" relativeHeight="251671552" behindDoc="0" locked="0" layoutInCell="1" allowOverlap="1" wp14:anchorId="046B12AF" wp14:editId="23A5070E">
             <wp:simplePos x="0" y="0"/>
             <wp:positionH relativeFrom="margin">
               <wp:align>right</wp:align>
@@ -1887,29 +3537,121 @@
           <w:lang w:val="ro-RO"/>
         </w:rPr>
       </w:pPr>
-    </w:p>
-    <w:p>
-      <w:pPr>
-        <w:spacing w:after="160" w:line="259" w:lineRule="auto"/>
-        <w:rPr>
-          <w:b/>
-          <w:bCs/>
-          <w:lang w:val="ro-RO"/>
-        </w:rPr>
-      </w:pPr>
       <w:r>
         <w:rPr>
           <w:noProof/>
         </w:rPr>
         <w:lastRenderedPageBreak/>
+        <mc:AlternateContent>
+          <mc:Choice Requires="wps">
+            <w:drawing>
+              <wp:anchor distT="0" distB="0" distL="114300" distR="114300" simplePos="0" relativeHeight="251731968" behindDoc="0" locked="0" layoutInCell="1" allowOverlap="1" wp14:anchorId="1C092A9B" wp14:editId="44D44455">
+                <wp:simplePos x="0" y="0"/>
+                <wp:positionH relativeFrom="column">
+                  <wp:posOffset>0</wp:posOffset>
+                </wp:positionH>
+                <wp:positionV relativeFrom="paragraph">
+                  <wp:posOffset>7722870</wp:posOffset>
+                </wp:positionV>
+                <wp:extent cx="6692265" cy="635"/>
+                <wp:effectExtent l="0" t="0" r="0" b="0"/>
+                <wp:wrapSquare wrapText="bothSides"/>
+                <wp:docPr id="56" name="Text Box 56"/>
+                <wp:cNvGraphicFramePr/>
+                <a:graphic xmlns:a="http://schemas.openxmlformats.org/drawingml/2006/main">
+                  <a:graphicData uri="http://schemas.microsoft.com/office/word/2010/wordprocessingShape">
+                    <wps:wsp>
+                      <wps:cNvSpPr txBox="1"/>
+                      <wps:spPr>
+                        <a:xfrm>
+                          <a:off x="0" y="0"/>
+                          <a:ext cx="6692265" cy="635"/>
+                        </a:xfrm>
+                        <a:prstGeom prst="rect">
+                          <a:avLst/>
+                        </a:prstGeom>
+                        <a:solidFill>
+                          <a:prstClr val="white"/>
+                        </a:solidFill>
+                        <a:ln>
+                          <a:noFill/>
+                        </a:ln>
+                      </wps:spPr>
+                      <wps:txbx>
+                        <w:txbxContent>
+                          <w:p>
+                            <w:pPr>
+                              <w:pStyle w:val="Caption"/>
+                              <w:jc w:val="center"/>
+                              <w:rPr>
+                                <w:noProof/>
+                                <w:sz w:val="24"/>
+                                <w:szCs w:val="24"/>
+                              </w:rPr>
+                            </w:pPr>
+                            <w:r>
+                              <w:rPr>
+                                <w:lang w:val="en-US"/>
+                              </w:rPr>
+                              <w:t>Figura 17. Conditions</w:t>
+                            </w:r>
+                          </w:p>
+                        </w:txbxContent>
+                      </wps:txbx>
+                      <wps:bodyPr rot="0" spcFirstLastPara="0" vertOverflow="overflow" horzOverflow="overflow" vert="horz" wrap="square" lIns="0" tIns="0" rIns="0" bIns="0" numCol="1" spcCol="0" rtlCol="0" fromWordArt="0" anchor="t" anchorCtr="0" forceAA="0" compatLnSpc="1">
+                        <a:prstTxWarp prst="textNoShape">
+                          <a:avLst/>
+                        </a:prstTxWarp>
+                        <a:spAutoFit/>
+                      </wps:bodyPr>
+                    </wps:wsp>
+                  </a:graphicData>
+                </a:graphic>
+              </wp:anchor>
+            </w:drawing>
+          </mc:Choice>
+          <mc:Fallback>
+            <w:pict>
+              <v:shape w14:anchorId="1C092A9B" id="Text Box 56" o:spid="_x0000_s1041" type="#_x0000_t202" style="position:absolute;margin-left:0;margin-top:608.1pt;width:526.95pt;height:.05pt;z-index:251731968;visibility:visible;mso-wrap-style:square;mso-wrap-distance-left:9pt;mso-wrap-distance-top:0;mso-wrap-distance-right:9pt;mso-wrap-distance-bottom:0;mso-position-horizontal:absolute;mso-position-horizontal-relative:text;mso-position-vertical:absolute;mso-position-vertical-relative:text;v-text-anchor:top" o:gfxdata="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" stroked="f">
+                <v:textbox style="mso-fit-shape-to-text:t" inset="0,0,0,0">
+                  <w:txbxContent>
+                    <w:p>
+                      <w:pPr>
+                        <w:pStyle w:val="Caption"/>
+                        <w:jc w:val="center"/>
+                        <w:rPr>
+                          <w:noProof/>
+                          <w:sz w:val="24"/>
+                          <w:szCs w:val="24"/>
+                        </w:rPr>
+                      </w:pPr>
+                      <w:r>
+                        <w:rPr>
+                          <w:lang w:val="en-US"/>
+                        </w:rPr>
+                        <w:t>Figura 17. Conditions</w:t>
+                      </w:r>
+                    </w:p>
+                  </w:txbxContent>
+                </v:textbox>
+                <w10:wrap type="square"/>
+              </v:shape>
+            </w:pict>
+          </mc:Fallback>
+        </mc:AlternateContent>
+      </w:r>
+      <w:r>
+        <w:rPr>
+          <w:noProof/>
+        </w:rPr>
         <w:drawing>
-          <wp:anchor distT="0" distB="0" distL="114300" distR="114300" simplePos="0" relativeHeight="251674624" behindDoc="0" locked="0" layoutInCell="1" allowOverlap="1" wp14:anchorId="51BAE405" wp14:editId="7C291FB9">
+          <wp:anchor distT="0" distB="0" distL="114300" distR="114300" simplePos="0" relativeHeight="251674624" behindDoc="0" locked="0" layoutInCell="1" allowOverlap="1" wp14:anchorId="51BAE405" wp14:editId="335F4E5A">
             <wp:simplePos x="0" y="0"/>
-            <wp:positionH relativeFrom="column">
-              <wp:posOffset>-26670</wp:posOffset>
+            <wp:positionH relativeFrom="margin">
+              <wp:align>left</wp:align>
             </wp:positionH>
             <wp:positionV relativeFrom="paragraph">
-              <wp:posOffset>3691890</wp:posOffset>
+              <wp:posOffset>4022725</wp:posOffset>
             </wp:positionV>
             <wp:extent cx="6692265" cy="3642995"/>
             <wp:effectExtent l="0" t="0" r="0" b="0"/>
@@ -1956,11 +3698,115 @@
         <w:rPr>
           <w:noProof/>
         </w:rPr>
+        <mc:AlternateContent>
+          <mc:Choice Requires="wps">
+            <w:drawing>
+              <wp:anchor distT="0" distB="0" distL="114300" distR="114300" simplePos="0" relativeHeight="251729920" behindDoc="0" locked="0" layoutInCell="1" allowOverlap="1" wp14:anchorId="2AB815F2" wp14:editId="550E3CD1">
+                <wp:simplePos x="0" y="0"/>
+                <wp:positionH relativeFrom="column">
+                  <wp:posOffset>0</wp:posOffset>
+                </wp:positionH>
+                <wp:positionV relativeFrom="paragraph">
+                  <wp:posOffset>3721735</wp:posOffset>
+                </wp:positionV>
+                <wp:extent cx="6692265" cy="635"/>
+                <wp:effectExtent l="0" t="0" r="0" b="0"/>
+                <wp:wrapSquare wrapText="bothSides"/>
+                <wp:docPr id="55" name="Text Box 55"/>
+                <wp:cNvGraphicFramePr/>
+                <a:graphic xmlns:a="http://schemas.openxmlformats.org/drawingml/2006/main">
+                  <a:graphicData uri="http://schemas.microsoft.com/office/word/2010/wordprocessingShape">
+                    <wps:wsp>
+                      <wps:cNvSpPr txBox="1"/>
+                      <wps:spPr>
+                        <a:xfrm>
+                          <a:off x="0" y="0"/>
+                          <a:ext cx="6692265" cy="635"/>
+                        </a:xfrm>
+                        <a:prstGeom prst="rect">
+                          <a:avLst/>
+                        </a:prstGeom>
+                        <a:solidFill>
+                          <a:prstClr val="white"/>
+                        </a:solidFill>
+                        <a:ln>
+                          <a:noFill/>
+                        </a:ln>
+                      </wps:spPr>
+                      <wps:txbx>
+                        <w:txbxContent>
+                          <w:p>
+                            <w:pPr>
+                              <w:pStyle w:val="Caption"/>
+                              <w:jc w:val="center"/>
+                              <w:rPr>
+                                <w:noProof/>
+                                <w:sz w:val="24"/>
+                                <w:szCs w:val="24"/>
+                                <w:lang w:val="en-US"/>
+                              </w:rPr>
+                            </w:pPr>
+                            <w:r>
+                              <w:rPr>
+                                <w:lang w:val="en-US"/>
+                              </w:rPr>
+                              <w:t>Figura 16. Basic String Operations</w:t>
+                            </w:r>
+                          </w:p>
+                        </w:txbxContent>
+                      </wps:txbx>
+                      <wps:bodyPr rot="0" spcFirstLastPara="0" vertOverflow="overflow" horzOverflow="overflow" vert="horz" wrap="square" lIns="0" tIns="0" rIns="0" bIns="0" numCol="1" spcCol="0" rtlCol="0" fromWordArt="0" anchor="t" anchorCtr="0" forceAA="0" compatLnSpc="1">
+                        <a:prstTxWarp prst="textNoShape">
+                          <a:avLst/>
+                        </a:prstTxWarp>
+                        <a:spAutoFit/>
+                      </wps:bodyPr>
+                    </wps:wsp>
+                  </a:graphicData>
+                </a:graphic>
+              </wp:anchor>
+            </w:drawing>
+          </mc:Choice>
+          <mc:Fallback>
+            <w:pict>
+              <v:shape w14:anchorId="2AB815F2" id="Text Box 55" o:spid="_x0000_s1042" type="#_x0000_t202" style="position:absolute;margin-left:0;margin-top:293.05pt;width:526.95pt;height:.05pt;z-index:251729920;visibility:visible;mso-wrap-style:square;mso-wrap-distance-left:9pt;mso-wrap-distance-top:0;mso-wrap-distance-right:9pt;mso-wrap-distance-bottom:0;mso-position-horizontal:absolute;mso-position-horizontal-relative:text;mso-position-vertical:absolute;mso-position-vertical-relative:text;v-text-anchor:top" o:gfxdata="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" stroked="f">
+                <v:textbox style="mso-fit-shape-to-text:t" inset="0,0,0,0">
+                  <w:txbxContent>
+                    <w:p>
+                      <w:pPr>
+                        <w:pStyle w:val="Caption"/>
+                        <w:jc w:val="center"/>
+                        <w:rPr>
+                          <w:noProof/>
+                          <w:sz w:val="24"/>
+                          <w:szCs w:val="24"/>
+                          <w:lang w:val="en-US"/>
+                        </w:rPr>
+                      </w:pPr>
+                      <w:r>
+                        <w:rPr>
+                          <w:lang w:val="en-US"/>
+                        </w:rPr>
+                        <w:t>Figura 16. Basic String Operations</w:t>
+                      </w:r>
+                    </w:p>
+                  </w:txbxContent>
+                </v:textbox>
+                <w10:wrap type="square"/>
+              </v:shape>
+            </w:pict>
+          </mc:Fallback>
+        </mc:AlternateContent>
+      </w:r>
+      <w:r>
+        <w:rPr>
+          <w:noProof/>
+        </w:rPr>
         <w:drawing>
-          <wp:anchor distT="0" distB="0" distL="114300" distR="114300" simplePos="0" relativeHeight="251673600" behindDoc="0" locked="0" layoutInCell="1" allowOverlap="1" wp14:anchorId="45F838ED" wp14:editId="6CCCD4AB">
+          <wp:anchor distT="0" distB="0" distL="114300" distR="114300" simplePos="0" relativeHeight="251673600" behindDoc="0" locked="0" layoutInCell="1" allowOverlap="1" wp14:anchorId="45F838ED" wp14:editId="3664DD29">
             <wp:simplePos x="0" y="0"/>
             <wp:positionH relativeFrom="margin">
-              <wp:align>right</wp:align>
+              <wp:align>left</wp:align>
             </wp:positionH>
             <wp:positionV relativeFrom="paragraph">
               <wp:posOffset>0</wp:posOffset>
@@ -2026,42 +3872,136 @@
           <w:lang w:val="ro-RO"/>
         </w:rPr>
       </w:pPr>
-    </w:p>
-    <w:p>
-      <w:pPr>
-        <w:spacing w:after="160" w:line="259" w:lineRule="auto"/>
-        <w:rPr>
-          <w:b/>
-          <w:bCs/>
-          <w:lang w:val="ro-RO"/>
-        </w:rPr>
-      </w:pPr>
-    </w:p>
-    <w:p>
-      <w:pPr>
-        <w:spacing w:after="160" w:line="259" w:lineRule="auto"/>
-        <w:rPr>
-          <w:b/>
-          <w:bCs/>
-          <w:lang w:val="ro-RO"/>
-        </w:rPr>
-      </w:pPr>
       <w:r>
         <w:rPr>
           <w:noProof/>
         </w:rPr>
         <w:lastRenderedPageBreak/>
+        <mc:AlternateContent>
+          <mc:Choice Requires="wps">
+            <w:drawing>
+              <wp:anchor distT="0" distB="0" distL="114300" distR="114300" simplePos="0" relativeHeight="251736064" behindDoc="0" locked="0" layoutInCell="1" allowOverlap="1" wp14:anchorId="40D89739" wp14:editId="3063BC36">
+                <wp:simplePos x="0" y="0"/>
+                <wp:positionH relativeFrom="column">
+                  <wp:posOffset>0</wp:posOffset>
+                </wp:positionH>
+                <wp:positionV relativeFrom="paragraph">
+                  <wp:posOffset>8223885</wp:posOffset>
+                </wp:positionV>
+                <wp:extent cx="6692265" cy="635"/>
+                <wp:effectExtent l="0" t="0" r="0" b="0"/>
+                <wp:wrapSquare wrapText="bothSides"/>
+                <wp:docPr id="58" name="Text Box 58"/>
+                <wp:cNvGraphicFramePr/>
+                <a:graphic xmlns:a="http://schemas.openxmlformats.org/drawingml/2006/main">
+                  <a:graphicData uri="http://schemas.microsoft.com/office/word/2010/wordprocessingShape">
+                    <wps:wsp>
+                      <wps:cNvSpPr txBox="1"/>
+                      <wps:spPr>
+                        <a:xfrm>
+                          <a:off x="0" y="0"/>
+                          <a:ext cx="6692265" cy="635"/>
+                        </a:xfrm>
+                        <a:prstGeom prst="rect">
+                          <a:avLst/>
+                        </a:prstGeom>
+                        <a:solidFill>
+                          <a:prstClr val="white"/>
+                        </a:solidFill>
+                        <a:ln>
+                          <a:noFill/>
+                        </a:ln>
+                      </wps:spPr>
+                      <wps:txbx>
+                        <w:txbxContent>
+                          <w:p>
+                            <w:pPr>
+                              <w:pStyle w:val="Caption"/>
+                              <w:jc w:val="center"/>
+                              <w:rPr>
+                                <w:noProof/>
+                                <w:sz w:val="24"/>
+                                <w:szCs w:val="24"/>
+                              </w:rPr>
+                            </w:pPr>
+                            <w:r>
+                              <w:rPr>
+                                <w:lang w:val="en-US"/>
+                              </w:rPr>
+                              <w:t xml:space="preserve">Figura 19. </w:t>
+                            </w:r>
+                            <w:r>
+                              <w:rPr>
+                                <w:lang w:val="en-US"/>
+                              </w:rPr>
+                              <w:t>Functions</w:t>
+                            </w:r>
+                          </w:p>
+                        </w:txbxContent>
+                      </wps:txbx>
+                      <wps:bodyPr rot="0" spcFirstLastPara="0" vertOverflow="overflow" horzOverflow="overflow" vert="horz" wrap="square" lIns="0" tIns="0" rIns="0" bIns="0" numCol="1" spcCol="0" rtlCol="0" fromWordArt="0" anchor="t" anchorCtr="0" forceAA="0" compatLnSpc="1">
+                        <a:prstTxWarp prst="textNoShape">
+                          <a:avLst/>
+                        </a:prstTxWarp>
+                        <a:spAutoFit/>
+                      </wps:bodyPr>
+                    </wps:wsp>
+                  </a:graphicData>
+                </a:graphic>
+              </wp:anchor>
+            </w:drawing>
+          </mc:Choice>
+          <mc:Fallback>
+            <w:pict>
+              <v:shape w14:anchorId="40D89739" id="Text Box 58" o:spid="_x0000_s1043" type="#_x0000_t202" style="position:absolute;margin-left:0;margin-top:647.55pt;width:526.95pt;height:.05pt;z-index:251736064;visibility:visible;mso-wrap-style:square;mso-wrap-distance-left:9pt;mso-wrap-distance-top:0;mso-wrap-distance-right:9pt;mso-wrap-distance-bottom:0;mso-position-horizontal:absolute;mso-position-horizontal-relative:text;mso-position-vertical:absolute;mso-position-vertical-relative:text;v-text-anchor:top" o:gfxdata="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" stroked="f">
+                <v:textbox style="mso-fit-shape-to-text:t" inset="0,0,0,0">
+                  <w:txbxContent>
+                    <w:p>
+                      <w:pPr>
+                        <w:pStyle w:val="Caption"/>
+                        <w:jc w:val="center"/>
+                        <w:rPr>
+                          <w:noProof/>
+                          <w:sz w:val="24"/>
+                          <w:szCs w:val="24"/>
+                        </w:rPr>
+                      </w:pPr>
+                      <w:r>
+                        <w:rPr>
+                          <w:lang w:val="en-US"/>
+                        </w:rPr>
+                        <w:t xml:space="preserve">Figura 19. </w:t>
+                      </w:r>
+                      <w:r>
+                        <w:rPr>
+                          <w:lang w:val="en-US"/>
+                        </w:rPr>
+                        <w:t>Functions</w:t>
+                      </w:r>
+                    </w:p>
+                  </w:txbxContent>
+                </v:textbox>
+                <w10:wrap type="square"/>
+              </v:shape>
+            </w:pict>
+          </mc:Fallback>
+        </mc:AlternateContent>
+      </w:r>
+      <w:r>
+        <w:rPr>
+          <w:noProof/>
+        </w:rPr>
         <w:drawing>
-          <wp:anchor distT="0" distB="0" distL="114300" distR="114300" simplePos="0" relativeHeight="251676672" behindDoc="0" locked="0" layoutInCell="1" allowOverlap="1" wp14:anchorId="127F2D73" wp14:editId="759C992F">
+          <wp:anchor distT="0" distB="0" distL="114300" distR="114300" simplePos="0" relativeHeight="251676672" behindDoc="0" locked="0" layoutInCell="1" allowOverlap="1" wp14:anchorId="127F2D73" wp14:editId="69F1C47E">
             <wp:simplePos x="0" y="0"/>
             <wp:positionH relativeFrom="margin">
-              <wp:align>right</wp:align>
+              <wp:align>left</wp:align>
             </wp:positionH>
             <wp:positionV relativeFrom="paragraph">
-              <wp:posOffset>3776345</wp:posOffset>
+              <wp:posOffset>3994785</wp:posOffset>
             </wp:positionV>
-            <wp:extent cx="6692265" cy="4829175"/>
-            <wp:effectExtent l="0" t="0" r="0" b="9525"/>
+            <wp:extent cx="6692265" cy="4171950"/>
+            <wp:effectExtent l="0" t="0" r="0" b="0"/>
             <wp:wrapSquare wrapText="bothSides"/>
             <wp:docPr id="19" name="Picture 19"/>
             <wp:cNvGraphicFramePr>
@@ -2074,7 +4014,7 @@
                     <pic:cNvPr id="1" name=""/>
                     <pic:cNvPicPr/>
                   </pic:nvPicPr>
-                  <pic:blipFill>
+                  <pic:blipFill rotWithShape="1">
                     <a:blip r:embed="rId26">
                       <a:extLst>
                         <a:ext uri="{28A0092B-C50C-407E-A947-70E740481C1C}">
@@ -2082,22 +4022,32 @@
                         </a:ext>
                       </a:extLst>
                     </a:blip>
-                    <a:stretch>
-                      <a:fillRect/>
-                    </a:stretch>
+                    <a:srcRect t="13610"/>
+                    <a:stretch/>
                   </pic:blipFill>
-                  <pic:spPr>
+                  <pic:spPr bwMode="auto">
                     <a:xfrm>
                       <a:off x="0" y="0"/>
-                      <a:ext cx="6692265" cy="4829175"/>
+                      <a:ext cx="6692265" cy="4171950"/>
                     </a:xfrm>
                     <a:prstGeom prst="rect">
                       <a:avLst/>
                     </a:prstGeom>
+                    <a:ln>
+                      <a:noFill/>
+                    </a:ln>
+                    <a:extLst>
+                      <a:ext uri="{53640926-AAD7-44D8-BBD7-CCE9431645EC}">
+                        <a14:shadowObscured xmlns:a14="http://schemas.microsoft.com/office/drawing/2010/main"/>
+                      </a:ext>
+                    </a:extLst>
                   </pic:spPr>
                 </pic:pic>
               </a:graphicData>
             </a:graphic>
+            <wp14:sizeRelV relativeFrom="margin">
+              <wp14:pctHeight>0</wp14:pctHeight>
+            </wp14:sizeRelV>
           </wp:anchor>
         </w:drawing>
       </w:r>
@@ -2105,17 +4055,131 @@
         <w:rPr>
           <w:noProof/>
         </w:rPr>
+        <mc:AlternateContent>
+          <mc:Choice Requires="wps">
+            <w:drawing>
+              <wp:anchor distT="0" distB="0" distL="114300" distR="114300" simplePos="0" relativeHeight="251734016" behindDoc="0" locked="0" layoutInCell="1" allowOverlap="1" wp14:anchorId="1D632072" wp14:editId="24069D8C">
+                <wp:simplePos x="0" y="0"/>
+                <wp:positionH relativeFrom="column">
+                  <wp:posOffset>0</wp:posOffset>
+                </wp:positionH>
+                <wp:positionV relativeFrom="paragraph">
+                  <wp:posOffset>3486150</wp:posOffset>
+                </wp:positionV>
+                <wp:extent cx="6692265" cy="635"/>
+                <wp:effectExtent l="0" t="0" r="0" b="0"/>
+                <wp:wrapSquare wrapText="bothSides"/>
+                <wp:docPr id="57" name="Text Box 57"/>
+                <wp:cNvGraphicFramePr/>
+                <a:graphic xmlns:a="http://schemas.openxmlformats.org/drawingml/2006/main">
+                  <a:graphicData uri="http://schemas.microsoft.com/office/word/2010/wordprocessingShape">
+                    <wps:wsp>
+                      <wps:cNvSpPr txBox="1"/>
+                      <wps:spPr>
+                        <a:xfrm>
+                          <a:off x="0" y="0"/>
+                          <a:ext cx="6692265" cy="635"/>
+                        </a:xfrm>
+                        <a:prstGeom prst="rect">
+                          <a:avLst/>
+                        </a:prstGeom>
+                        <a:solidFill>
+                          <a:prstClr val="white"/>
+                        </a:solidFill>
+                        <a:ln>
+                          <a:noFill/>
+                        </a:ln>
+                      </wps:spPr>
+                      <wps:txbx>
+                        <w:txbxContent>
+                          <w:p>
+                            <w:pPr>
+                              <w:pStyle w:val="Caption"/>
+                              <w:jc w:val="center"/>
+                              <w:rPr>
+                                <w:noProof/>
+                                <w:sz w:val="24"/>
+                                <w:szCs w:val="24"/>
+                              </w:rPr>
+                            </w:pPr>
+                            <w:r>
+                              <w:rPr>
+                                <w:lang w:val="en-US"/>
+                              </w:rPr>
+                              <w:t>Figura 18.</w:t>
+                            </w:r>
+                            <w:r>
+                              <w:rPr>
+                                <w:lang w:val="en-US"/>
+                              </w:rPr>
+                              <w:t xml:space="preserve"> Loops</w:t>
+                            </w:r>
+                          </w:p>
+                        </w:txbxContent>
+                      </wps:txbx>
+                      <wps:bodyPr rot="0" spcFirstLastPara="0" vertOverflow="overflow" horzOverflow="overflow" vert="horz" wrap="square" lIns="0" tIns="0" rIns="0" bIns="0" numCol="1" spcCol="0" rtlCol="0" fromWordArt="0" anchor="t" anchorCtr="0" forceAA="0" compatLnSpc="1">
+                        <a:prstTxWarp prst="textNoShape">
+                          <a:avLst/>
+                        </a:prstTxWarp>
+                        <a:spAutoFit/>
+                      </wps:bodyPr>
+                    </wps:wsp>
+                  </a:graphicData>
+                </a:graphic>
+              </wp:anchor>
+            </w:drawing>
+          </mc:Choice>
+          <mc:Fallback>
+            <w:pict>
+              <v:shape w14:anchorId="1D632072" id="Text Box 57" o:spid="_x0000_s1044" type="#_x0000_t202" style="position:absolute;margin-left:0;margin-top:274.5pt;width:526.95pt;height:.05pt;z-index:251734016;visibility:visible;mso-wrap-style:square;mso-wrap-distance-left:9pt;mso-wrap-distance-top:0;mso-wrap-distance-right:9pt;mso-wrap-distance-bottom:0;mso-position-horizontal:absolute;mso-position-horizontal-relative:text;mso-position-vertical:absolute;mso-position-vertical-relative:text;v-text-anchor:top" o:gfxdata="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" stroked="f">
+                <v:textbox style="mso-fit-shape-to-text:t" inset="0,0,0,0">
+                  <w:txbxContent>
+                    <w:p>
+                      <w:pPr>
+                        <w:pStyle w:val="Caption"/>
+                        <w:jc w:val="center"/>
+                        <w:rPr>
+                          <w:noProof/>
+                          <w:sz w:val="24"/>
+                          <w:szCs w:val="24"/>
+                        </w:rPr>
+                      </w:pPr>
+                      <w:r>
+                        <w:rPr>
+                          <w:lang w:val="en-US"/>
+                        </w:rPr>
+                        <w:t>Figura 18.</w:t>
+                      </w:r>
+                      <w:r>
+                        <w:rPr>
+                          <w:lang w:val="en-US"/>
+                        </w:rPr>
+                        <w:t xml:space="preserve"> Loops</w:t>
+                      </w:r>
+                    </w:p>
+                  </w:txbxContent>
+                </v:textbox>
+                <w10:wrap type="square"/>
+              </v:shape>
+            </w:pict>
+          </mc:Fallback>
+        </mc:AlternateContent>
+      </w:r>
+      <w:r>
+        <w:rPr>
+          <w:noProof/>
+        </w:rPr>
         <w:drawing>
-          <wp:anchor distT="0" distB="0" distL="114300" distR="114300" simplePos="0" relativeHeight="251675648" behindDoc="0" locked="0" layoutInCell="1" allowOverlap="1" wp14:anchorId="6A6320FE" wp14:editId="60F69C1E">
+          <wp:anchor distT="0" distB="0" distL="114300" distR="114300" simplePos="0" relativeHeight="251675648" behindDoc="0" locked="0" layoutInCell="1" allowOverlap="1" wp14:anchorId="6A6320FE" wp14:editId="01668728">
             <wp:simplePos x="0" y="0"/>
             <wp:positionH relativeFrom="margin">
-              <wp:align>right</wp:align>
+              <wp:align>left</wp:align>
             </wp:positionH>
             <wp:positionV relativeFrom="paragraph">
               <wp:posOffset>0</wp:posOffset>
             </wp:positionV>
-            <wp:extent cx="6692265" cy="3781425"/>
-            <wp:effectExtent l="0" t="0" r="0" b="9525"/>
+            <wp:extent cx="6692265" cy="3429000"/>
+            <wp:effectExtent l="0" t="0" r="0" b="0"/>
             <wp:wrapSquare wrapText="bothSides"/>
             <wp:docPr id="12" name="Picture 12"/>
             <wp:cNvGraphicFramePr>
@@ -2128,7 +4192,7 @@
                     <pic:cNvPr id="1" name=""/>
                     <pic:cNvPicPr/>
                   </pic:nvPicPr>
-                  <pic:blipFill>
+                  <pic:blipFill rotWithShape="1">
                     <a:blip r:embed="rId27">
                       <a:extLst>
                         <a:ext uri="{28A0092B-C50C-407E-A947-70E740481C1C}">
@@ -2136,22 +4200,32 @@
                         </a:ext>
                       </a:extLst>
                     </a:blip>
-                    <a:stretch>
-                      <a:fillRect/>
-                    </a:stretch>
+                    <a:srcRect t="9320"/>
+                    <a:stretch/>
                   </pic:blipFill>
-                  <pic:spPr>
+                  <pic:spPr bwMode="auto">
                     <a:xfrm>
                       <a:off x="0" y="0"/>
-                      <a:ext cx="6692265" cy="3781425"/>
+                      <a:ext cx="6692265" cy="3429000"/>
                     </a:xfrm>
                     <a:prstGeom prst="rect">
                       <a:avLst/>
                     </a:prstGeom>
+                    <a:ln>
+                      <a:noFill/>
+                    </a:ln>
+                    <a:extLst>
+                      <a:ext uri="{53640926-AAD7-44D8-BBD7-CCE9431645EC}">
+                        <a14:shadowObscured xmlns:a14="http://schemas.microsoft.com/office/drawing/2010/main"/>
+                      </a:ext>
+                    </a:extLst>
                   </pic:spPr>
                 </pic:pic>
               </a:graphicData>
             </a:graphic>
+            <wp14:sizeRelV relativeFrom="margin">
+              <wp14:pctHeight>0</wp14:pctHeight>
+            </wp14:sizeRelV>
           </wp:anchor>
         </w:drawing>
       </w:r>
@@ -2170,14 +4244,116 @@
           <w:noProof/>
         </w:rPr>
         <w:lastRenderedPageBreak/>
+        <mc:AlternateContent>
+          <mc:Choice Requires="wps">
+            <w:drawing>
+              <wp:anchor distT="0" distB="0" distL="114300" distR="114300" simplePos="0" relativeHeight="251740160" behindDoc="0" locked="0" layoutInCell="1" allowOverlap="1" wp14:anchorId="20938CFA" wp14:editId="37584E97">
+                <wp:simplePos x="0" y="0"/>
+                <wp:positionH relativeFrom="column">
+                  <wp:posOffset>0</wp:posOffset>
+                </wp:positionH>
+                <wp:positionV relativeFrom="paragraph">
+                  <wp:posOffset>7828915</wp:posOffset>
+                </wp:positionV>
+                <wp:extent cx="6692265" cy="635"/>
+                <wp:effectExtent l="0" t="0" r="0" b="0"/>
+                <wp:wrapSquare wrapText="bothSides"/>
+                <wp:docPr id="60" name="Text Box 60"/>
+                <wp:cNvGraphicFramePr/>
+                <a:graphic xmlns:a="http://schemas.openxmlformats.org/drawingml/2006/main">
+                  <a:graphicData uri="http://schemas.microsoft.com/office/word/2010/wordprocessingShape">
+                    <wps:wsp>
+                      <wps:cNvSpPr txBox="1"/>
+                      <wps:spPr>
+                        <a:xfrm>
+                          <a:off x="0" y="0"/>
+                          <a:ext cx="6692265" cy="635"/>
+                        </a:xfrm>
+                        <a:prstGeom prst="rect">
+                          <a:avLst/>
+                        </a:prstGeom>
+                        <a:solidFill>
+                          <a:prstClr val="white"/>
+                        </a:solidFill>
+                        <a:ln>
+                          <a:noFill/>
+                        </a:ln>
+                      </wps:spPr>
+                      <wps:txbx>
+                        <w:txbxContent>
+                          <w:p>
+                            <w:pPr>
+                              <w:pStyle w:val="Caption"/>
+                              <w:jc w:val="center"/>
+                              <w:rPr>
+                                <w:noProof/>
+                                <w:sz w:val="24"/>
+                                <w:szCs w:val="24"/>
+                              </w:rPr>
+                            </w:pPr>
+                            <w:r>
+                              <w:rPr>
+                                <w:lang w:val="en-US"/>
+                              </w:rPr>
+                              <w:t>Figura 21. Dictionaries</w:t>
+                            </w:r>
+                          </w:p>
+                        </w:txbxContent>
+                      </wps:txbx>
+                      <wps:bodyPr rot="0" spcFirstLastPara="0" vertOverflow="overflow" horzOverflow="overflow" vert="horz" wrap="square" lIns="0" tIns="0" rIns="0" bIns="0" numCol="1" spcCol="0" rtlCol="0" fromWordArt="0" anchor="t" anchorCtr="0" forceAA="0" compatLnSpc="1">
+                        <a:prstTxWarp prst="textNoShape">
+                          <a:avLst/>
+                        </a:prstTxWarp>
+                        <a:spAutoFit/>
+                      </wps:bodyPr>
+                    </wps:wsp>
+                  </a:graphicData>
+                </a:graphic>
+              </wp:anchor>
+            </w:drawing>
+          </mc:Choice>
+          <mc:Fallback>
+            <w:pict>
+              <v:shape w14:anchorId="20938CFA" id="Text Box 60" o:spid="_x0000_s1045" type="#_x0000_t202" style="position:absolute;margin-left:0;margin-top:616.45pt;width:526.95pt;height:.05pt;z-index:251740160;visibility:visible;mso-wrap-style:square;mso-wrap-distance-left:9pt;mso-wrap-distance-top:0;mso-wrap-distance-right:9pt;mso-wrap-distance-bottom:0;mso-position-horizontal:absolute;mso-position-horizontal-relative:text;mso-position-vertical:absolute;mso-position-vertical-relative:text;v-text-anchor:top" o:gfxdata="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" stroked="f">
+                <v:textbox style="mso-fit-shape-to-text:t" inset="0,0,0,0">
+                  <w:txbxContent>
+                    <w:p>
+                      <w:pPr>
+                        <w:pStyle w:val="Caption"/>
+                        <w:jc w:val="center"/>
+                        <w:rPr>
+                          <w:noProof/>
+                          <w:sz w:val="24"/>
+                          <w:szCs w:val="24"/>
+                        </w:rPr>
+                      </w:pPr>
+                      <w:r>
+                        <w:rPr>
+                          <w:lang w:val="en-US"/>
+                        </w:rPr>
+                        <w:t>Figura 21. Dictionaries</w:t>
+                      </w:r>
+                    </w:p>
+                  </w:txbxContent>
+                </v:textbox>
+                <w10:wrap type="square"/>
+              </v:shape>
+            </w:pict>
+          </mc:Fallback>
+        </mc:AlternateContent>
+      </w:r>
+      <w:r>
+        <w:rPr>
+          <w:noProof/>
+        </w:rPr>
         <w:drawing>
-          <wp:anchor distT="0" distB="0" distL="114300" distR="114300" simplePos="0" relativeHeight="251678720" behindDoc="0" locked="0" layoutInCell="1" allowOverlap="1" wp14:anchorId="5AF52B04" wp14:editId="4DDB9600">
+          <wp:anchor distT="0" distB="0" distL="114300" distR="114300" simplePos="0" relativeHeight="251678720" behindDoc="0" locked="0" layoutInCell="1" allowOverlap="1" wp14:anchorId="5AF52B04" wp14:editId="7C9C6B1C">
             <wp:simplePos x="0" y="0"/>
             <wp:positionH relativeFrom="margin">
-              <wp:align>right</wp:align>
+              <wp:align>left</wp:align>
             </wp:positionH>
             <wp:positionV relativeFrom="paragraph">
-              <wp:posOffset>3806190</wp:posOffset>
+              <wp:posOffset>4137660</wp:posOffset>
             </wp:positionV>
             <wp:extent cx="6692265" cy="3634105"/>
             <wp:effectExtent l="0" t="0" r="0" b="4445"/>
@@ -2224,11 +4400,113 @@
         <w:rPr>
           <w:noProof/>
         </w:rPr>
+        <mc:AlternateContent>
+          <mc:Choice Requires="wps">
+            <w:drawing>
+              <wp:anchor distT="0" distB="0" distL="114300" distR="114300" simplePos="0" relativeHeight="251738112" behindDoc="0" locked="0" layoutInCell="1" allowOverlap="1" wp14:anchorId="4E1E525E" wp14:editId="1C422230">
+                <wp:simplePos x="0" y="0"/>
+                <wp:positionH relativeFrom="column">
+                  <wp:posOffset>0</wp:posOffset>
+                </wp:positionH>
+                <wp:positionV relativeFrom="paragraph">
+                  <wp:posOffset>3839845</wp:posOffset>
+                </wp:positionV>
+                <wp:extent cx="6692265" cy="635"/>
+                <wp:effectExtent l="0" t="0" r="0" b="0"/>
+                <wp:wrapSquare wrapText="bothSides"/>
+                <wp:docPr id="59" name="Text Box 59"/>
+                <wp:cNvGraphicFramePr/>
+                <a:graphic xmlns:a="http://schemas.openxmlformats.org/drawingml/2006/main">
+                  <a:graphicData uri="http://schemas.microsoft.com/office/word/2010/wordprocessingShape">
+                    <wps:wsp>
+                      <wps:cNvSpPr txBox="1"/>
+                      <wps:spPr>
+                        <a:xfrm>
+                          <a:off x="0" y="0"/>
+                          <a:ext cx="6692265" cy="635"/>
+                        </a:xfrm>
+                        <a:prstGeom prst="rect">
+                          <a:avLst/>
+                        </a:prstGeom>
+                        <a:solidFill>
+                          <a:prstClr val="white"/>
+                        </a:solidFill>
+                        <a:ln>
+                          <a:noFill/>
+                        </a:ln>
+                      </wps:spPr>
+                      <wps:txbx>
+                        <w:txbxContent>
+                          <w:p>
+                            <w:pPr>
+                              <w:pStyle w:val="Caption"/>
+                              <w:jc w:val="center"/>
+                              <w:rPr>
+                                <w:noProof/>
+                                <w:sz w:val="24"/>
+                                <w:szCs w:val="24"/>
+                              </w:rPr>
+                            </w:pPr>
+                            <w:r>
+                              <w:rPr>
+                                <w:lang w:val="en-US"/>
+                              </w:rPr>
+                              <w:t>Figura 20. Classes and Objects</w:t>
+                            </w:r>
+                          </w:p>
+                        </w:txbxContent>
+                      </wps:txbx>
+                      <wps:bodyPr rot="0" spcFirstLastPara="0" vertOverflow="overflow" horzOverflow="overflow" vert="horz" wrap="square" lIns="0" tIns="0" rIns="0" bIns="0" numCol="1" spcCol="0" rtlCol="0" fromWordArt="0" anchor="t" anchorCtr="0" forceAA="0" compatLnSpc="1">
+                        <a:prstTxWarp prst="textNoShape">
+                          <a:avLst/>
+                        </a:prstTxWarp>
+                        <a:spAutoFit/>
+                      </wps:bodyPr>
+                    </wps:wsp>
+                  </a:graphicData>
+                </a:graphic>
+              </wp:anchor>
+            </w:drawing>
+          </mc:Choice>
+          <mc:Fallback>
+            <w:pict>
+              <v:shape w14:anchorId="4E1E525E" id="Text Box 59" o:spid="_x0000_s1046" type="#_x0000_t202" style="position:absolute;margin-left:0;margin-top:302.35pt;width:526.95pt;height:.05pt;z-index:251738112;visibility:visible;mso-wrap-style:square;mso-wrap-distance-left:9pt;mso-wrap-distance-top:0;mso-wrap-distance-right:9pt;mso-wrap-distance-bottom:0;mso-position-horizontal:absolute;mso-position-horizontal-relative:text;mso-position-vertical:absolute;mso-position-vertical-relative:text;v-text-anchor:top" o:gfxdata="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" stroked="f">
+                <v:textbox style="mso-fit-shape-to-text:t" inset="0,0,0,0">
+                  <w:txbxContent>
+                    <w:p>
+                      <w:pPr>
+                        <w:pStyle w:val="Caption"/>
+                        <w:jc w:val="center"/>
+                        <w:rPr>
+                          <w:noProof/>
+                          <w:sz w:val="24"/>
+                          <w:szCs w:val="24"/>
+                        </w:rPr>
+                      </w:pPr>
+                      <w:r>
+                        <w:rPr>
+                          <w:lang w:val="en-US"/>
+                        </w:rPr>
+                        <w:t>Figura 20. Classes and Objects</w:t>
+                      </w:r>
+                    </w:p>
+                  </w:txbxContent>
+                </v:textbox>
+                <w10:wrap type="square"/>
+              </v:shape>
+            </w:pict>
+          </mc:Fallback>
+        </mc:AlternateContent>
+      </w:r>
+      <w:r>
+        <w:rPr>
+          <w:noProof/>
+        </w:rPr>
         <w:drawing>
-          <wp:anchor distT="0" distB="0" distL="114300" distR="114300" simplePos="0" relativeHeight="251677696" behindDoc="0" locked="0" layoutInCell="1" allowOverlap="1" wp14:anchorId="67A340FF" wp14:editId="008DEDEB">
+          <wp:anchor distT="0" distB="0" distL="114300" distR="114300" simplePos="0" relativeHeight="251677696" behindDoc="0" locked="0" layoutInCell="1" allowOverlap="1" wp14:anchorId="67A340FF" wp14:editId="1C3E11B6">
             <wp:simplePos x="0" y="0"/>
             <wp:positionH relativeFrom="margin">
-              <wp:align>right</wp:align>
+              <wp:align>left</wp:align>
             </wp:positionH>
             <wp:positionV relativeFrom="paragraph">
               <wp:posOffset>0</wp:posOffset>
@@ -2294,36 +4572,118 @@
           <w:lang w:val="ro-RO"/>
         </w:rPr>
       </w:pPr>
-    </w:p>
-    <w:p>
-      <w:pPr>
-        <w:spacing w:after="160" w:line="259" w:lineRule="auto"/>
-        <w:rPr>
-          <w:b/>
-          <w:bCs/>
-          <w:lang w:val="ro-RO"/>
-        </w:rPr>
-      </w:pPr>
-    </w:p>
-    <w:p>
-      <w:pPr>
-        <w:spacing w:after="160" w:line="259" w:lineRule="auto"/>
-        <w:rPr>
-          <w:b/>
-          <w:bCs/>
-          <w:lang w:val="ro-RO"/>
-        </w:rPr>
-      </w:pPr>
       <w:r>
         <w:rPr>
           <w:noProof/>
         </w:rPr>
         <w:lastRenderedPageBreak/>
+        <mc:AlternateContent>
+          <mc:Choice Requires="wps">
+            <w:drawing>
+              <wp:anchor distT="0" distB="0" distL="114300" distR="114300" simplePos="0" relativeHeight="251742208" behindDoc="0" locked="0" layoutInCell="1" allowOverlap="1" wp14:anchorId="7273A82D" wp14:editId="5117744B">
+                <wp:simplePos x="0" y="0"/>
+                <wp:positionH relativeFrom="column">
+                  <wp:posOffset>0</wp:posOffset>
+                </wp:positionH>
+                <wp:positionV relativeFrom="paragraph">
+                  <wp:posOffset>3666490</wp:posOffset>
+                </wp:positionV>
+                <wp:extent cx="6692265" cy="635"/>
+                <wp:effectExtent l="0" t="0" r="0" b="0"/>
+                <wp:wrapSquare wrapText="bothSides"/>
+                <wp:docPr id="61" name="Text Box 61"/>
+                <wp:cNvGraphicFramePr/>
+                <a:graphic xmlns:a="http://schemas.openxmlformats.org/drawingml/2006/main">
+                  <a:graphicData uri="http://schemas.microsoft.com/office/word/2010/wordprocessingShape">
+                    <wps:wsp>
+                      <wps:cNvSpPr txBox="1"/>
+                      <wps:spPr>
+                        <a:xfrm>
+                          <a:off x="0" y="0"/>
+                          <a:ext cx="6692265" cy="635"/>
+                        </a:xfrm>
+                        <a:prstGeom prst="rect">
+                          <a:avLst/>
+                        </a:prstGeom>
+                        <a:solidFill>
+                          <a:prstClr val="white"/>
+                        </a:solidFill>
+                        <a:ln>
+                          <a:noFill/>
+                        </a:ln>
+                      </wps:spPr>
+                      <wps:txbx>
+                        <w:txbxContent>
+                          <w:p>
+                            <w:pPr>
+                              <w:pStyle w:val="Caption"/>
+                              <w:jc w:val="center"/>
+                              <w:rPr>
+                                <w:noProof/>
+                                <w:sz w:val="24"/>
+                                <w:szCs w:val="24"/>
+                              </w:rPr>
+                            </w:pPr>
+                            <w:r>
+                              <w:rPr>
+                                <w:lang w:val="en-US"/>
+                              </w:rPr>
+                              <w:t>Figura 22. Modules and Packages</w:t>
+                            </w:r>
+                          </w:p>
+                        </w:txbxContent>
+                      </wps:txbx>
+                      <wps:bodyPr rot="0" spcFirstLastPara="0" vertOverflow="overflow" horzOverflow="overflow" vert="horz" wrap="square" lIns="0" tIns="0" rIns="0" bIns="0" numCol="1" spcCol="0" rtlCol="0" fromWordArt="0" anchor="t" anchorCtr="0" forceAA="0" compatLnSpc="1">
+                        <a:prstTxWarp prst="textNoShape">
+                          <a:avLst/>
+                        </a:prstTxWarp>
+                        <a:spAutoFit/>
+                      </wps:bodyPr>
+                    </wps:wsp>
+                  </a:graphicData>
+                </a:graphic>
+              </wp:anchor>
+            </w:drawing>
+          </mc:Choice>
+          <mc:Fallback>
+            <w:pict>
+              <v:shape w14:anchorId="7273A82D" id="Text Box 61" o:spid="_x0000_s1047" type="#_x0000_t202" style="position:absolute;margin-left:0;margin-top:288.7pt;width:526.95pt;height:.05pt;z-index:251742208;visibility:visible;mso-wrap-style:square;mso-wrap-distance-left:9pt;mso-wrap-distance-top:0;mso-wrap-distance-right:9pt;mso-wrap-distance-bottom:0;mso-position-horizontal:absolute;mso-position-horizontal-relative:text;mso-position-vertical:absolute;mso-position-vertical-relative:text;v-text-anchor:top" o:gfxdata="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" stroked="f">
+                <v:textbox style="mso-fit-shape-to-text:t" inset="0,0,0,0">
+                  <w:txbxContent>
+                    <w:p>
+                      <w:pPr>
+                        <w:pStyle w:val="Caption"/>
+                        <w:jc w:val="center"/>
+                        <w:rPr>
+                          <w:noProof/>
+                          <w:sz w:val="24"/>
+                          <w:szCs w:val="24"/>
+                        </w:rPr>
+                      </w:pPr>
+                      <w:r>
+                        <w:rPr>
+                          <w:lang w:val="en-US"/>
+                        </w:rPr>
+                        <w:t>Figura 22. Modules and Packages</w:t>
+                      </w:r>
+                    </w:p>
+                  </w:txbxContent>
+                </v:textbox>
+                <w10:wrap type="square"/>
+              </v:shape>
+            </w:pict>
+          </mc:Fallback>
+        </mc:AlternateContent>
+      </w:r>
+      <w:r>
+        <w:rPr>
+          <w:noProof/>
+        </w:rPr>
         <w:drawing>
-          <wp:anchor distT="0" distB="0" distL="114300" distR="114300" simplePos="0" relativeHeight="251679744" behindDoc="0" locked="0" layoutInCell="1" allowOverlap="1" wp14:anchorId="62C21E96" wp14:editId="04905983">
+          <wp:anchor distT="0" distB="0" distL="114300" distR="114300" simplePos="0" relativeHeight="251679744" behindDoc="0" locked="0" layoutInCell="1" allowOverlap="1" wp14:anchorId="62C21E96" wp14:editId="27BAE57E">
             <wp:simplePos x="0" y="0"/>
             <wp:positionH relativeFrom="margin">
-              <wp:align>right</wp:align>
+              <wp:align>left</wp:align>
             </wp:positionH>
             <wp:positionV relativeFrom="paragraph">
               <wp:posOffset>0</wp:posOffset>
@@ -2399,33 +4759,333 @@
           <w:lang w:val="ro-RO"/>
         </w:rPr>
       </w:pPr>
-    </w:p>
-    <w:p>
-      <w:pPr>
-        <w:spacing w:after="160" w:line="259" w:lineRule="auto"/>
-        <w:rPr>
-          <w:b/>
-          <w:bCs/>
-          <w:lang w:val="ro-RO"/>
-        </w:rPr>
-      </w:pPr>
-    </w:p>
-    <w:p>
-      <w:pPr>
-        <w:spacing w:after="160" w:line="259" w:lineRule="auto"/>
-        <w:rPr>
-          <w:b/>
-          <w:bCs/>
-          <w:lang w:val="ro-RO"/>
-        </w:rPr>
-      </w:pPr>
       <w:r>
         <w:rPr>
           <w:noProof/>
         </w:rPr>
         <w:lastRenderedPageBreak/>
+        <mc:AlternateContent>
+          <mc:Choice Requires="wps">
+            <w:drawing>
+              <wp:anchor distT="0" distB="0" distL="114300" distR="114300" simplePos="0" relativeHeight="251746304" behindDoc="0" locked="0" layoutInCell="1" allowOverlap="1" wp14:anchorId="5137736E" wp14:editId="02928A48">
+                <wp:simplePos x="0" y="0"/>
+                <wp:positionH relativeFrom="column">
+                  <wp:posOffset>0</wp:posOffset>
+                </wp:positionH>
+                <wp:positionV relativeFrom="paragraph">
+                  <wp:posOffset>7891780</wp:posOffset>
+                </wp:positionV>
+                <wp:extent cx="6692265" cy="635"/>
+                <wp:effectExtent l="0" t="0" r="0" b="0"/>
+                <wp:wrapSquare wrapText="bothSides"/>
+                <wp:docPr id="63" name="Text Box 63"/>
+                <wp:cNvGraphicFramePr/>
+                <a:graphic xmlns:a="http://schemas.openxmlformats.org/drawingml/2006/main">
+                  <a:graphicData uri="http://schemas.microsoft.com/office/word/2010/wordprocessingShape">
+                    <wps:wsp>
+                      <wps:cNvSpPr txBox="1"/>
+                      <wps:spPr>
+                        <a:xfrm>
+                          <a:off x="0" y="0"/>
+                          <a:ext cx="6692265" cy="635"/>
+                        </a:xfrm>
+                        <a:prstGeom prst="rect">
+                          <a:avLst/>
+                        </a:prstGeom>
+                        <a:solidFill>
+                          <a:prstClr val="white"/>
+                        </a:solidFill>
+                        <a:ln>
+                          <a:noFill/>
+                        </a:ln>
+                      </wps:spPr>
+                      <wps:txbx>
+                        <w:txbxContent>
+                          <w:p>
+                            <w:pPr>
+                              <w:pStyle w:val="Caption"/>
+                              <w:jc w:val="center"/>
+                              <w:rPr>
+                                <w:noProof/>
+                                <w:sz w:val="24"/>
+                                <w:szCs w:val="24"/>
+                                <w:lang w:val="en-US"/>
+                              </w:rPr>
+                            </w:pPr>
+                            <w:r>
+                              <w:rPr>
+                                <w:lang w:val="en-US"/>
+                              </w:rPr>
+                              <w:t>Figura 24. Input and Output (</w:t>
+                            </w:r>
+                            <w:r>
+                              <w:rPr>
+                                <w:lang w:val="ro-RO"/>
+                              </w:rPr>
+                              <w:t xml:space="preserve">în </w:t>
+                            </w:r>
+                            <w:r>
+                              <w:rPr>
+                                <w:lang w:val="ro-RO"/>
+                              </w:rPr>
+                              <w:t xml:space="preserve">VSCode </w:t>
+                            </w:r>
+                            <w:r>
+                              <w:rPr>
+                                <w:lang w:val="ro-RO"/>
+                              </w:rPr>
+                              <w:t>pentru a testa</w:t>
+                            </w:r>
+                            <w:r>
+                              <w:rPr>
+                                <w:lang w:val="en-US"/>
+                              </w:rPr>
+                              <w:t>)</w:t>
+                            </w:r>
+                          </w:p>
+                        </w:txbxContent>
+                      </wps:txbx>
+                      <wps:bodyPr rot="0" spcFirstLastPara="0" vertOverflow="overflow" horzOverflow="overflow" vert="horz" wrap="square" lIns="0" tIns="0" rIns="0" bIns="0" numCol="1" spcCol="0" rtlCol="0" fromWordArt="0" anchor="t" anchorCtr="0" forceAA="0" compatLnSpc="1">
+                        <a:prstTxWarp prst="textNoShape">
+                          <a:avLst/>
+                        </a:prstTxWarp>
+                        <a:spAutoFit/>
+                      </wps:bodyPr>
+                    </wps:wsp>
+                  </a:graphicData>
+                </a:graphic>
+              </wp:anchor>
+            </w:drawing>
+          </mc:Choice>
+          <mc:Fallback>
+            <w:pict>
+              <v:shape w14:anchorId="5137736E" id="Text Box 63" o:spid="_x0000_s1048" type="#_x0000_t202" style="position:absolute;margin-left:0;margin-top:621.4pt;width:526.95pt;height:.05pt;z-index:251746304;visibility:visible;mso-wrap-style:square;mso-wrap-distance-left:9pt;mso-wrap-distance-top:0;mso-wrap-distance-right:9pt;mso-wrap-distance-bottom:0;mso-position-horizontal:absolute;mso-position-horizontal-relative:text;mso-position-vertical:absolute;mso-position-vertical-relative:text;v-text-anchor:top" o:gfxdata="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" stroked="f">
+                <v:textbox style="mso-fit-shape-to-text:t" inset="0,0,0,0">
+                  <w:txbxContent>
+                    <w:p>
+                      <w:pPr>
+                        <w:pStyle w:val="Caption"/>
+                        <w:jc w:val="center"/>
+                        <w:rPr>
+                          <w:noProof/>
+                          <w:sz w:val="24"/>
+                          <w:szCs w:val="24"/>
+                          <w:lang w:val="en-US"/>
+                        </w:rPr>
+                      </w:pPr>
+                      <w:r>
+                        <w:rPr>
+                          <w:lang w:val="en-US"/>
+                        </w:rPr>
+                        <w:t>Figura 24. Input and Output (</w:t>
+                      </w:r>
+                      <w:r>
+                        <w:rPr>
+                          <w:lang w:val="ro-RO"/>
+                        </w:rPr>
+                        <w:t xml:space="preserve">în </w:t>
+                      </w:r>
+                      <w:r>
+                        <w:rPr>
+                          <w:lang w:val="ro-RO"/>
+                        </w:rPr>
+                        <w:t xml:space="preserve">VSCode </w:t>
+                      </w:r>
+                      <w:r>
+                        <w:rPr>
+                          <w:lang w:val="ro-RO"/>
+                        </w:rPr>
+                        <w:t>pentru a testa</w:t>
+                      </w:r>
+                      <w:r>
+                        <w:rPr>
+                          <w:lang w:val="en-US"/>
+                        </w:rPr>
+                        <w:t>)</w:t>
+                      </w:r>
+                    </w:p>
+                  </w:txbxContent>
+                </v:textbox>
+                <w10:wrap type="square"/>
+              </v:shape>
+            </w:pict>
+          </mc:Fallback>
+        </mc:AlternateContent>
+      </w:r>
+      <w:r>
+        <w:rPr>
+          <w:noProof/>
+        </w:rPr>
         <w:drawing>
-          <wp:anchor distT="0" distB="0" distL="114300" distR="114300" simplePos="0" relativeHeight="251682816" behindDoc="0" locked="0" layoutInCell="1" allowOverlap="1" wp14:anchorId="6787F257" wp14:editId="1FB7F6E6">
+          <wp:anchor distT="0" distB="0" distL="114300" distR="114300" simplePos="0" relativeHeight="251681792" behindDoc="0" locked="0" layoutInCell="1" allowOverlap="1" wp14:anchorId="0DDB80DE" wp14:editId="3DB701A3">
+            <wp:simplePos x="0" y="0"/>
+            <wp:positionH relativeFrom="margin">
+              <wp:align>left</wp:align>
+            </wp:positionH>
+            <wp:positionV relativeFrom="paragraph">
+              <wp:posOffset>4070350</wp:posOffset>
+            </wp:positionV>
+            <wp:extent cx="6692265" cy="3764280"/>
+            <wp:effectExtent l="0" t="0" r="0" b="7620"/>
+            <wp:wrapSquare wrapText="bothSides"/>
+            <wp:docPr id="23" name="Picture 23"/>
+            <wp:cNvGraphicFramePr>
+              <a:graphicFrameLocks xmlns:a="http://schemas.openxmlformats.org/drawingml/2006/main" noChangeAspect="1"/>
+            </wp:cNvGraphicFramePr>
+            <a:graphic xmlns:a="http://schemas.openxmlformats.org/drawingml/2006/main">
+              <a:graphicData uri="http://schemas.openxmlformats.org/drawingml/2006/picture">
+                <pic:pic xmlns:pic="http://schemas.openxmlformats.org/drawingml/2006/picture">
+                  <pic:nvPicPr>
+                    <pic:cNvPr id="1" name=""/>
+                    <pic:cNvPicPr/>
+                  </pic:nvPicPr>
+                  <pic:blipFill>
+                    <a:blip r:embed="rId31" cstate="print">
+                      <a:extLst>
+                        <a:ext uri="{28A0092B-C50C-407E-A947-70E740481C1C}">
+                          <a14:useLocalDpi xmlns:a14="http://schemas.microsoft.com/office/drawing/2010/main" val="0"/>
+                        </a:ext>
+                      </a:extLst>
+                    </a:blip>
+                    <a:stretch>
+                      <a:fillRect/>
+                    </a:stretch>
+                  </pic:blipFill>
+                  <pic:spPr>
+                    <a:xfrm>
+                      <a:off x="0" y="0"/>
+                      <a:ext cx="6692265" cy="3764280"/>
+                    </a:xfrm>
+                    <a:prstGeom prst="rect">
+                      <a:avLst/>
+                    </a:prstGeom>
+                  </pic:spPr>
+                </pic:pic>
+              </a:graphicData>
+            </a:graphic>
+          </wp:anchor>
+        </w:drawing>
+      </w:r>
+      <w:r>
+        <w:rPr>
+          <w:noProof/>
+        </w:rPr>
+        <mc:AlternateContent>
+          <mc:Choice Requires="wps">
+            <w:drawing>
+              <wp:anchor distT="0" distB="0" distL="114300" distR="114300" simplePos="0" relativeHeight="251744256" behindDoc="0" locked="0" layoutInCell="1" allowOverlap="1" wp14:anchorId="276F4DE5" wp14:editId="162C9EFC">
+                <wp:simplePos x="0" y="0"/>
+                <wp:positionH relativeFrom="column">
+                  <wp:posOffset>0</wp:posOffset>
+                </wp:positionH>
+                <wp:positionV relativeFrom="paragraph">
+                  <wp:posOffset>3709035</wp:posOffset>
+                </wp:positionV>
+                <wp:extent cx="6692265" cy="635"/>
+                <wp:effectExtent l="0" t="0" r="0" b="0"/>
+                <wp:wrapSquare wrapText="bothSides"/>
+                <wp:docPr id="62" name="Text Box 62"/>
+                <wp:cNvGraphicFramePr/>
+                <a:graphic xmlns:a="http://schemas.openxmlformats.org/drawingml/2006/main">
+                  <a:graphicData uri="http://schemas.microsoft.com/office/word/2010/wordprocessingShape">
+                    <wps:wsp>
+                      <wps:cNvSpPr txBox="1"/>
+                      <wps:spPr>
+                        <a:xfrm>
+                          <a:off x="0" y="0"/>
+                          <a:ext cx="6692265" cy="635"/>
+                        </a:xfrm>
+                        <a:prstGeom prst="rect">
+                          <a:avLst/>
+                        </a:prstGeom>
+                        <a:solidFill>
+                          <a:prstClr val="white"/>
+                        </a:solidFill>
+                        <a:ln>
+                          <a:noFill/>
+                        </a:ln>
+                      </wps:spPr>
+                      <wps:txbx>
+                        <w:txbxContent>
+                          <w:p>
+                            <w:pPr>
+                              <w:pStyle w:val="Caption"/>
+                              <w:jc w:val="center"/>
+                              <w:rPr>
+                                <w:noProof/>
+                                <w:sz w:val="24"/>
+                                <w:szCs w:val="24"/>
+                              </w:rPr>
+                            </w:pPr>
+                            <w:r>
+                              <w:rPr>
+                                <w:lang w:val="en-US"/>
+                              </w:rPr>
+                              <w:t>Figura 23. Input and Output</w:t>
+                            </w:r>
+                            <w:r>
+                              <w:rPr>
+                                <w:lang w:val="en-US"/>
+                              </w:rPr>
+                              <w:t xml:space="preserve"> (eroare din cauza ca site-ul nu are stdin)</w:t>
+                            </w:r>
+                          </w:p>
+                        </w:txbxContent>
+                      </wps:txbx>
+                      <wps:bodyPr rot="0" spcFirstLastPara="0" vertOverflow="overflow" horzOverflow="overflow" vert="horz" wrap="square" lIns="0" tIns="0" rIns="0" bIns="0" numCol="1" spcCol="0" rtlCol="0" fromWordArt="0" anchor="t" anchorCtr="0" forceAA="0" compatLnSpc="1">
+                        <a:prstTxWarp prst="textNoShape">
+                          <a:avLst/>
+                        </a:prstTxWarp>
+                        <a:spAutoFit/>
+                      </wps:bodyPr>
+                    </wps:wsp>
+                  </a:graphicData>
+                </a:graphic>
+              </wp:anchor>
+            </w:drawing>
+          </mc:Choice>
+          <mc:Fallback>
+            <w:pict>
+              <v:shape w14:anchorId="276F4DE5" id="Text Box 62" o:spid="_x0000_s1049" type="#_x0000_t202" style="position:absolute;margin-left:0;margin-top:292.05pt;width:526.95pt;height:.05pt;z-index:251744256;visibility:visible;mso-wrap-style:square;mso-wrap-distance-left:9pt;mso-wrap-distance-top:0;mso-wrap-distance-right:9pt;mso-wrap-distance-bottom:0;mso-position-horizontal:absolute;mso-position-horizontal-relative:text;mso-position-vertical:absolute;mso-position-vertical-relative:text;v-text-anchor:top" o:gfxdata="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" stroked="f">
+                <v:textbox style="mso-fit-shape-to-text:t" inset="0,0,0,0">
+                  <w:txbxContent>
+                    <w:p>
+                      <w:pPr>
+                        <w:pStyle w:val="Caption"/>
+                        <w:jc w:val="center"/>
+                        <w:rPr>
+                          <w:noProof/>
+                          <w:sz w:val="24"/>
+                          <w:szCs w:val="24"/>
+                        </w:rPr>
+                      </w:pPr>
+                      <w:r>
+                        <w:rPr>
+                          <w:lang w:val="en-US"/>
+                        </w:rPr>
+                        <w:t>Figura 23. Input and Output</w:t>
+                      </w:r>
+                      <w:r>
+                        <w:rPr>
+                          <w:lang w:val="en-US"/>
+                        </w:rPr>
+                        <w:t xml:space="preserve"> (eroare din cauza ca site-ul nu are stdin)</w:t>
+                      </w:r>
+                    </w:p>
+                  </w:txbxContent>
+                </v:textbox>
+                <w10:wrap type="square"/>
+              </v:shape>
+            </w:pict>
+          </mc:Fallback>
+        </mc:AlternateContent>
+      </w:r>
+      <w:r>
+        <w:rPr>
+          <w:noProof/>
+        </w:rPr>
+        <w:drawing>
+          <wp:anchor distT="0" distB="0" distL="114300" distR="114300" simplePos="0" relativeHeight="251682816" behindDoc="0" locked="0" layoutInCell="1" allowOverlap="1" wp14:anchorId="6787F257" wp14:editId="50519F12">
             <wp:simplePos x="0" y="0"/>
             <wp:positionH relativeFrom="margin">
               <wp:align>right</wp:align>
@@ -2448,7 +5108,7 @@
                     <pic:cNvPicPr/>
                   </pic:nvPicPr>
                   <pic:blipFill>
-                    <a:blip r:embed="rId31">
+                    <a:blip r:embed="rId32">
                       <a:extLst>
                         <a:ext uri="{28A0092B-C50C-407E-A947-70E740481C1C}">
                           <a14:useLocalDpi xmlns:a14="http://schemas.microsoft.com/office/drawing/2010/main" val="0"/>
@@ -2474,118 +5134,182 @@
           </wp:anchor>
         </w:drawing>
       </w:r>
+    </w:p>
+    <w:p>
+      <w:pPr>
+        <w:spacing w:after="160" w:line="259" w:lineRule="auto"/>
+        <w:rPr>
+          <w:b/>
+          <w:bCs/>
+          <w:lang w:val="ro-RO"/>
+        </w:rPr>
+      </w:pPr>
+    </w:p>
+    <w:p>
+      <w:pPr>
+        <w:spacing w:after="160" w:line="259" w:lineRule="auto"/>
+        <w:rPr>
+          <w:b/>
+          <w:bCs/>
+          <w:lang w:val="ro-RO"/>
+        </w:rPr>
+      </w:pPr>
       <w:r>
         <w:rPr>
           <w:noProof/>
         </w:rPr>
+        <w:lastRenderedPageBreak/>
+        <mc:AlternateContent>
+          <mc:Choice Requires="wps">
+            <w:drawing>
+              <wp:anchor distT="0" distB="0" distL="114300" distR="114300" simplePos="0" relativeHeight="251748352" behindDoc="0" locked="0" layoutInCell="1" allowOverlap="1" wp14:anchorId="3F589CCD" wp14:editId="6F6B3998">
+                <wp:simplePos x="0" y="0"/>
+                <wp:positionH relativeFrom="column">
+                  <wp:posOffset>0</wp:posOffset>
+                </wp:positionH>
+                <wp:positionV relativeFrom="paragraph">
+                  <wp:posOffset>3880485</wp:posOffset>
+                </wp:positionV>
+                <wp:extent cx="6692265" cy="635"/>
+                <wp:effectExtent l="0" t="0" r="0" b="0"/>
+                <wp:wrapSquare wrapText="bothSides"/>
+                <wp:docPr id="64" name="Text Box 64"/>
+                <wp:cNvGraphicFramePr/>
+                <a:graphic xmlns:a="http://schemas.openxmlformats.org/drawingml/2006/main">
+                  <a:graphicData uri="http://schemas.microsoft.com/office/word/2010/wordprocessingShape">
+                    <wps:wsp>
+                      <wps:cNvSpPr txBox="1"/>
+                      <wps:spPr>
+                        <a:xfrm>
+                          <a:off x="0" y="0"/>
+                          <a:ext cx="6692265" cy="635"/>
+                        </a:xfrm>
+                        <a:prstGeom prst="rect">
+                          <a:avLst/>
+                        </a:prstGeom>
+                        <a:solidFill>
+                          <a:prstClr val="white"/>
+                        </a:solidFill>
+                        <a:ln>
+                          <a:noFill/>
+                        </a:ln>
+                      </wps:spPr>
+                      <wps:txbx>
+                        <w:txbxContent>
+                          <w:p>
+                            <w:pPr>
+                              <w:pStyle w:val="Caption"/>
+                              <w:jc w:val="center"/>
+                              <w:rPr>
+                                <w:noProof/>
+                                <w:sz w:val="24"/>
+                                <w:szCs w:val="24"/>
+                              </w:rPr>
+                            </w:pPr>
+                            <w:r>
+                              <w:rPr>
+                                <w:lang w:val="en-US"/>
+                              </w:rPr>
+                              <w:t xml:space="preserve">Figura </w:t>
+                            </w:r>
+                            <w:r>
+                              <w:rPr>
+                                <w:lang w:val="en-US"/>
+                              </w:rPr>
+                              <w:t>25</w:t>
+                            </w:r>
+                            <w:r>
+                              <w:rPr>
+                                <w:lang w:val="en-US"/>
+                              </w:rPr>
+                              <w:t xml:space="preserve">. </w:t>
+                            </w:r>
+                            <w:r>
+                              <w:rPr>
+                                <w:lang w:val="en-US"/>
+                              </w:rPr>
+                              <w:t>Generators</w:t>
+                            </w:r>
+                          </w:p>
+                        </w:txbxContent>
+                      </wps:txbx>
+                      <wps:bodyPr rot="0" spcFirstLastPara="0" vertOverflow="overflow" horzOverflow="overflow" vert="horz" wrap="square" lIns="0" tIns="0" rIns="0" bIns="0" numCol="1" spcCol="0" rtlCol="0" fromWordArt="0" anchor="t" anchorCtr="0" forceAA="0" compatLnSpc="1">
+                        <a:prstTxWarp prst="textNoShape">
+                          <a:avLst/>
+                        </a:prstTxWarp>
+                        <a:spAutoFit/>
+                      </wps:bodyPr>
+                    </wps:wsp>
+                  </a:graphicData>
+                </a:graphic>
+              </wp:anchor>
+            </w:drawing>
+          </mc:Choice>
+          <mc:Fallback>
+            <w:pict>
+              <v:shape w14:anchorId="3F589CCD" id="Text Box 64" o:spid="_x0000_s1050" type="#_x0000_t202" style="position:absolute;margin-left:0;margin-top:305.55pt;width:526.95pt;height:.05pt;z-index:251748352;visibility:visible;mso-wrap-style:square;mso-wrap-distance-left:9pt;mso-wrap-distance-top:0;mso-wrap-distance-right:9pt;mso-wrap-distance-bottom:0;mso-position-horizontal:absolute;mso-position-horizontal-relative:text;mso-position-vertical:absolute;mso-position-vertical-relative:text;v-text-anchor:top" o:gfxdata="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" stroked="f">
+                <v:textbox style="mso-fit-shape-to-text:t" inset="0,0,0,0">
+                  <w:txbxContent>
+                    <w:p>
+                      <w:pPr>
+                        <w:pStyle w:val="Caption"/>
+                        <w:jc w:val="center"/>
+                        <w:rPr>
+                          <w:noProof/>
+                          <w:sz w:val="24"/>
+                          <w:szCs w:val="24"/>
+                        </w:rPr>
+                      </w:pPr>
+                      <w:r>
+                        <w:rPr>
+                          <w:lang w:val="en-US"/>
+                        </w:rPr>
+                        <w:t xml:space="preserve">Figura </w:t>
+                      </w:r>
+                      <w:r>
+                        <w:rPr>
+                          <w:lang w:val="en-US"/>
+                        </w:rPr>
+                        <w:t>25</w:t>
+                      </w:r>
+                      <w:r>
+                        <w:rPr>
+                          <w:lang w:val="en-US"/>
+                        </w:rPr>
+                        <w:t xml:space="preserve">. </w:t>
+                      </w:r>
+                      <w:r>
+                        <w:rPr>
+                          <w:lang w:val="en-US"/>
+                        </w:rPr>
+                        <w:t>Generators</w:t>
+                      </w:r>
+                    </w:p>
+                  </w:txbxContent>
+                </v:textbox>
+                <w10:wrap type="square"/>
+              </v:shape>
+            </w:pict>
+          </mc:Fallback>
+        </mc:AlternateContent>
+      </w:r>
+      <w:r>
+        <w:rPr>
+          <w:noProof/>
+        </w:rPr>
         <w:drawing>
-          <wp:anchor distT="0" distB="0" distL="114300" distR="114300" simplePos="0" relativeHeight="251681792" behindDoc="0" locked="0" layoutInCell="1" allowOverlap="1" wp14:anchorId="0DDB80DE" wp14:editId="472C4F2A">
+          <wp:anchor distT="0" distB="0" distL="114300" distR="114300" simplePos="0" relativeHeight="251684864" behindDoc="0" locked="0" layoutInCell="1" allowOverlap="1" wp14:anchorId="48E45604" wp14:editId="5E70B06E">
             <wp:simplePos x="0" y="0"/>
             <wp:positionH relativeFrom="margin">
-              <wp:align>right</wp:align>
+              <wp:posOffset>0</wp:posOffset>
             </wp:positionH>
             <wp:positionV relativeFrom="paragraph">
-              <wp:posOffset>3756660</wp:posOffset>
+              <wp:posOffset>616585</wp:posOffset>
             </wp:positionV>
-            <wp:extent cx="6692265" cy="3764280"/>
-            <wp:effectExtent l="0" t="0" r="0" b="7620"/>
+            <wp:extent cx="6692265" cy="3206750"/>
+            <wp:effectExtent l="0" t="0" r="0" b="0"/>
             <wp:wrapSquare wrapText="bothSides"/>
-            <wp:docPr id="23" name="Picture 23"/>
-            <wp:cNvGraphicFramePr>
-              <a:graphicFrameLocks xmlns:a="http://schemas.openxmlformats.org/drawingml/2006/main" noChangeAspect="1"/>
-            </wp:cNvGraphicFramePr>
-            <a:graphic xmlns:a="http://schemas.openxmlformats.org/drawingml/2006/main">
-              <a:graphicData uri="http://schemas.openxmlformats.org/drawingml/2006/picture">
-                <pic:pic xmlns:pic="http://schemas.openxmlformats.org/drawingml/2006/picture">
-                  <pic:nvPicPr>
-                    <pic:cNvPr id="1" name=""/>
-                    <pic:cNvPicPr/>
-                  </pic:nvPicPr>
-                  <pic:blipFill>
-                    <a:blip r:embed="rId32" cstate="print">
-                      <a:extLst>
-                        <a:ext uri="{28A0092B-C50C-407E-A947-70E740481C1C}">
-                          <a14:useLocalDpi xmlns:a14="http://schemas.microsoft.com/office/drawing/2010/main" val="0"/>
-                        </a:ext>
-                      </a:extLst>
-                    </a:blip>
-                    <a:stretch>
-                      <a:fillRect/>
-                    </a:stretch>
-                  </pic:blipFill>
-                  <pic:spPr>
-                    <a:xfrm>
-                      <a:off x="0" y="0"/>
-                      <a:ext cx="6692265" cy="3764280"/>
-                    </a:xfrm>
-                    <a:prstGeom prst="rect">
-                      <a:avLst/>
-                    </a:prstGeom>
-                  </pic:spPr>
-                </pic:pic>
-              </a:graphicData>
-            </a:graphic>
-          </wp:anchor>
-        </w:drawing>
-      </w:r>
-    </w:p>
-    <w:p>
-      <w:pPr>
-        <w:spacing w:after="160" w:line="259" w:lineRule="auto"/>
-        <w:rPr>
-          <w:b/>
-          <w:bCs/>
-          <w:lang w:val="ro-RO"/>
-        </w:rPr>
-      </w:pPr>
-    </w:p>
-    <w:p>
-      <w:pPr>
-        <w:spacing w:after="160" w:line="259" w:lineRule="auto"/>
-        <w:rPr>
-          <w:b/>
-          <w:bCs/>
-          <w:lang w:val="ro-RO"/>
-        </w:rPr>
-      </w:pPr>
-    </w:p>
-    <w:p>
-      <w:pPr>
-        <w:spacing w:after="160" w:line="259" w:lineRule="auto"/>
-        <w:rPr>
-          <w:b/>
-          <w:bCs/>
-          <w:lang w:val="ro-RO"/>
-        </w:rPr>
-      </w:pPr>
-    </w:p>
-    <w:p>
-      <w:pPr>
-        <w:spacing w:after="160" w:line="259" w:lineRule="auto"/>
-        <w:rPr>
-          <w:b/>
-          <w:bCs/>
-          <w:lang w:val="ro-RO"/>
-        </w:rPr>
-      </w:pPr>
-      <w:r>
-        <w:rPr>
-          <w:noProof/>
-        </w:rPr>
-        <w:lastRenderedPageBreak/>
-        <w:drawing>
-          <wp:anchor distT="0" distB="0" distL="114300" distR="114300" simplePos="0" relativeHeight="251685888" behindDoc="0" locked="0" layoutInCell="1" allowOverlap="1" wp14:anchorId="53AB3A0F" wp14:editId="0434A7DA">
-            <wp:simplePos x="0" y="0"/>
-            <wp:positionH relativeFrom="margin">
-              <wp:align>right</wp:align>
-            </wp:positionH>
-            <wp:positionV relativeFrom="paragraph">
-              <wp:posOffset>4674870</wp:posOffset>
-            </wp:positionV>
-            <wp:extent cx="6692265" cy="3782695"/>
-            <wp:effectExtent l="0" t="0" r="0" b="8255"/>
-            <wp:wrapSquare wrapText="bothSides"/>
-            <wp:docPr id="28" name="Picture 28"/>
+            <wp:docPr id="27" name="Picture 27"/>
             <wp:cNvGraphicFramePr>
               <a:graphicFrameLocks xmlns:a="http://schemas.openxmlformats.org/drawingml/2006/main" noChangeAspect="1"/>
             </wp:cNvGraphicFramePr>
@@ -2611,60 +5335,6 @@
                   <pic:spPr>
                     <a:xfrm>
                       <a:off x="0" y="0"/>
-                      <a:ext cx="6692265" cy="3782695"/>
-                    </a:xfrm>
-                    <a:prstGeom prst="rect">
-                      <a:avLst/>
-                    </a:prstGeom>
-                  </pic:spPr>
-                </pic:pic>
-              </a:graphicData>
-            </a:graphic>
-          </wp:anchor>
-        </w:drawing>
-      </w:r>
-      <w:r>
-        <w:rPr>
-          <w:noProof/>
-        </w:rPr>
-        <w:drawing>
-          <wp:anchor distT="0" distB="0" distL="114300" distR="114300" simplePos="0" relativeHeight="251684864" behindDoc="0" locked="0" layoutInCell="1" allowOverlap="1" wp14:anchorId="48E45604" wp14:editId="5FE30052">
-            <wp:simplePos x="0" y="0"/>
-            <wp:positionH relativeFrom="margin">
-              <wp:align>right</wp:align>
-            </wp:positionH>
-            <wp:positionV relativeFrom="paragraph">
-              <wp:posOffset>1367790</wp:posOffset>
-            </wp:positionV>
-            <wp:extent cx="6692265" cy="3206750"/>
-            <wp:effectExtent l="0" t="0" r="0" b="0"/>
-            <wp:wrapSquare wrapText="bothSides"/>
-            <wp:docPr id="27" name="Picture 27"/>
-            <wp:cNvGraphicFramePr>
-              <a:graphicFrameLocks xmlns:a="http://schemas.openxmlformats.org/drawingml/2006/main" noChangeAspect="1"/>
-            </wp:cNvGraphicFramePr>
-            <a:graphic xmlns:a="http://schemas.openxmlformats.org/drawingml/2006/main">
-              <a:graphicData uri="http://schemas.openxmlformats.org/drawingml/2006/picture">
-                <pic:pic xmlns:pic="http://schemas.openxmlformats.org/drawingml/2006/picture">
-                  <pic:nvPicPr>
-                    <pic:cNvPr id="1" name=""/>
-                    <pic:cNvPicPr/>
-                  </pic:nvPicPr>
-                  <pic:blipFill>
-                    <a:blip r:embed="rId34">
-                      <a:extLst>
-                        <a:ext uri="{28A0092B-C50C-407E-A947-70E740481C1C}">
-                          <a14:useLocalDpi xmlns:a14="http://schemas.microsoft.com/office/drawing/2010/main" val="0"/>
-                        </a:ext>
-                      </a:extLst>
-                    </a:blip>
-                    <a:stretch>
-                      <a:fillRect/>
-                    </a:stretch>
-                  </pic:blipFill>
-                  <pic:spPr>
-                    <a:xfrm>
-                      <a:off x="0" y="0"/>
                       <a:ext cx="6692265" cy="3206750"/>
                     </a:xfrm>
                     <a:prstGeom prst="rect">
@@ -2682,18 +5352,184 @@
           <w:noProof/>
         </w:rPr>
         <w:drawing>
-          <wp:anchor distT="0" distB="0" distL="114300" distR="114300" simplePos="0" relativeHeight="251683840" behindDoc="0" locked="0" layoutInCell="1" allowOverlap="1" wp14:anchorId="40E9D2EF" wp14:editId="68C3343F">
+          <wp:anchor distT="0" distB="0" distL="114300" distR="114300" simplePos="0" relativeHeight="251683840" behindDoc="0" locked="0" layoutInCell="1" allowOverlap="1" wp14:anchorId="40E9D2EF" wp14:editId="0DEB5A17">
             <wp:simplePos x="0" y="0"/>
             <wp:positionH relativeFrom="margin">
-              <wp:align>right</wp:align>
+              <wp:align>left</wp:align>
             </wp:positionH>
             <wp:positionV relativeFrom="paragraph">
-              <wp:posOffset>285750</wp:posOffset>
+              <wp:posOffset>0</wp:posOffset>
             </wp:positionV>
-            <wp:extent cx="6692265" cy="996315"/>
-            <wp:effectExtent l="0" t="0" r="0" b="0"/>
+            <wp:extent cx="6692265" cy="624840"/>
+            <wp:effectExtent l="0" t="0" r="0" b="3810"/>
             <wp:wrapSquare wrapText="bothSides"/>
             <wp:docPr id="26" name="Picture 26"/>
+            <wp:cNvGraphicFramePr>
+              <a:graphicFrameLocks xmlns:a="http://schemas.openxmlformats.org/drawingml/2006/main" noChangeAspect="1"/>
+            </wp:cNvGraphicFramePr>
+            <a:graphic xmlns:a="http://schemas.openxmlformats.org/drawingml/2006/main">
+              <a:graphicData uri="http://schemas.openxmlformats.org/drawingml/2006/picture">
+                <pic:pic xmlns:pic="http://schemas.openxmlformats.org/drawingml/2006/picture">
+                  <pic:nvPicPr>
+                    <pic:cNvPr id="1" name=""/>
+                    <pic:cNvPicPr/>
+                  </pic:nvPicPr>
+                  <pic:blipFill rotWithShape="1">
+                    <a:blip r:embed="rId34">
+                      <a:extLst>
+                        <a:ext uri="{28A0092B-C50C-407E-A947-70E740481C1C}">
+                          <a14:useLocalDpi xmlns:a14="http://schemas.microsoft.com/office/drawing/2010/main" val="0"/>
+                        </a:ext>
+                      </a:extLst>
+                    </a:blip>
+                    <a:srcRect t="37285"/>
+                    <a:stretch/>
+                  </pic:blipFill>
+                  <pic:spPr bwMode="auto">
+                    <a:xfrm>
+                      <a:off x="0" y="0"/>
+                      <a:ext cx="6692265" cy="624840"/>
+                    </a:xfrm>
+                    <a:prstGeom prst="rect">
+                      <a:avLst/>
+                    </a:prstGeom>
+                    <a:ln>
+                      <a:noFill/>
+                    </a:ln>
+                    <a:extLst>
+                      <a:ext uri="{53640926-AAD7-44D8-BBD7-CCE9431645EC}">
+                        <a14:shadowObscured xmlns:a14="http://schemas.microsoft.com/office/drawing/2010/main"/>
+                      </a:ext>
+                    </a:extLst>
+                  </pic:spPr>
+                </pic:pic>
+              </a:graphicData>
+            </a:graphic>
+            <wp14:sizeRelV relativeFrom="margin">
+              <wp14:pctHeight>0</wp14:pctHeight>
+            </wp14:sizeRelV>
+          </wp:anchor>
+        </w:drawing>
+      </w:r>
+      <w:r>
+        <w:rPr>
+          <w:noProof/>
+        </w:rPr>
+        <mc:AlternateContent>
+          <mc:Choice Requires="wps">
+            <w:drawing>
+              <wp:anchor distT="0" distB="0" distL="114300" distR="114300" simplePos="0" relativeHeight="251750400" behindDoc="0" locked="0" layoutInCell="1" allowOverlap="1" wp14:anchorId="6C5129A9" wp14:editId="127B5DA4">
+                <wp:simplePos x="0" y="0"/>
+                <wp:positionH relativeFrom="column">
+                  <wp:posOffset>0</wp:posOffset>
+                </wp:positionH>
+                <wp:positionV relativeFrom="paragraph">
+                  <wp:posOffset>8183245</wp:posOffset>
+                </wp:positionV>
+                <wp:extent cx="6692265" cy="635"/>
+                <wp:effectExtent l="0" t="0" r="0" b="0"/>
+                <wp:wrapSquare wrapText="bothSides"/>
+                <wp:docPr id="65" name="Text Box 65"/>
+                <wp:cNvGraphicFramePr/>
+                <a:graphic xmlns:a="http://schemas.openxmlformats.org/drawingml/2006/main">
+                  <a:graphicData uri="http://schemas.microsoft.com/office/word/2010/wordprocessingShape">
+                    <wps:wsp>
+                      <wps:cNvSpPr txBox="1"/>
+                      <wps:spPr>
+                        <a:xfrm>
+                          <a:off x="0" y="0"/>
+                          <a:ext cx="6692265" cy="635"/>
+                        </a:xfrm>
+                        <a:prstGeom prst="rect">
+                          <a:avLst/>
+                        </a:prstGeom>
+                        <a:solidFill>
+                          <a:prstClr val="white"/>
+                        </a:solidFill>
+                        <a:ln>
+                          <a:noFill/>
+                        </a:ln>
+                      </wps:spPr>
+                      <wps:txbx>
+                        <w:txbxContent>
+                          <w:p>
+                            <w:pPr>
+                              <w:pStyle w:val="Caption"/>
+                              <w:jc w:val="center"/>
+                              <w:rPr>
+                                <w:noProof/>
+                                <w:sz w:val="24"/>
+                                <w:szCs w:val="24"/>
+                              </w:rPr>
+                            </w:pPr>
+                            <w:r>
+                              <w:rPr>
+                                <w:lang w:val="en-US"/>
+                              </w:rPr>
+                              <w:t>Figura 26. List Comprehensions</w:t>
+                            </w:r>
+                          </w:p>
+                        </w:txbxContent>
+                      </wps:txbx>
+                      <wps:bodyPr rot="0" spcFirstLastPara="0" vertOverflow="overflow" horzOverflow="overflow" vert="horz" wrap="square" lIns="0" tIns="0" rIns="0" bIns="0" numCol="1" spcCol="0" rtlCol="0" fromWordArt="0" anchor="t" anchorCtr="0" forceAA="0" compatLnSpc="1">
+                        <a:prstTxWarp prst="textNoShape">
+                          <a:avLst/>
+                        </a:prstTxWarp>
+                        <a:spAutoFit/>
+                      </wps:bodyPr>
+                    </wps:wsp>
+                  </a:graphicData>
+                </a:graphic>
+              </wp:anchor>
+            </w:drawing>
+          </mc:Choice>
+          <mc:Fallback>
+            <w:pict>
+              <v:shape w14:anchorId="6C5129A9" id="Text Box 65" o:spid="_x0000_s1051" type="#_x0000_t202" style="position:absolute;margin-left:0;margin-top:644.35pt;width:526.95pt;height:.05pt;z-index:251750400;visibility:visible;mso-wrap-style:square;mso-wrap-distance-left:9pt;mso-wrap-distance-top:0;mso-wrap-distance-right:9pt;mso-wrap-distance-bottom:0;mso-position-horizontal:absolute;mso-position-horizontal-relative:text;mso-position-vertical:absolute;mso-position-vertical-relative:text;v-text-anchor:top" o:gfxdata="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" stroked="f">
+                <v:textbox style="mso-fit-shape-to-text:t" inset="0,0,0,0">
+                  <w:txbxContent>
+                    <w:p>
+                      <w:pPr>
+                        <w:pStyle w:val="Caption"/>
+                        <w:jc w:val="center"/>
+                        <w:rPr>
+                          <w:noProof/>
+                          <w:sz w:val="24"/>
+                          <w:szCs w:val="24"/>
+                        </w:rPr>
+                      </w:pPr>
+                      <w:r>
+                        <w:rPr>
+                          <w:lang w:val="en-US"/>
+                        </w:rPr>
+                        <w:t>Figura 26. List Comprehensions</w:t>
+                      </w:r>
+                    </w:p>
+                  </w:txbxContent>
+                </v:textbox>
+                <w10:wrap type="square"/>
+              </v:shape>
+            </w:pict>
+          </mc:Fallback>
+        </mc:AlternateContent>
+      </w:r>
+      <w:r>
+        <w:rPr>
+          <w:noProof/>
+        </w:rPr>
+        <w:drawing>
+          <wp:anchor distT="0" distB="0" distL="114300" distR="114300" simplePos="0" relativeHeight="251685888" behindDoc="0" locked="0" layoutInCell="1" allowOverlap="1" wp14:anchorId="53AB3A0F" wp14:editId="06B28529">
+            <wp:simplePos x="0" y="0"/>
+            <wp:positionH relativeFrom="margin">
+              <wp:align>left</wp:align>
+            </wp:positionH>
+            <wp:positionV relativeFrom="paragraph">
+              <wp:posOffset>4343400</wp:posOffset>
+            </wp:positionV>
+            <wp:extent cx="6692265" cy="3782695"/>
+            <wp:effectExtent l="0" t="0" r="0" b="8255"/>
+            <wp:wrapSquare wrapText="bothSides"/>
+            <wp:docPr id="28" name="Picture 28"/>
             <wp:cNvGraphicFramePr>
               <a:graphicFrameLocks xmlns:a="http://schemas.openxmlformats.org/drawingml/2006/main" noChangeAspect="1"/>
             </wp:cNvGraphicFramePr>
@@ -2719,7 +5555,7 @@
                   <pic:spPr>
                     <a:xfrm>
                       <a:off x="0" y="0"/>
-                      <a:ext cx="6692265" cy="996315"/>
+                      <a:ext cx="6692265" cy="3782695"/>
                     </a:xfrm>
                     <a:prstGeom prst="rect">
                       <a:avLst/>
@@ -2746,14 +5582,116 @@
           <w:noProof/>
         </w:rPr>
         <w:lastRenderedPageBreak/>
+        <mc:AlternateContent>
+          <mc:Choice Requires="wps">
+            <w:drawing>
+              <wp:anchor distT="0" distB="0" distL="114300" distR="114300" simplePos="0" relativeHeight="251754496" behindDoc="0" locked="0" layoutInCell="1" allowOverlap="1" wp14:anchorId="150492E9" wp14:editId="687458D9">
+                <wp:simplePos x="0" y="0"/>
+                <wp:positionH relativeFrom="column">
+                  <wp:posOffset>0</wp:posOffset>
+                </wp:positionH>
+                <wp:positionV relativeFrom="paragraph">
+                  <wp:posOffset>8181340</wp:posOffset>
+                </wp:positionV>
+                <wp:extent cx="6692265" cy="635"/>
+                <wp:effectExtent l="0" t="0" r="0" b="0"/>
+                <wp:wrapSquare wrapText="bothSides"/>
+                <wp:docPr id="67" name="Text Box 67"/>
+                <wp:cNvGraphicFramePr/>
+                <a:graphic xmlns:a="http://schemas.openxmlformats.org/drawingml/2006/main">
+                  <a:graphicData uri="http://schemas.microsoft.com/office/word/2010/wordprocessingShape">
+                    <wps:wsp>
+                      <wps:cNvSpPr txBox="1"/>
+                      <wps:spPr>
+                        <a:xfrm>
+                          <a:off x="0" y="0"/>
+                          <a:ext cx="6692265" cy="635"/>
+                        </a:xfrm>
+                        <a:prstGeom prst="rect">
+                          <a:avLst/>
+                        </a:prstGeom>
+                        <a:solidFill>
+                          <a:prstClr val="white"/>
+                        </a:solidFill>
+                        <a:ln>
+                          <a:noFill/>
+                        </a:ln>
+                      </wps:spPr>
+                      <wps:txbx>
+                        <w:txbxContent>
+                          <w:p>
+                            <w:pPr>
+                              <w:pStyle w:val="Caption"/>
+                              <w:jc w:val="center"/>
+                              <w:rPr>
+                                <w:noProof/>
+                                <w:sz w:val="24"/>
+                                <w:szCs w:val="24"/>
+                              </w:rPr>
+                            </w:pPr>
+                            <w:r>
+                              <w:rPr>
+                                <w:lang w:val="en-US"/>
+                              </w:rPr>
+                              <w:t>Figura 28. Multiple Functions Arguments</w:t>
+                            </w:r>
+                          </w:p>
+                        </w:txbxContent>
+                      </wps:txbx>
+                      <wps:bodyPr rot="0" spcFirstLastPara="0" vertOverflow="overflow" horzOverflow="overflow" vert="horz" wrap="square" lIns="0" tIns="0" rIns="0" bIns="0" numCol="1" spcCol="0" rtlCol="0" fromWordArt="0" anchor="t" anchorCtr="0" forceAA="0" compatLnSpc="1">
+                        <a:prstTxWarp prst="textNoShape">
+                          <a:avLst/>
+                        </a:prstTxWarp>
+                        <a:spAutoFit/>
+                      </wps:bodyPr>
+                    </wps:wsp>
+                  </a:graphicData>
+                </a:graphic>
+              </wp:anchor>
+            </w:drawing>
+          </mc:Choice>
+          <mc:Fallback>
+            <w:pict>
+              <v:shape w14:anchorId="150492E9" id="Text Box 67" o:spid="_x0000_s1052" type="#_x0000_t202" style="position:absolute;margin-left:0;margin-top:644.2pt;width:526.95pt;height:.05pt;z-index:251754496;visibility:visible;mso-wrap-style:square;mso-wrap-distance-left:9pt;mso-wrap-distance-top:0;mso-wrap-distance-right:9pt;mso-wrap-distance-bottom:0;mso-position-horizontal:absolute;mso-position-horizontal-relative:text;mso-position-vertical:absolute;mso-position-vertical-relative:text;v-text-anchor:top" o:gfxdata="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" stroked="f">
+                <v:textbox style="mso-fit-shape-to-text:t" inset="0,0,0,0">
+                  <w:txbxContent>
+                    <w:p>
+                      <w:pPr>
+                        <w:pStyle w:val="Caption"/>
+                        <w:jc w:val="center"/>
+                        <w:rPr>
+                          <w:noProof/>
+                          <w:sz w:val="24"/>
+                          <w:szCs w:val="24"/>
+                        </w:rPr>
+                      </w:pPr>
+                      <w:r>
+                        <w:rPr>
+                          <w:lang w:val="en-US"/>
+                        </w:rPr>
+                        <w:t>Figura 28. Multiple Functions Arguments</w:t>
+                      </w:r>
+                    </w:p>
+                  </w:txbxContent>
+                </v:textbox>
+                <w10:wrap type="square"/>
+              </v:shape>
+            </w:pict>
+          </mc:Fallback>
+        </mc:AlternateContent>
+      </w:r>
+      <w:r>
+        <w:rPr>
+          <w:noProof/>
+        </w:rPr>
         <w:drawing>
-          <wp:anchor distT="0" distB="0" distL="114300" distR="114300" simplePos="0" relativeHeight="251687936" behindDoc="0" locked="0" layoutInCell="1" allowOverlap="1" wp14:anchorId="5892C896" wp14:editId="433AE1AB">
+          <wp:anchor distT="0" distB="0" distL="114300" distR="114300" simplePos="0" relativeHeight="251687936" behindDoc="0" locked="0" layoutInCell="1" allowOverlap="1" wp14:anchorId="5892C896" wp14:editId="71EDE4CC">
             <wp:simplePos x="0" y="0"/>
-            <wp:positionH relativeFrom="column">
-              <wp:posOffset>-3810</wp:posOffset>
+            <wp:positionH relativeFrom="margin">
+              <wp:align>left</wp:align>
             </wp:positionH>
             <wp:positionV relativeFrom="paragraph">
-              <wp:posOffset>3912870</wp:posOffset>
+              <wp:posOffset>4147820</wp:posOffset>
             </wp:positionV>
             <wp:extent cx="6692265" cy="3976370"/>
             <wp:effectExtent l="0" t="0" r="0" b="5080"/>
@@ -2800,8 +5738,146 @@
         <w:rPr>
           <w:noProof/>
         </w:rPr>
+        <mc:AlternateContent>
+          <mc:Choice Requires="wps">
+            <w:drawing>
+              <wp:anchor distT="0" distB="0" distL="114300" distR="114300" simplePos="0" relativeHeight="251752448" behindDoc="0" locked="0" layoutInCell="1" allowOverlap="1" wp14:anchorId="0A1CF76E" wp14:editId="472CE74A">
+                <wp:simplePos x="0" y="0"/>
+                <wp:positionH relativeFrom="column">
+                  <wp:posOffset>0</wp:posOffset>
+                </wp:positionH>
+                <wp:positionV relativeFrom="paragraph">
+                  <wp:posOffset>3850005</wp:posOffset>
+                </wp:positionV>
+                <wp:extent cx="6692265" cy="635"/>
+                <wp:effectExtent l="0" t="0" r="0" b="0"/>
+                <wp:wrapSquare wrapText="bothSides"/>
+                <wp:docPr id="66" name="Text Box 66"/>
+                <wp:cNvGraphicFramePr/>
+                <a:graphic xmlns:a="http://schemas.openxmlformats.org/drawingml/2006/main">
+                  <a:graphicData uri="http://schemas.microsoft.com/office/word/2010/wordprocessingShape">
+                    <wps:wsp>
+                      <wps:cNvSpPr txBox="1"/>
+                      <wps:spPr>
+                        <a:xfrm>
+                          <a:off x="0" y="0"/>
+                          <a:ext cx="6692265" cy="635"/>
+                        </a:xfrm>
+                        <a:prstGeom prst="rect">
+                          <a:avLst/>
+                        </a:prstGeom>
+                        <a:solidFill>
+                          <a:prstClr val="white"/>
+                        </a:solidFill>
+                        <a:ln>
+                          <a:noFill/>
+                        </a:ln>
+                      </wps:spPr>
+                      <wps:txbx>
+                        <w:txbxContent>
+                          <w:p>
+                            <w:pPr>
+                              <w:pStyle w:val="Caption"/>
+                              <w:jc w:val="center"/>
+                              <w:rPr>
+                                <w:noProof/>
+                                <w:sz w:val="24"/>
+                                <w:szCs w:val="24"/>
+                              </w:rPr>
+                            </w:pPr>
+                            <w:r>
+                              <w:rPr>
+                                <w:lang w:val="en-US"/>
+                              </w:rPr>
+                              <w:t>Figura 2</w:t>
+                            </w:r>
+                            <w:r>
+                              <w:rPr>
+                                <w:lang w:val="en-US"/>
+                              </w:rPr>
+                              <w:t>7</w:t>
+                            </w:r>
+                            <w:r>
+                              <w:rPr>
+                                <w:lang w:val="en-US"/>
+                              </w:rPr>
+                              <w:t xml:space="preserve">. </w:t>
+                            </w:r>
+                            <w:r>
+                              <w:rPr>
+                                <w:lang w:val="en-US"/>
+                              </w:rPr>
+                              <w:t>Lambda functions</w:t>
+                            </w:r>
+                          </w:p>
+                        </w:txbxContent>
+                      </wps:txbx>
+                      <wps:bodyPr rot="0" spcFirstLastPara="0" vertOverflow="overflow" horzOverflow="overflow" vert="horz" wrap="square" lIns="0" tIns="0" rIns="0" bIns="0" numCol="1" spcCol="0" rtlCol="0" fromWordArt="0" anchor="t" anchorCtr="0" forceAA="0" compatLnSpc="1">
+                        <a:prstTxWarp prst="textNoShape">
+                          <a:avLst/>
+                        </a:prstTxWarp>
+                        <a:spAutoFit/>
+                      </wps:bodyPr>
+                    </wps:wsp>
+                  </a:graphicData>
+                </a:graphic>
+              </wp:anchor>
+            </w:drawing>
+          </mc:Choice>
+          <mc:Fallback>
+            <w:pict>
+              <v:shape w14:anchorId="0A1CF76E" id="Text Box 66" o:spid="_x0000_s1053" type="#_x0000_t202" style="position:absolute;margin-left:0;margin-top:303.15pt;width:526.95pt;height:.05pt;z-index:251752448;visibility:visible;mso-wrap-style:square;mso-wrap-distance-left:9pt;mso-wrap-distance-top:0;mso-wrap-distance-right:9pt;mso-wrap-distance-bottom:0;mso-position-horizontal:absolute;mso-position-horizontal-relative:text;mso-position-vertical:absolute;mso-position-vertical-relative:text;v-text-anchor:top" o:gfxdata="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" stroked="f">
+                <v:textbox style="mso-fit-shape-to-text:t" inset="0,0,0,0">
+                  <w:txbxContent>
+                    <w:p>
+                      <w:pPr>
+                        <w:pStyle w:val="Caption"/>
+                        <w:jc w:val="center"/>
+                        <w:rPr>
+                          <w:noProof/>
+                          <w:sz w:val="24"/>
+                          <w:szCs w:val="24"/>
+                        </w:rPr>
+                      </w:pPr>
+                      <w:r>
+                        <w:rPr>
+                          <w:lang w:val="en-US"/>
+                        </w:rPr>
+                        <w:t>Figura 2</w:t>
+                      </w:r>
+                      <w:r>
+                        <w:rPr>
+                          <w:lang w:val="en-US"/>
+                        </w:rPr>
+                        <w:t>7</w:t>
+                      </w:r>
+                      <w:r>
+                        <w:rPr>
+                          <w:lang w:val="en-US"/>
+                        </w:rPr>
+                        <w:t xml:space="preserve">. </w:t>
+                      </w:r>
+                      <w:r>
+                        <w:rPr>
+                          <w:lang w:val="en-US"/>
+                        </w:rPr>
+                        <w:t>Lambda functions</w:t>
+                      </w:r>
+                    </w:p>
+                  </w:txbxContent>
+                </v:textbox>
+                <w10:wrap type="square"/>
+              </v:shape>
+            </w:pict>
+          </mc:Fallback>
+        </mc:AlternateContent>
+      </w:r>
+      <w:r>
+        <w:rPr>
+          <w:noProof/>
+        </w:rPr>
         <w:drawing>
-          <wp:anchor distT="0" distB="0" distL="114300" distR="114300" simplePos="0" relativeHeight="251686912" behindDoc="1" locked="0" layoutInCell="1" allowOverlap="1" wp14:anchorId="3373FFA8" wp14:editId="70F52A1A">
+          <wp:anchor distT="0" distB="0" distL="114300" distR="114300" simplePos="0" relativeHeight="251686912" behindDoc="1" locked="0" layoutInCell="1" allowOverlap="1" wp14:anchorId="3373FFA8" wp14:editId="59A5A0D4">
             <wp:simplePos x="0" y="0"/>
             <wp:positionH relativeFrom="margin">
               <wp:align>right</wp:align>
@@ -2866,29 +5942,121 @@
           <w:lang w:val="ro-RO"/>
         </w:rPr>
       </w:pPr>
-    </w:p>
-    <w:p>
-      <w:pPr>
-        <w:spacing w:after="160" w:line="259" w:lineRule="auto"/>
-        <w:rPr>
-          <w:b/>
-          <w:bCs/>
-          <w:lang w:val="ro-RO"/>
-        </w:rPr>
-      </w:pPr>
       <w:r>
         <w:rPr>
           <w:noProof/>
         </w:rPr>
         <w:lastRenderedPageBreak/>
+        <mc:AlternateContent>
+          <mc:Choice Requires="wps">
+            <w:drawing>
+              <wp:anchor distT="0" distB="0" distL="114300" distR="114300" simplePos="0" relativeHeight="251758592" behindDoc="0" locked="0" layoutInCell="1" allowOverlap="1" wp14:anchorId="67E4995A" wp14:editId="475C2710">
+                <wp:simplePos x="0" y="0"/>
+                <wp:positionH relativeFrom="column">
+                  <wp:posOffset>0</wp:posOffset>
+                </wp:positionH>
+                <wp:positionV relativeFrom="paragraph">
+                  <wp:posOffset>7037070</wp:posOffset>
+                </wp:positionV>
+                <wp:extent cx="6692265" cy="635"/>
+                <wp:effectExtent l="0" t="0" r="0" b="0"/>
+                <wp:wrapSquare wrapText="bothSides"/>
+                <wp:docPr id="70" name="Text Box 70"/>
+                <wp:cNvGraphicFramePr/>
+                <a:graphic xmlns:a="http://schemas.openxmlformats.org/drawingml/2006/main">
+                  <a:graphicData uri="http://schemas.microsoft.com/office/word/2010/wordprocessingShape">
+                    <wps:wsp>
+                      <wps:cNvSpPr txBox="1"/>
+                      <wps:spPr>
+                        <a:xfrm>
+                          <a:off x="0" y="0"/>
+                          <a:ext cx="6692265" cy="635"/>
+                        </a:xfrm>
+                        <a:prstGeom prst="rect">
+                          <a:avLst/>
+                        </a:prstGeom>
+                        <a:solidFill>
+                          <a:prstClr val="white"/>
+                        </a:solidFill>
+                        <a:ln>
+                          <a:noFill/>
+                        </a:ln>
+                      </wps:spPr>
+                      <wps:txbx>
+                        <w:txbxContent>
+                          <w:p>
+                            <w:pPr>
+                              <w:pStyle w:val="Caption"/>
+                              <w:jc w:val="center"/>
+                              <w:rPr>
+                                <w:noProof/>
+                                <w:sz w:val="24"/>
+                                <w:szCs w:val="24"/>
+                              </w:rPr>
+                            </w:pPr>
+                            <w:r>
+                              <w:rPr>
+                                <w:lang w:val="en-US"/>
+                              </w:rPr>
+                              <w:t>Figura 30. Exception Handling</w:t>
+                            </w:r>
+                          </w:p>
+                        </w:txbxContent>
+                      </wps:txbx>
+                      <wps:bodyPr rot="0" spcFirstLastPara="0" vertOverflow="overflow" horzOverflow="overflow" vert="horz" wrap="square" lIns="0" tIns="0" rIns="0" bIns="0" numCol="1" spcCol="0" rtlCol="0" fromWordArt="0" anchor="t" anchorCtr="0" forceAA="0" compatLnSpc="1">
+                        <a:prstTxWarp prst="textNoShape">
+                          <a:avLst/>
+                        </a:prstTxWarp>
+                        <a:spAutoFit/>
+                      </wps:bodyPr>
+                    </wps:wsp>
+                  </a:graphicData>
+                </a:graphic>
+              </wp:anchor>
+            </w:drawing>
+          </mc:Choice>
+          <mc:Fallback>
+            <w:pict>
+              <v:shape w14:anchorId="67E4995A" id="Text Box 70" o:spid="_x0000_s1054" type="#_x0000_t202" style="position:absolute;margin-left:0;margin-top:554.1pt;width:526.95pt;height:.05pt;z-index:251758592;visibility:visible;mso-wrap-style:square;mso-wrap-distance-left:9pt;mso-wrap-distance-top:0;mso-wrap-distance-right:9pt;mso-wrap-distance-bottom:0;mso-position-horizontal:absolute;mso-position-horizontal-relative:text;mso-position-vertical:absolute;mso-position-vertical-relative:text;v-text-anchor:top" o:gfxdata="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" stroked="f">
+                <v:textbox style="mso-fit-shape-to-text:t" inset="0,0,0,0">
+                  <w:txbxContent>
+                    <w:p>
+                      <w:pPr>
+                        <w:pStyle w:val="Caption"/>
+                        <w:jc w:val="center"/>
+                        <w:rPr>
+                          <w:noProof/>
+                          <w:sz w:val="24"/>
+                          <w:szCs w:val="24"/>
+                        </w:rPr>
+                      </w:pPr>
+                      <w:r>
+                        <w:rPr>
+                          <w:lang w:val="en-US"/>
+                        </w:rPr>
+                        <w:t>Figura 30. Exception Handling</w:t>
+                      </w:r>
+                    </w:p>
+                  </w:txbxContent>
+                </v:textbox>
+                <w10:wrap type="square"/>
+              </v:shape>
+            </w:pict>
+          </mc:Fallback>
+        </mc:AlternateContent>
+      </w:r>
+      <w:r>
+        <w:rPr>
+          <w:noProof/>
+        </w:rPr>
         <w:drawing>
-          <wp:anchor distT="0" distB="0" distL="114300" distR="114300" simplePos="0" relativeHeight="251689984" behindDoc="0" locked="0" layoutInCell="1" allowOverlap="1" wp14:anchorId="741691B5" wp14:editId="0D7803D5">
+          <wp:anchor distT="0" distB="0" distL="114300" distR="114300" simplePos="0" relativeHeight="251689984" behindDoc="0" locked="0" layoutInCell="1" allowOverlap="1" wp14:anchorId="741691B5" wp14:editId="5CFB8B1F">
             <wp:simplePos x="0" y="0"/>
-            <wp:positionH relativeFrom="column">
-              <wp:posOffset>-11430</wp:posOffset>
+            <wp:positionH relativeFrom="margin">
+              <wp:align>left</wp:align>
             </wp:positionH>
             <wp:positionV relativeFrom="paragraph">
-              <wp:posOffset>3120390</wp:posOffset>
+              <wp:posOffset>3335020</wp:posOffset>
             </wp:positionV>
             <wp:extent cx="6692265" cy="3644900"/>
             <wp:effectExtent l="0" t="0" r="0" b="0"/>
@@ -2936,10 +6104,10 @@
           <w:noProof/>
         </w:rPr>
         <w:drawing>
-          <wp:anchor distT="0" distB="0" distL="114300" distR="114300" simplePos="0" relativeHeight="251688960" behindDoc="0" locked="0" layoutInCell="1" allowOverlap="1" wp14:anchorId="54E5EFB1" wp14:editId="5921084B">
+          <wp:anchor distT="0" distB="0" distL="114300" distR="114300" simplePos="0" relativeHeight="251688960" behindDoc="0" locked="0" layoutInCell="1" allowOverlap="1" wp14:anchorId="54E5EFB1" wp14:editId="57FE0C0F">
             <wp:simplePos x="0" y="0"/>
             <wp:positionH relativeFrom="margin">
-              <wp:align>right</wp:align>
+              <wp:align>left</wp:align>
             </wp:positionH>
             <wp:positionV relativeFrom="paragraph">
               <wp:posOffset>0</wp:posOffset>
@@ -2985,6 +6153,108 @@
           </wp:anchor>
         </w:drawing>
       </w:r>
+      <w:r>
+        <w:rPr>
+          <w:noProof/>
+        </w:rPr>
+        <mc:AlternateContent>
+          <mc:Choice Requires="wps">
+            <w:drawing>
+              <wp:anchor distT="0" distB="0" distL="114300" distR="114300" simplePos="0" relativeHeight="251756544" behindDoc="0" locked="0" layoutInCell="1" allowOverlap="1" wp14:anchorId="65F5C85C" wp14:editId="590E94D3">
+                <wp:simplePos x="0" y="0"/>
+                <wp:positionH relativeFrom="column">
+                  <wp:posOffset>0</wp:posOffset>
+                </wp:positionH>
+                <wp:positionV relativeFrom="paragraph">
+                  <wp:posOffset>3026410</wp:posOffset>
+                </wp:positionV>
+                <wp:extent cx="6692265" cy="635"/>
+                <wp:effectExtent l="0" t="0" r="0" b="0"/>
+                <wp:wrapSquare wrapText="bothSides"/>
+                <wp:docPr id="68" name="Text Box 68"/>
+                <wp:cNvGraphicFramePr/>
+                <a:graphic xmlns:a="http://schemas.openxmlformats.org/drawingml/2006/main">
+                  <a:graphicData uri="http://schemas.microsoft.com/office/word/2010/wordprocessingShape">
+                    <wps:wsp>
+                      <wps:cNvSpPr txBox="1"/>
+                      <wps:spPr>
+                        <a:xfrm>
+                          <a:off x="0" y="0"/>
+                          <a:ext cx="6692265" cy="635"/>
+                        </a:xfrm>
+                        <a:prstGeom prst="rect">
+                          <a:avLst/>
+                        </a:prstGeom>
+                        <a:solidFill>
+                          <a:prstClr val="white"/>
+                        </a:solidFill>
+                        <a:ln>
+                          <a:noFill/>
+                        </a:ln>
+                      </wps:spPr>
+                      <wps:txbx>
+                        <w:txbxContent>
+                          <w:p>
+                            <w:pPr>
+                              <w:pStyle w:val="Caption"/>
+                              <w:jc w:val="center"/>
+                              <w:rPr>
+                                <w:noProof/>
+                                <w:sz w:val="24"/>
+                                <w:szCs w:val="24"/>
+                              </w:rPr>
+                            </w:pPr>
+                            <w:r>
+                              <w:rPr>
+                                <w:lang w:val="en-US"/>
+                              </w:rPr>
+                              <w:t>Figura 29. Regular Expressions</w:t>
+                            </w:r>
+                          </w:p>
+                        </w:txbxContent>
+                      </wps:txbx>
+                      <wps:bodyPr rot="0" spcFirstLastPara="0" vertOverflow="overflow" horzOverflow="overflow" vert="horz" wrap="square" lIns="0" tIns="0" rIns="0" bIns="0" numCol="1" spcCol="0" rtlCol="0" fromWordArt="0" anchor="t" anchorCtr="0" forceAA="0" compatLnSpc="1">
+                        <a:prstTxWarp prst="textNoShape">
+                          <a:avLst/>
+                        </a:prstTxWarp>
+                        <a:spAutoFit/>
+                      </wps:bodyPr>
+                    </wps:wsp>
+                  </a:graphicData>
+                </a:graphic>
+              </wp:anchor>
+            </w:drawing>
+          </mc:Choice>
+          <mc:Fallback>
+            <w:pict>
+              <v:shape w14:anchorId="65F5C85C" id="Text Box 68" o:spid="_x0000_s1055" type="#_x0000_t202" style="position:absolute;margin-left:0;margin-top:238.3pt;width:526.95pt;height:.05pt;z-index:251756544;visibility:visible;mso-wrap-style:square;mso-wrap-distance-left:9pt;mso-wrap-distance-top:0;mso-wrap-distance-right:9pt;mso-wrap-distance-bottom:0;mso-position-horizontal:absolute;mso-position-horizontal-relative:text;mso-position-vertical:absolute;mso-position-vertical-relative:text;v-text-anchor:top" o:gfxdata="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" stroked="f">
+                <v:textbox style="mso-fit-shape-to-text:t" inset="0,0,0,0">
+                  <w:txbxContent>
+                    <w:p>
+                      <w:pPr>
+                        <w:pStyle w:val="Caption"/>
+                        <w:jc w:val="center"/>
+                        <w:rPr>
+                          <w:noProof/>
+                          <w:sz w:val="24"/>
+                          <w:szCs w:val="24"/>
+                        </w:rPr>
+                      </w:pPr>
+                      <w:r>
+                        <w:rPr>
+                          <w:lang w:val="en-US"/>
+                        </w:rPr>
+                        <w:t>Figura 29. Regular Expressions</w:t>
+                      </w:r>
+                    </w:p>
+                  </w:txbxContent>
+                </v:textbox>
+                <w10:wrap type="square"/>
+              </v:shape>
+            </w:pict>
+          </mc:Fallback>
+        </mc:AlternateContent>
+      </w:r>
     </w:p>
     <w:p>
       <w:pPr>
@@ -3008,18 +6278,7 @@
     </w:p>
     <w:p>
       <w:pPr>
-        <w:spacing w:after="160" w:line="259" w:lineRule="auto"/>
-        <w:rPr>
-          <w:b/>
-          <w:bCs/>
-          <w:lang w:val="ro-RO"/>
-        </w:rPr>
-      </w:pPr>
-    </w:p>
-    <w:p>
-      <w:pPr>
         <w:spacing w:line="360" w:lineRule="auto"/>
-        <w:jc w:val="center"/>
         <w:rPr>
           <w:b/>
           <w:bCs/>
@@ -3041,32 +6300,121 @@
           <w:lang w:val="ro-RO"/>
         </w:rPr>
       </w:pPr>
-    </w:p>
-    <w:p>
-      <w:pPr>
-        <w:spacing w:line="360" w:lineRule="auto"/>
-        <w:jc w:val="center"/>
-        <w:rPr>
-          <w:b/>
-          <w:bCs/>
-          <w:sz w:val="28"/>
-          <w:szCs w:val="28"/>
-          <w:lang w:val="ro-RO"/>
-        </w:rPr>
-      </w:pPr>
       <w:r>
         <w:rPr>
           <w:noProof/>
         </w:rPr>
         <w:lastRenderedPageBreak/>
+        <mc:AlternateContent>
+          <mc:Choice Requires="wps">
+            <w:drawing>
+              <wp:anchor distT="0" distB="0" distL="114300" distR="114300" simplePos="0" relativeHeight="251762688" behindDoc="0" locked="0" layoutInCell="1" allowOverlap="1" wp14:anchorId="12A555CA" wp14:editId="1A027195">
+                <wp:simplePos x="0" y="0"/>
+                <wp:positionH relativeFrom="column">
+                  <wp:posOffset>0</wp:posOffset>
+                </wp:positionH>
+                <wp:positionV relativeFrom="paragraph">
+                  <wp:posOffset>7077075</wp:posOffset>
+                </wp:positionV>
+                <wp:extent cx="6692265" cy="635"/>
+                <wp:effectExtent l="0" t="0" r="0" b="0"/>
+                <wp:wrapSquare wrapText="bothSides"/>
+                <wp:docPr id="72" name="Text Box 72"/>
+                <wp:cNvGraphicFramePr/>
+                <a:graphic xmlns:a="http://schemas.openxmlformats.org/drawingml/2006/main">
+                  <a:graphicData uri="http://schemas.microsoft.com/office/word/2010/wordprocessingShape">
+                    <wps:wsp>
+                      <wps:cNvSpPr txBox="1"/>
+                      <wps:spPr>
+                        <a:xfrm>
+                          <a:off x="0" y="0"/>
+                          <a:ext cx="6692265" cy="635"/>
+                        </a:xfrm>
+                        <a:prstGeom prst="rect">
+                          <a:avLst/>
+                        </a:prstGeom>
+                        <a:solidFill>
+                          <a:prstClr val="white"/>
+                        </a:solidFill>
+                        <a:ln>
+                          <a:noFill/>
+                        </a:ln>
+                      </wps:spPr>
+                      <wps:txbx>
+                        <w:txbxContent>
+                          <w:p>
+                            <w:pPr>
+                              <w:pStyle w:val="Caption"/>
+                              <w:jc w:val="center"/>
+                              <w:rPr>
+                                <w:noProof/>
+                                <w:sz w:val="24"/>
+                                <w:szCs w:val="24"/>
+                              </w:rPr>
+                            </w:pPr>
+                            <w:r>
+                              <w:rPr>
+                                <w:lang w:val="en-US"/>
+                              </w:rPr>
+                              <w:t>Figura 32. Serialization</w:t>
+                            </w:r>
+                          </w:p>
+                        </w:txbxContent>
+                      </wps:txbx>
+                      <wps:bodyPr rot="0" spcFirstLastPara="0" vertOverflow="overflow" horzOverflow="overflow" vert="horz" wrap="square" lIns="0" tIns="0" rIns="0" bIns="0" numCol="1" spcCol="0" rtlCol="0" fromWordArt="0" anchor="t" anchorCtr="0" forceAA="0" compatLnSpc="1">
+                        <a:prstTxWarp prst="textNoShape">
+                          <a:avLst/>
+                        </a:prstTxWarp>
+                        <a:spAutoFit/>
+                      </wps:bodyPr>
+                    </wps:wsp>
+                  </a:graphicData>
+                </a:graphic>
+              </wp:anchor>
+            </w:drawing>
+          </mc:Choice>
+          <mc:Fallback>
+            <w:pict>
+              <v:shape w14:anchorId="12A555CA" id="Text Box 72" o:spid="_x0000_s1056" type="#_x0000_t202" style="position:absolute;left:0;text-align:left;margin-left:0;margin-top:557.25pt;width:526.95pt;height:.05pt;z-index:251762688;visibility:visible;mso-wrap-style:square;mso-wrap-distance-left:9pt;mso-wrap-distance-top:0;mso-wrap-distance-right:9pt;mso-wrap-distance-bottom:0;mso-position-horizontal:absolute;mso-position-horizontal-relative:text;mso-position-vertical:absolute;mso-position-vertical-relative:text;v-text-anchor:top" o:gfxdata="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" stroked="f">
+                <v:textbox style="mso-fit-shape-to-text:t" inset="0,0,0,0">
+                  <w:txbxContent>
+                    <w:p>
+                      <w:pPr>
+                        <w:pStyle w:val="Caption"/>
+                        <w:jc w:val="center"/>
+                        <w:rPr>
+                          <w:noProof/>
+                          <w:sz w:val="24"/>
+                          <w:szCs w:val="24"/>
+                        </w:rPr>
+                      </w:pPr>
+                      <w:r>
+                        <w:rPr>
+                          <w:lang w:val="en-US"/>
+                        </w:rPr>
+                        <w:t>Figura 32. Serialization</w:t>
+                      </w:r>
+                    </w:p>
+                  </w:txbxContent>
+                </v:textbox>
+                <w10:wrap type="square"/>
+              </v:shape>
+            </w:pict>
+          </mc:Fallback>
+        </mc:AlternateContent>
+      </w:r>
+      <w:r>
+        <w:rPr>
+          <w:noProof/>
+        </w:rPr>
         <w:drawing>
-          <wp:anchor distT="0" distB="0" distL="114300" distR="114300" simplePos="0" relativeHeight="251692032" behindDoc="0" locked="0" layoutInCell="1" allowOverlap="1" wp14:anchorId="2EA5E6D1" wp14:editId="0A8F0E3A">
+          <wp:anchor distT="0" distB="0" distL="114300" distR="114300" simplePos="0" relativeHeight="251692032" behindDoc="0" locked="0" layoutInCell="1" allowOverlap="1" wp14:anchorId="2EA5E6D1" wp14:editId="11BC9F81">
             <wp:simplePos x="0" y="0"/>
-            <wp:positionH relativeFrom="column">
-              <wp:posOffset>-3810</wp:posOffset>
+            <wp:positionH relativeFrom="margin">
+              <wp:align>left</wp:align>
             </wp:positionH>
             <wp:positionV relativeFrom="paragraph">
-              <wp:posOffset>3569970</wp:posOffset>
+              <wp:posOffset>3714115</wp:posOffset>
             </wp:positionV>
             <wp:extent cx="6692265" cy="3305810"/>
             <wp:effectExtent l="0" t="0" r="0" b="8890"/>
@@ -3113,11 +6461,125 @@
         <w:rPr>
           <w:noProof/>
         </w:rPr>
+        <mc:AlternateContent>
+          <mc:Choice Requires="wps">
+            <w:drawing>
+              <wp:anchor distT="0" distB="0" distL="114300" distR="114300" simplePos="0" relativeHeight="251760640" behindDoc="0" locked="0" layoutInCell="1" allowOverlap="1" wp14:anchorId="25B78700" wp14:editId="23712EEF">
+                <wp:simplePos x="0" y="0"/>
+                <wp:positionH relativeFrom="column">
+                  <wp:posOffset>0</wp:posOffset>
+                </wp:positionH>
+                <wp:positionV relativeFrom="paragraph">
+                  <wp:posOffset>3451225</wp:posOffset>
+                </wp:positionV>
+                <wp:extent cx="6692265" cy="635"/>
+                <wp:effectExtent l="0" t="0" r="0" b="0"/>
+                <wp:wrapSquare wrapText="bothSides"/>
+                <wp:docPr id="71" name="Text Box 71"/>
+                <wp:cNvGraphicFramePr/>
+                <a:graphic xmlns:a="http://schemas.openxmlformats.org/drawingml/2006/main">
+                  <a:graphicData uri="http://schemas.microsoft.com/office/word/2010/wordprocessingShape">
+                    <wps:wsp>
+                      <wps:cNvSpPr txBox="1"/>
+                      <wps:spPr>
+                        <a:xfrm>
+                          <a:off x="0" y="0"/>
+                          <a:ext cx="6692265" cy="635"/>
+                        </a:xfrm>
+                        <a:prstGeom prst="rect">
+                          <a:avLst/>
+                        </a:prstGeom>
+                        <a:solidFill>
+                          <a:prstClr val="white"/>
+                        </a:solidFill>
+                        <a:ln>
+                          <a:noFill/>
+                        </a:ln>
+                      </wps:spPr>
+                      <wps:txbx>
+                        <w:txbxContent>
+                          <w:p>
+                            <w:pPr>
+                              <w:pStyle w:val="Caption"/>
+                              <w:jc w:val="center"/>
+                              <w:rPr>
+                                <w:noProof/>
+                                <w:sz w:val="24"/>
+                                <w:szCs w:val="24"/>
+                              </w:rPr>
+                            </w:pPr>
+                            <w:r>
+                              <w:rPr>
+                                <w:lang w:val="en-US"/>
+                              </w:rPr>
+                              <w:t xml:space="preserve">Figura 31. </w:t>
+                            </w:r>
+                            <w:r>
+                              <w:rPr>
+                                <w:lang w:val="en-US"/>
+                              </w:rPr>
+                              <w:t>Sets</w:t>
+                            </w:r>
+                          </w:p>
+                        </w:txbxContent>
+                      </wps:txbx>
+                      <wps:bodyPr rot="0" spcFirstLastPara="0" vertOverflow="overflow" horzOverflow="overflow" vert="horz" wrap="square" lIns="0" tIns="0" rIns="0" bIns="0" numCol="1" spcCol="0" rtlCol="0" fromWordArt="0" anchor="t" anchorCtr="0" forceAA="0" compatLnSpc="1">
+                        <a:prstTxWarp prst="textNoShape">
+                          <a:avLst/>
+                        </a:prstTxWarp>
+                        <a:spAutoFit/>
+                      </wps:bodyPr>
+                    </wps:wsp>
+                  </a:graphicData>
+                </a:graphic>
+              </wp:anchor>
+            </w:drawing>
+          </mc:Choice>
+          <mc:Fallback>
+            <w:pict>
+              <v:shape w14:anchorId="25B78700" id="Text Box 71" o:spid="_x0000_s1057" type="#_x0000_t202" style="position:absolute;left:0;text-align:left;margin-left:0;margin-top:271.75pt;width:526.95pt;height:.05pt;z-index:251760640;visibility:visible;mso-wrap-style:square;mso-wrap-distance-left:9pt;mso-wrap-distance-top:0;mso-wrap-distance-right:9pt;mso-wrap-distance-bottom:0;mso-position-horizontal:absolute;mso-position-horizontal-relative:text;mso-position-vertical:absolute;mso-position-vertical-relative:text;v-text-anchor:top" o:gfxdata="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" stroked="f">
+                <v:textbox style="mso-fit-shape-to-text:t" inset="0,0,0,0">
+                  <w:txbxContent>
+                    <w:p>
+                      <w:pPr>
+                        <w:pStyle w:val="Caption"/>
+                        <w:jc w:val="center"/>
+                        <w:rPr>
+                          <w:noProof/>
+                          <w:sz w:val="24"/>
+                          <w:szCs w:val="24"/>
+                        </w:rPr>
+                      </w:pPr>
+                      <w:r>
+                        <w:rPr>
+                          <w:lang w:val="en-US"/>
+                        </w:rPr>
+                        <w:t xml:space="preserve">Figura 31. </w:t>
+                      </w:r>
+                      <w:r>
+                        <w:rPr>
+                          <w:lang w:val="en-US"/>
+                        </w:rPr>
+                        <w:t>Sets</w:t>
+                      </w:r>
+                    </w:p>
+                  </w:txbxContent>
+                </v:textbox>
+                <w10:wrap type="square"/>
+              </v:shape>
+            </w:pict>
+          </mc:Fallback>
+        </mc:AlternateContent>
+      </w:r>
+      <w:r>
+        <w:rPr>
+          <w:noProof/>
+        </w:rPr>
         <w:drawing>
-          <wp:anchor distT="0" distB="0" distL="114300" distR="114300" simplePos="0" relativeHeight="251691008" behindDoc="0" locked="0" layoutInCell="1" allowOverlap="1" wp14:anchorId="5A29B784" wp14:editId="6BB7D209">
+          <wp:anchor distT="0" distB="0" distL="114300" distR="114300" simplePos="0" relativeHeight="251691008" behindDoc="0" locked="0" layoutInCell="1" allowOverlap="1" wp14:anchorId="5A29B784" wp14:editId="679A6387">
             <wp:simplePos x="0" y="0"/>
             <wp:positionH relativeFrom="margin">
-              <wp:align>right</wp:align>
+              <wp:align>left</wp:align>
             </wp:positionH>
             <wp:positionV relativeFrom="paragraph">
               <wp:posOffset>0</wp:posOffset>
@@ -3215,37 +6677,162 @@
           <w:lang w:val="ro-RO"/>
         </w:rPr>
       </w:pPr>
-    </w:p>
-    <w:p>
-      <w:pPr>
-        <w:spacing w:line="360" w:lineRule="auto"/>
-        <w:jc w:val="center"/>
-        <w:rPr>
-          <w:b/>
-          <w:bCs/>
-          <w:sz w:val="28"/>
-          <w:szCs w:val="28"/>
-          <w:lang w:val="ro-RO"/>
-        </w:rPr>
-      </w:pPr>
       <w:r>
         <w:rPr>
           <w:noProof/>
         </w:rPr>
         <w:lastRenderedPageBreak/>
+        <mc:AlternateContent>
+          <mc:Choice Requires="wps">
+            <w:drawing>
+              <wp:anchor distT="0" distB="0" distL="114300" distR="114300" simplePos="0" relativeHeight="251764736" behindDoc="0" locked="0" layoutInCell="1" allowOverlap="1" wp14:anchorId="4A0FD688" wp14:editId="04B9B655">
+                <wp:simplePos x="0" y="0"/>
+                <wp:positionH relativeFrom="column">
+                  <wp:posOffset>0</wp:posOffset>
+                </wp:positionH>
+                <wp:positionV relativeFrom="paragraph">
+                  <wp:posOffset>3851275</wp:posOffset>
+                </wp:positionV>
+                <wp:extent cx="6692265" cy="635"/>
+                <wp:effectExtent l="0" t="0" r="0" b="0"/>
+                <wp:wrapSquare wrapText="bothSides"/>
+                <wp:docPr id="51" name="Text Box 51"/>
+                <wp:cNvGraphicFramePr/>
+                <a:graphic xmlns:a="http://schemas.openxmlformats.org/drawingml/2006/main">
+                  <a:graphicData uri="http://schemas.microsoft.com/office/word/2010/wordprocessingShape">
+                    <wps:wsp>
+                      <wps:cNvSpPr txBox="1"/>
+                      <wps:spPr>
+                        <a:xfrm>
+                          <a:off x="0" y="0"/>
+                          <a:ext cx="6692265" cy="635"/>
+                        </a:xfrm>
+                        <a:prstGeom prst="rect">
+                          <a:avLst/>
+                        </a:prstGeom>
+                        <a:solidFill>
+                          <a:prstClr val="white"/>
+                        </a:solidFill>
+                        <a:ln>
+                          <a:noFill/>
+                        </a:ln>
+                      </wps:spPr>
+                      <wps:txbx>
+                        <w:txbxContent>
+                          <w:p>
+                            <w:pPr>
+                              <w:pStyle w:val="Caption"/>
+                              <w:jc w:val="center"/>
+                              <w:rPr>
+                                <w:noProof/>
+                                <w:sz w:val="24"/>
+                                <w:szCs w:val="24"/>
+                              </w:rPr>
+                            </w:pPr>
+                            <w:r>
+                              <w:rPr>
+                                <w:lang w:val="en-US"/>
+                              </w:rPr>
+                              <w:t>Figura 3</w:t>
+                            </w:r>
+                            <w:r>
+                              <w:rPr>
+                                <w:lang w:val="en-US"/>
+                              </w:rPr>
+                              <w:t>3</w:t>
+                            </w:r>
+                            <w:r>
+                              <w:rPr>
+                                <w:lang w:val="en-US"/>
+                              </w:rPr>
+                              <w:t xml:space="preserve">. </w:t>
+                            </w:r>
+                            <w:r>
+                              <w:rPr>
+                                <w:lang w:val="en-US"/>
+                              </w:rPr>
+                              <w:t>Partial Functions</w:t>
+                            </w:r>
+                          </w:p>
+                        </w:txbxContent>
+                      </wps:txbx>
+                      <wps:bodyPr rot="0" spcFirstLastPara="0" vertOverflow="overflow" horzOverflow="overflow" vert="horz" wrap="square" lIns="0" tIns="0" rIns="0" bIns="0" numCol="1" spcCol="0" rtlCol="0" fromWordArt="0" anchor="t" anchorCtr="0" forceAA="0" compatLnSpc="1">
+                        <a:prstTxWarp prst="textNoShape">
+                          <a:avLst/>
+                        </a:prstTxWarp>
+                        <a:spAutoFit/>
+                      </wps:bodyPr>
+                    </wps:wsp>
+                  </a:graphicData>
+                </a:graphic>
+              </wp:anchor>
+            </w:drawing>
+          </mc:Choice>
+          <mc:Fallback>
+            <w:pict>
+              <v:shape w14:anchorId="4A0FD688" id="Text Box 51" o:spid="_x0000_s1058" type="#_x0000_t202" style="position:absolute;left:0;text-align:left;margin-left:0;margin-top:303.25pt;width:526.95pt;height:.05pt;z-index:251764736;visibility:visible;mso-wrap-style:square;mso-wrap-distance-left:9pt;mso-wrap-distance-top:0;mso-wrap-distance-right:9pt;mso-wrap-distance-bottom:0;mso-position-horizontal:absolute;mso-position-horizontal-relative:text;mso-position-vertical:absolute;mso-position-vertical-relative:text;v-text-anchor:top" o:gfxdata="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" stroked="f">
+                <v:textbox style="mso-fit-shape-to-text:t" inset="0,0,0,0">
+                  <w:txbxContent>
+                    <w:p>
+                      <w:pPr>
+                        <w:pStyle w:val="Caption"/>
+                        <w:jc w:val="center"/>
+                        <w:rPr>
+                          <w:noProof/>
+                          <w:sz w:val="24"/>
+                          <w:szCs w:val="24"/>
+                        </w:rPr>
+                      </w:pPr>
+                      <w:r>
+                        <w:rPr>
+                          <w:lang w:val="en-US"/>
+                        </w:rPr>
+                        <w:t>Figura 3</w:t>
+                      </w:r>
+                      <w:r>
+                        <w:rPr>
+                          <w:lang w:val="en-US"/>
+                        </w:rPr>
+                        <w:t>3</w:t>
+                      </w:r>
+                      <w:r>
+                        <w:rPr>
+                          <w:lang w:val="en-US"/>
+                        </w:rPr>
+                        <w:t xml:space="preserve">. </w:t>
+                      </w:r>
+                      <w:r>
+                        <w:rPr>
+                          <w:lang w:val="en-US"/>
+                        </w:rPr>
+                        <w:t>Partial Functions</w:t>
+                      </w:r>
+                    </w:p>
+                  </w:txbxContent>
+                </v:textbox>
+                <w10:wrap type="square"/>
+              </v:shape>
+            </w:pict>
+          </mc:Fallback>
+        </mc:AlternateContent>
+      </w:r>
+      <w:r>
+        <w:rPr>
+          <w:noProof/>
+        </w:rPr>
         <w:drawing>
-          <wp:anchor distT="0" distB="0" distL="114300" distR="114300" simplePos="0" relativeHeight="251694080" behindDoc="0" locked="0" layoutInCell="1" allowOverlap="1" wp14:anchorId="2D732D24" wp14:editId="415941F8">
+          <wp:anchor distT="0" distB="0" distL="114300" distR="114300" simplePos="0" relativeHeight="251693056" behindDoc="0" locked="0" layoutInCell="1" allowOverlap="1" wp14:anchorId="56282AFF" wp14:editId="75A825B7">
             <wp:simplePos x="0" y="0"/>
             <wp:positionH relativeFrom="margin">
-              <wp:align>right</wp:align>
+              <wp:align>left</wp:align>
             </wp:positionH>
             <wp:positionV relativeFrom="paragraph">
-              <wp:posOffset>3905250</wp:posOffset>
+              <wp:posOffset>0</wp:posOffset>
             </wp:positionV>
-            <wp:extent cx="6692265" cy="3637915"/>
-            <wp:effectExtent l="0" t="0" r="0" b="635"/>
+            <wp:extent cx="6692265" cy="3794125"/>
+            <wp:effectExtent l="0" t="0" r="0" b="0"/>
             <wp:wrapSquare wrapText="bothSides"/>
-            <wp:docPr id="36" name="Picture 36"/>
+            <wp:docPr id="35" name="Picture 35"/>
             <wp:cNvGraphicFramePr>
               <a:graphicFrameLocks xmlns:a="http://schemas.openxmlformats.org/drawingml/2006/main" noChangeAspect="1"/>
             </wp:cNvGraphicFramePr>
@@ -3271,7 +6858,7 @@
                   <pic:spPr>
                     <a:xfrm>
                       <a:off x="0" y="0"/>
-                      <a:ext cx="6692265" cy="3637915"/>
+                      <a:ext cx="6692265" cy="3794125"/>
                     </a:xfrm>
                     <a:prstGeom prst="rect">
                       <a:avLst/>
@@ -3287,19 +6874,157 @@
         <w:rPr>
           <w:noProof/>
         </w:rPr>
+        <mc:AlternateContent>
+          <mc:Choice Requires="wps">
+            <w:drawing>
+              <wp:anchor distT="0" distB="0" distL="114300" distR="114300" simplePos="0" relativeHeight="251766784" behindDoc="0" locked="0" layoutInCell="1" allowOverlap="1" wp14:anchorId="5461195B" wp14:editId="318041F6">
+                <wp:simplePos x="0" y="0"/>
+                <wp:positionH relativeFrom="column">
+                  <wp:posOffset>0</wp:posOffset>
+                </wp:positionH>
+                <wp:positionV relativeFrom="paragraph">
+                  <wp:posOffset>7969885</wp:posOffset>
+                </wp:positionV>
+                <wp:extent cx="6692265" cy="635"/>
+                <wp:effectExtent l="0" t="0" r="0" b="0"/>
+                <wp:wrapSquare wrapText="bothSides"/>
+                <wp:docPr id="69" name="Text Box 69"/>
+                <wp:cNvGraphicFramePr/>
+                <a:graphic xmlns:a="http://schemas.openxmlformats.org/drawingml/2006/main">
+                  <a:graphicData uri="http://schemas.microsoft.com/office/word/2010/wordprocessingShape">
+                    <wps:wsp>
+                      <wps:cNvSpPr txBox="1"/>
+                      <wps:spPr>
+                        <a:xfrm>
+                          <a:off x="0" y="0"/>
+                          <a:ext cx="6692265" cy="635"/>
+                        </a:xfrm>
+                        <a:prstGeom prst="rect">
+                          <a:avLst/>
+                        </a:prstGeom>
+                        <a:solidFill>
+                          <a:prstClr val="white"/>
+                        </a:solidFill>
+                        <a:ln>
+                          <a:noFill/>
+                        </a:ln>
+                      </wps:spPr>
+                      <wps:txbx>
+                        <w:txbxContent>
+                          <w:p>
+                            <w:pPr>
+                              <w:pStyle w:val="Caption"/>
+                              <w:jc w:val="center"/>
+                              <w:rPr>
+                                <w:noProof/>
+                                <w:sz w:val="24"/>
+                                <w:szCs w:val="24"/>
+                              </w:rPr>
+                            </w:pPr>
+                            <w:r>
+                              <w:rPr>
+                                <w:lang w:val="en-US"/>
+                              </w:rPr>
+                              <w:t>Figura 3</w:t>
+                            </w:r>
+                            <w:r>
+                              <w:rPr>
+                                <w:lang w:val="en-US"/>
+                              </w:rPr>
+                              <w:t>4</w:t>
+                            </w:r>
+                            <w:r>
+                              <w:rPr>
+                                <w:lang w:val="en-US"/>
+                              </w:rPr>
+                              <w:t xml:space="preserve">. </w:t>
+                            </w:r>
+                            <w:r>
+                              <w:rPr>
+                                <w:lang w:val="en-US"/>
+                              </w:rPr>
+                              <w:t>Code Introspection</w:t>
+                            </w:r>
+                          </w:p>
+                        </w:txbxContent>
+                      </wps:txbx>
+                      <wps:bodyPr rot="0" spcFirstLastPara="0" vertOverflow="overflow" horzOverflow="overflow" vert="horz" wrap="square" lIns="0" tIns="0" rIns="0" bIns="0" numCol="1" spcCol="0" rtlCol="0" fromWordArt="0" anchor="t" anchorCtr="0" forceAA="0" compatLnSpc="1">
+                        <a:prstTxWarp prst="textNoShape">
+                          <a:avLst/>
+                        </a:prstTxWarp>
+                        <a:spAutoFit/>
+                      </wps:bodyPr>
+                    </wps:wsp>
+                  </a:graphicData>
+                </a:graphic>
+              </wp:anchor>
+            </w:drawing>
+          </mc:Choice>
+          <mc:Fallback>
+            <w:pict>
+              <v:shape w14:anchorId="5461195B" id="Text Box 69" o:spid="_x0000_s1059" type="#_x0000_t202" style="position:absolute;left:0;text-align:left;margin-left:0;margin-top:627.55pt;width:526.95pt;height:.05pt;z-index:251766784;visibility:visible;mso-wrap-style:square;mso-wrap-distance-left:9pt;mso-wrap-distance-top:0;mso-wrap-distance-right:9pt;mso-wrap-distance-bottom:0;mso-position-horizontal:absolute;mso-position-horizontal-relative:text;mso-position-vertical:absolute;mso-position-vertical-relative:text;v-text-anchor:top" o:gfxdata="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" stroked="f">
+                <v:textbox style="mso-fit-shape-to-text:t" inset="0,0,0,0">
+                  <w:txbxContent>
+                    <w:p>
+                      <w:pPr>
+                        <w:pStyle w:val="Caption"/>
+                        <w:jc w:val="center"/>
+                        <w:rPr>
+                          <w:noProof/>
+                          <w:sz w:val="24"/>
+                          <w:szCs w:val="24"/>
+                        </w:rPr>
+                      </w:pPr>
+                      <w:r>
+                        <w:rPr>
+                          <w:lang w:val="en-US"/>
+                        </w:rPr>
+                        <w:t>Figura 3</w:t>
+                      </w:r>
+                      <w:r>
+                        <w:rPr>
+                          <w:lang w:val="en-US"/>
+                        </w:rPr>
+                        <w:t>4</w:t>
+                      </w:r>
+                      <w:r>
+                        <w:rPr>
+                          <w:lang w:val="en-US"/>
+                        </w:rPr>
+                        <w:t xml:space="preserve">. </w:t>
+                      </w:r>
+                      <w:r>
+                        <w:rPr>
+                          <w:lang w:val="en-US"/>
+                        </w:rPr>
+                        <w:t>Code Introspection</w:t>
+                      </w:r>
+                    </w:p>
+                  </w:txbxContent>
+                </v:textbox>
+                <w10:wrap type="square"/>
+              </v:shape>
+            </w:pict>
+          </mc:Fallback>
+        </mc:AlternateContent>
+      </w:r>
+      <w:r>
+        <w:rPr>
+          <w:noProof/>
+        </w:rPr>
         <w:drawing>
-          <wp:anchor distT="0" distB="0" distL="114300" distR="114300" simplePos="0" relativeHeight="251693056" behindDoc="0" locked="0" layoutInCell="1" allowOverlap="1" wp14:anchorId="56282AFF" wp14:editId="7501F083">
+          <wp:anchor distT="0" distB="0" distL="114300" distR="114300" simplePos="0" relativeHeight="251694080" behindDoc="0" locked="0" layoutInCell="1" allowOverlap="1" wp14:anchorId="2D732D24" wp14:editId="04F1CEC1">
             <wp:simplePos x="0" y="0"/>
             <wp:positionH relativeFrom="margin">
-              <wp:align>right</wp:align>
+              <wp:align>left</wp:align>
             </wp:positionH>
             <wp:positionV relativeFrom="paragraph">
-              <wp:posOffset>0</wp:posOffset>
+              <wp:posOffset>4274820</wp:posOffset>
             </wp:positionV>
-            <wp:extent cx="6692265" cy="3794125"/>
-            <wp:effectExtent l="0" t="0" r="0" b="0"/>
+            <wp:extent cx="6692265" cy="3637915"/>
+            <wp:effectExtent l="0" t="0" r="0" b="635"/>
             <wp:wrapSquare wrapText="bothSides"/>
-            <wp:docPr id="35" name="Picture 35"/>
+            <wp:docPr id="36" name="Picture 36"/>
             <wp:cNvGraphicFramePr>
               <a:graphicFrameLocks xmlns:a="http://schemas.openxmlformats.org/drawingml/2006/main" noChangeAspect="1"/>
             </wp:cNvGraphicFramePr>
@@ -3325,7 +7050,7 @@
                   <pic:spPr>
                     <a:xfrm>
                       <a:off x="0" y="0"/>
-                      <a:ext cx="6692265" cy="3794125"/>
+                      <a:ext cx="6692265" cy="3637915"/>
                     </a:xfrm>
                     <a:prstGeom prst="rect">
                       <a:avLst/>
@@ -3350,47 +7075,159 @@
           <w:lang w:val="ro-RO"/>
         </w:rPr>
       </w:pPr>
-    </w:p>
-    <w:p>
-      <w:pPr>
-        <w:spacing w:line="360" w:lineRule="auto"/>
-        <w:jc w:val="center"/>
-        <w:rPr>
-          <w:b/>
-          <w:bCs/>
-          <w:sz w:val="28"/>
-          <w:szCs w:val="28"/>
-          <w:lang w:val="ro-RO"/>
-        </w:rPr>
-      </w:pPr>
-    </w:p>
-    <w:p>
-      <w:pPr>
-        <w:spacing w:line="360" w:lineRule="auto"/>
-        <w:jc w:val="center"/>
-        <w:rPr>
-          <w:b/>
-          <w:bCs/>
-          <w:sz w:val="28"/>
-          <w:szCs w:val="28"/>
-          <w:lang w:val="ro-RO"/>
-        </w:rPr>
-      </w:pPr>
       <w:r>
         <w:rPr>
           <w:noProof/>
         </w:rPr>
         <w:lastRenderedPageBreak/>
+        <mc:AlternateContent>
+          <mc:Choice Requires="wps">
+            <w:drawing>
+              <wp:anchor distT="0" distB="0" distL="114300" distR="114300" simplePos="0" relativeHeight="251770880" behindDoc="0" locked="0" layoutInCell="1" allowOverlap="1" wp14:anchorId="50F85E32" wp14:editId="38891A1A">
+                <wp:simplePos x="0" y="0"/>
+                <wp:positionH relativeFrom="column">
+                  <wp:posOffset>0</wp:posOffset>
+                </wp:positionH>
+                <wp:positionV relativeFrom="paragraph">
+                  <wp:posOffset>8153400</wp:posOffset>
+                </wp:positionV>
+                <wp:extent cx="6692265" cy="635"/>
+                <wp:effectExtent l="0" t="0" r="0" b="0"/>
+                <wp:wrapSquare wrapText="bothSides"/>
+                <wp:docPr id="75" name="Text Box 75"/>
+                <wp:cNvGraphicFramePr/>
+                <a:graphic xmlns:a="http://schemas.openxmlformats.org/drawingml/2006/main">
+                  <a:graphicData uri="http://schemas.microsoft.com/office/word/2010/wordprocessingShape">
+                    <wps:wsp>
+                      <wps:cNvSpPr txBox="1"/>
+                      <wps:spPr>
+                        <a:xfrm>
+                          <a:off x="0" y="0"/>
+                          <a:ext cx="6692265" cy="635"/>
+                        </a:xfrm>
+                        <a:prstGeom prst="rect">
+                          <a:avLst/>
+                        </a:prstGeom>
+                        <a:solidFill>
+                          <a:prstClr val="white"/>
+                        </a:solidFill>
+                        <a:ln>
+                          <a:noFill/>
+                        </a:ln>
+                      </wps:spPr>
+                      <wps:txbx>
+                        <w:txbxContent>
+                          <w:p>
+                            <w:pPr>
+                              <w:pStyle w:val="Caption"/>
+                              <w:jc w:val="center"/>
+                              <w:rPr>
+                                <w:noProof/>
+                                <w:sz w:val="24"/>
+                                <w:szCs w:val="24"/>
+                              </w:rPr>
+                            </w:pPr>
+                            <w:r>
+                              <w:rPr>
+                                <w:lang w:val="en-US"/>
+                              </w:rPr>
+                              <w:t>Figura 3</w:t>
+                            </w:r>
+                            <w:r>
+                              <w:rPr>
+                                <w:lang w:val="en-US"/>
+                              </w:rPr>
+                              <w:t>6</w:t>
+                            </w:r>
+                            <w:r>
+                              <w:rPr>
+                                <w:lang w:val="en-US"/>
+                              </w:rPr>
+                              <w:t xml:space="preserve">. </w:t>
+                            </w:r>
+                            <w:r>
+                              <w:rPr>
+                                <w:lang w:val="en-US"/>
+                              </w:rPr>
+                              <w:t>Decorators</w:t>
+                            </w:r>
+                          </w:p>
+                        </w:txbxContent>
+                      </wps:txbx>
+                      <wps:bodyPr rot="0" spcFirstLastPara="0" vertOverflow="overflow" horzOverflow="overflow" vert="horz" wrap="square" lIns="0" tIns="0" rIns="0" bIns="0" numCol="1" spcCol="0" rtlCol="0" fromWordArt="0" anchor="t" anchorCtr="0" forceAA="0" compatLnSpc="1">
+                        <a:prstTxWarp prst="textNoShape">
+                          <a:avLst/>
+                        </a:prstTxWarp>
+                        <a:spAutoFit/>
+                      </wps:bodyPr>
+                    </wps:wsp>
+                  </a:graphicData>
+                </a:graphic>
+              </wp:anchor>
+            </w:drawing>
+          </mc:Choice>
+          <mc:Fallback>
+            <w:pict>
+              <v:shape w14:anchorId="50F85E32" id="Text Box 75" o:spid="_x0000_s1060" type="#_x0000_t202" style="position:absolute;left:0;text-align:left;margin-left:0;margin-top:642pt;width:526.95pt;height:.05pt;z-index:251770880;visibility:visible;mso-wrap-style:square;mso-wrap-distance-left:9pt;mso-wrap-distance-top:0;mso-wrap-distance-right:9pt;mso-wrap-distance-bottom:0;mso-position-horizontal:absolute;mso-position-horizontal-relative:text;mso-position-vertical:absolute;mso-position-vertical-relative:text;v-text-anchor:top" o:gfxdata="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" stroked="f">
+                <v:textbox style="mso-fit-shape-to-text:t" inset="0,0,0,0">
+                  <w:txbxContent>
+                    <w:p>
+                      <w:pPr>
+                        <w:pStyle w:val="Caption"/>
+                        <w:jc w:val="center"/>
+                        <w:rPr>
+                          <w:noProof/>
+                          <w:sz w:val="24"/>
+                          <w:szCs w:val="24"/>
+                        </w:rPr>
+                      </w:pPr>
+                      <w:r>
+                        <w:rPr>
+                          <w:lang w:val="en-US"/>
+                        </w:rPr>
+                        <w:t>Figura 3</w:t>
+                      </w:r>
+                      <w:r>
+                        <w:rPr>
+                          <w:lang w:val="en-US"/>
+                        </w:rPr>
+                        <w:t>6</w:t>
+                      </w:r>
+                      <w:r>
+                        <w:rPr>
+                          <w:lang w:val="en-US"/>
+                        </w:rPr>
+                        <w:t xml:space="preserve">. </w:t>
+                      </w:r>
+                      <w:r>
+                        <w:rPr>
+                          <w:lang w:val="en-US"/>
+                        </w:rPr>
+                        <w:t>Decorators</w:t>
+                      </w:r>
+                    </w:p>
+                  </w:txbxContent>
+                </v:textbox>
+                <w10:wrap type="square"/>
+              </v:shape>
+            </w:pict>
+          </mc:Fallback>
+        </mc:AlternateContent>
+      </w:r>
+      <w:r>
+        <w:rPr>
+          <w:noProof/>
+        </w:rPr>
         <w:drawing>
-          <wp:anchor distT="0" distB="0" distL="114300" distR="114300" simplePos="0" relativeHeight="251696128" behindDoc="0" locked="0" layoutInCell="1" allowOverlap="1" wp14:anchorId="745078CE" wp14:editId="1CF63F0F">
+          <wp:anchor distT="0" distB="0" distL="114300" distR="114300" simplePos="0" relativeHeight="251696128" behindDoc="0" locked="0" layoutInCell="1" allowOverlap="1" wp14:anchorId="745078CE" wp14:editId="502C3E10">
             <wp:simplePos x="0" y="0"/>
             <wp:positionH relativeFrom="margin">
               <wp:align>right</wp:align>
             </wp:positionH>
             <wp:positionV relativeFrom="paragraph">
-              <wp:posOffset>3897630</wp:posOffset>
+              <wp:posOffset>4175760</wp:posOffset>
             </wp:positionV>
-            <wp:extent cx="6692265" cy="4282440"/>
+            <wp:extent cx="6692265" cy="3920490"/>
             <wp:effectExtent l="0" t="0" r="0" b="3810"/>
             <wp:wrapSquare wrapText="bothSides"/>
             <wp:docPr id="24" name="Picture 24"/>
@@ -3404,7 +7241,7 @@
                     <pic:cNvPr id="1" name=""/>
                     <pic:cNvPicPr/>
                   </pic:nvPicPr>
-                  <pic:blipFill>
+                  <pic:blipFill rotWithShape="1">
                     <a:blip r:embed="rId44">
                       <a:extLst>
                         <a:ext uri="{28A0092B-C50C-407E-A947-70E740481C1C}">
@@ -3412,22 +7249,32 @@
                         </a:ext>
                       </a:extLst>
                     </a:blip>
-                    <a:stretch>
-                      <a:fillRect/>
-                    </a:stretch>
+                    <a:srcRect t="8452"/>
+                    <a:stretch/>
                   </pic:blipFill>
-                  <pic:spPr>
+                  <pic:spPr bwMode="auto">
                     <a:xfrm>
                       <a:off x="0" y="0"/>
-                      <a:ext cx="6692265" cy="4282440"/>
+                      <a:ext cx="6692265" cy="3920490"/>
                     </a:xfrm>
                     <a:prstGeom prst="rect">
                       <a:avLst/>
                     </a:prstGeom>
+                    <a:ln>
+                      <a:noFill/>
+                    </a:ln>
+                    <a:extLst>
+                      <a:ext uri="{53640926-AAD7-44D8-BBD7-CCE9431645EC}">
+                        <a14:shadowObscured xmlns:a14="http://schemas.microsoft.com/office/drawing/2010/main"/>
+                      </a:ext>
+                    </a:extLst>
                   </pic:spPr>
                 </pic:pic>
               </a:graphicData>
             </a:graphic>
+            <wp14:sizeRelV relativeFrom="margin">
+              <wp14:pctHeight>0</wp14:pctHeight>
+            </wp14:sizeRelV>
           </wp:anchor>
         </w:drawing>
       </w:r>
@@ -3435,11 +7282,149 @@
         <w:rPr>
           <w:noProof/>
         </w:rPr>
+        <mc:AlternateContent>
+          <mc:Choice Requires="wps">
+            <w:drawing>
+              <wp:anchor distT="0" distB="0" distL="114300" distR="114300" simplePos="0" relativeHeight="251768832" behindDoc="0" locked="0" layoutInCell="1" allowOverlap="1" wp14:anchorId="664225AD" wp14:editId="40266B47">
+                <wp:simplePos x="0" y="0"/>
+                <wp:positionH relativeFrom="column">
+                  <wp:posOffset>0</wp:posOffset>
+                </wp:positionH>
+                <wp:positionV relativeFrom="paragraph">
+                  <wp:posOffset>3892550</wp:posOffset>
+                </wp:positionV>
+                <wp:extent cx="6692265" cy="635"/>
+                <wp:effectExtent l="0" t="0" r="0" b="0"/>
+                <wp:wrapSquare wrapText="bothSides"/>
+                <wp:docPr id="73" name="Text Box 73"/>
+                <wp:cNvGraphicFramePr/>
+                <a:graphic xmlns:a="http://schemas.openxmlformats.org/drawingml/2006/main">
+                  <a:graphicData uri="http://schemas.microsoft.com/office/word/2010/wordprocessingShape">
+                    <wps:wsp>
+                      <wps:cNvSpPr txBox="1"/>
+                      <wps:spPr>
+                        <a:xfrm>
+                          <a:off x="0" y="0"/>
+                          <a:ext cx="6692265" cy="635"/>
+                        </a:xfrm>
+                        <a:prstGeom prst="rect">
+                          <a:avLst/>
+                        </a:prstGeom>
+                        <a:solidFill>
+                          <a:prstClr val="white"/>
+                        </a:solidFill>
+                        <a:ln>
+                          <a:noFill/>
+                        </a:ln>
+                      </wps:spPr>
+                      <wps:txbx>
+                        <w:txbxContent>
+                          <w:p>
+                            <w:pPr>
+                              <w:pStyle w:val="Caption"/>
+                              <w:jc w:val="center"/>
+                              <w:rPr>
+                                <w:noProof/>
+                                <w:sz w:val="24"/>
+                                <w:szCs w:val="24"/>
+                              </w:rPr>
+                            </w:pPr>
+                            <w:r>
+                              <w:rPr>
+                                <w:lang w:val="en-US"/>
+                              </w:rPr>
+                              <w:t>Figura 3</w:t>
+                            </w:r>
+                            <w:r>
+                              <w:rPr>
+                                <w:lang w:val="en-US"/>
+                              </w:rPr>
+                              <w:t>5</w:t>
+                            </w:r>
+                            <w:r>
+                              <w:rPr>
+                                <w:lang w:val="en-US"/>
+                              </w:rPr>
+                              <w:t xml:space="preserve">. </w:t>
+                            </w:r>
+                            <w:r>
+                              <w:rPr>
+                                <w:lang w:val="en-US"/>
+                              </w:rPr>
+                              <w:t>Closures</w:t>
+                            </w:r>
+                          </w:p>
+                        </w:txbxContent>
+                      </wps:txbx>
+                      <wps:bodyPr rot="0" spcFirstLastPara="0" vertOverflow="overflow" horzOverflow="overflow" vert="horz" wrap="square" lIns="0" tIns="0" rIns="0" bIns="0" numCol="1" spcCol="0" rtlCol="0" fromWordArt="0" anchor="t" anchorCtr="0" forceAA="0" compatLnSpc="1">
+                        <a:prstTxWarp prst="textNoShape">
+                          <a:avLst/>
+                        </a:prstTxWarp>
+                        <a:spAutoFit/>
+                      </wps:bodyPr>
+                    </wps:wsp>
+                  </a:graphicData>
+                </a:graphic>
+              </wp:anchor>
+            </w:drawing>
+          </mc:Choice>
+          <mc:Fallback>
+            <w:pict>
+              <v:shape w14:anchorId="664225AD" id="Text Box 73" o:spid="_x0000_s1061" type="#_x0000_t202" style="position:absolute;left:0;text-align:left;margin-left:0;margin-top:306.5pt;width:526.95pt;height:.05pt;z-index:251768832;visibility:visible;mso-wrap-style:square;mso-wrap-distance-left:9pt;mso-wrap-distance-top:0;mso-wrap-distance-right:9pt;mso-wrap-distance-bottom:0;mso-position-horizontal:absolute;mso-position-horizontal-relative:text;mso-position-vertical:absolute;mso-position-vertical-relative:text;v-text-anchor:top" o:gfxdata="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" stroked="f">
+                <v:textbox style="mso-fit-shape-to-text:t" inset="0,0,0,0">
+                  <w:txbxContent>
+                    <w:p>
+                      <w:pPr>
+                        <w:pStyle w:val="Caption"/>
+                        <w:jc w:val="center"/>
+                        <w:rPr>
+                          <w:noProof/>
+                          <w:sz w:val="24"/>
+                          <w:szCs w:val="24"/>
+                        </w:rPr>
+                      </w:pPr>
+                      <w:r>
+                        <w:rPr>
+                          <w:lang w:val="en-US"/>
+                        </w:rPr>
+                        <w:t>Figura 3</w:t>
+                      </w:r>
+                      <w:r>
+                        <w:rPr>
+                          <w:lang w:val="en-US"/>
+                        </w:rPr>
+                        <w:t>5</w:t>
+                      </w:r>
+                      <w:r>
+                        <w:rPr>
+                          <w:lang w:val="en-US"/>
+                        </w:rPr>
+                        <w:t xml:space="preserve">. </w:t>
+                      </w:r>
+                      <w:r>
+                        <w:rPr>
+                          <w:lang w:val="en-US"/>
+                        </w:rPr>
+                        <w:t>Closures</w:t>
+                      </w:r>
+                    </w:p>
+                  </w:txbxContent>
+                </v:textbox>
+                <w10:wrap type="square"/>
+              </v:shape>
+            </w:pict>
+          </mc:Fallback>
+        </mc:AlternateContent>
+      </w:r>
+      <w:r>
+        <w:rPr>
+          <w:noProof/>
+        </w:rPr>
         <w:drawing>
-          <wp:anchor distT="0" distB="0" distL="114300" distR="114300" simplePos="0" relativeHeight="251695104" behindDoc="0" locked="0" layoutInCell="1" allowOverlap="1" wp14:anchorId="25E2E6D5" wp14:editId="15217C26">
+          <wp:anchor distT="0" distB="0" distL="114300" distR="114300" simplePos="0" relativeHeight="251695104" behindDoc="0" locked="0" layoutInCell="1" allowOverlap="1" wp14:anchorId="25E2E6D5" wp14:editId="4F59633D">
             <wp:simplePos x="0" y="0"/>
             <wp:positionH relativeFrom="margin">
-              <wp:align>right</wp:align>
+              <wp:align>left</wp:align>
             </wp:positionH>
             <wp:positionV relativeFrom="paragraph">
               <wp:posOffset>0</wp:posOffset>
@@ -3503,8 +7488,146 @@
           <w:noProof/>
         </w:rPr>
         <w:lastRenderedPageBreak/>
+        <mc:AlternateContent>
+          <mc:Choice Requires="wps">
+            <w:drawing>
+              <wp:anchor distT="0" distB="0" distL="114300" distR="114300" simplePos="0" relativeHeight="251772928" behindDoc="0" locked="0" layoutInCell="1" allowOverlap="1" wp14:anchorId="3F1C80C5" wp14:editId="1188B288">
+                <wp:simplePos x="0" y="0"/>
+                <wp:positionH relativeFrom="column">
+                  <wp:posOffset>0</wp:posOffset>
+                </wp:positionH>
+                <wp:positionV relativeFrom="paragraph">
+                  <wp:posOffset>3311525</wp:posOffset>
+                </wp:positionV>
+                <wp:extent cx="6692265" cy="635"/>
+                <wp:effectExtent l="0" t="0" r="0" b="0"/>
+                <wp:wrapSquare wrapText="bothSides"/>
+                <wp:docPr id="76" name="Text Box 76"/>
+                <wp:cNvGraphicFramePr/>
+                <a:graphic xmlns:a="http://schemas.openxmlformats.org/drawingml/2006/main">
+                  <a:graphicData uri="http://schemas.microsoft.com/office/word/2010/wordprocessingShape">
+                    <wps:wsp>
+                      <wps:cNvSpPr txBox="1"/>
+                      <wps:spPr>
+                        <a:xfrm>
+                          <a:off x="0" y="0"/>
+                          <a:ext cx="6692265" cy="635"/>
+                        </a:xfrm>
+                        <a:prstGeom prst="rect">
+                          <a:avLst/>
+                        </a:prstGeom>
+                        <a:solidFill>
+                          <a:prstClr val="white"/>
+                        </a:solidFill>
+                        <a:ln>
+                          <a:noFill/>
+                        </a:ln>
+                      </wps:spPr>
+                      <wps:txbx>
+                        <w:txbxContent>
+                          <w:p>
+                            <w:pPr>
+                              <w:pStyle w:val="Caption"/>
+                              <w:jc w:val="center"/>
+                              <w:rPr>
+                                <w:noProof/>
+                                <w:sz w:val="24"/>
+                                <w:szCs w:val="24"/>
+                              </w:rPr>
+                            </w:pPr>
+                            <w:r>
+                              <w:rPr>
+                                <w:lang w:val="en-US"/>
+                              </w:rPr>
+                              <w:t>Figura 3</w:t>
+                            </w:r>
+                            <w:r>
+                              <w:rPr>
+                                <w:lang w:val="en-US"/>
+                              </w:rPr>
+                              <w:t>7</w:t>
+                            </w:r>
+                            <w:r>
+                              <w:rPr>
+                                <w:lang w:val="en-US"/>
+                              </w:rPr>
+                              <w:t xml:space="preserve">. </w:t>
+                            </w:r>
+                            <w:r>
+                              <w:rPr>
+                                <w:lang w:val="en-US"/>
+                              </w:rPr>
+                              <w:t>Map, Filter, Reduce</w:t>
+                            </w:r>
+                          </w:p>
+                        </w:txbxContent>
+                      </wps:txbx>
+                      <wps:bodyPr rot="0" spcFirstLastPara="0" vertOverflow="overflow" horzOverflow="overflow" vert="horz" wrap="square" lIns="0" tIns="0" rIns="0" bIns="0" numCol="1" spcCol="0" rtlCol="0" fromWordArt="0" anchor="t" anchorCtr="0" forceAA="0" compatLnSpc="1">
+                        <a:prstTxWarp prst="textNoShape">
+                          <a:avLst/>
+                        </a:prstTxWarp>
+                        <a:spAutoFit/>
+                      </wps:bodyPr>
+                    </wps:wsp>
+                  </a:graphicData>
+                </a:graphic>
+              </wp:anchor>
+            </w:drawing>
+          </mc:Choice>
+          <mc:Fallback>
+            <w:pict>
+              <v:shape w14:anchorId="3F1C80C5" id="Text Box 76" o:spid="_x0000_s1062" type="#_x0000_t202" style="position:absolute;left:0;text-align:left;margin-left:0;margin-top:260.75pt;width:526.95pt;height:.05pt;z-index:251772928;visibility:visible;mso-wrap-style:square;mso-wrap-distance-left:9pt;mso-wrap-distance-top:0;mso-wrap-distance-right:9pt;mso-wrap-distance-bottom:0;mso-position-horizontal:absolute;mso-position-horizontal-relative:text;mso-position-vertical:absolute;mso-position-vertical-relative:text;v-text-anchor:top" o:gfxdata="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" stroked="f">
+                <v:textbox style="mso-fit-shape-to-text:t" inset="0,0,0,0">
+                  <w:txbxContent>
+                    <w:p>
+                      <w:pPr>
+                        <w:pStyle w:val="Caption"/>
+                        <w:jc w:val="center"/>
+                        <w:rPr>
+                          <w:noProof/>
+                          <w:sz w:val="24"/>
+                          <w:szCs w:val="24"/>
+                        </w:rPr>
+                      </w:pPr>
+                      <w:r>
+                        <w:rPr>
+                          <w:lang w:val="en-US"/>
+                        </w:rPr>
+                        <w:t>Figura 3</w:t>
+                      </w:r>
+                      <w:r>
+                        <w:rPr>
+                          <w:lang w:val="en-US"/>
+                        </w:rPr>
+                        <w:t>7</w:t>
+                      </w:r>
+                      <w:r>
+                        <w:rPr>
+                          <w:lang w:val="en-US"/>
+                        </w:rPr>
+                        <w:t xml:space="preserve">. </w:t>
+                      </w:r>
+                      <w:r>
+                        <w:rPr>
+                          <w:lang w:val="en-US"/>
+                        </w:rPr>
+                        <w:t>Map, Filter, Reduce</w:t>
+                      </w:r>
+                    </w:p>
+                  </w:txbxContent>
+                </v:textbox>
+                <w10:wrap type="square"/>
+              </v:shape>
+            </w:pict>
+          </mc:Fallback>
+        </mc:AlternateContent>
+      </w:r>
+      <w:r>
+        <w:rPr>
+          <w:noProof/>
+        </w:rPr>
         <w:drawing>
-          <wp:anchor distT="0" distB="0" distL="114300" distR="114300" simplePos="0" relativeHeight="251697152" behindDoc="0" locked="0" layoutInCell="1" allowOverlap="1" wp14:anchorId="724570F8" wp14:editId="5C3011F0">
+          <wp:anchor distT="0" distB="0" distL="114300" distR="114300" simplePos="0" relativeHeight="251697152" behindDoc="0" locked="0" layoutInCell="1" allowOverlap="1" wp14:anchorId="724570F8" wp14:editId="533EEA98">
             <wp:simplePos x="0" y="0"/>
             <wp:positionH relativeFrom="margin">
               <wp:align>right</wp:align>
@@ -3512,7 +7635,7 @@
             <wp:positionV relativeFrom="paragraph">
               <wp:posOffset>0</wp:posOffset>
             </wp:positionV>
-            <wp:extent cx="6692265" cy="3616325"/>
+            <wp:extent cx="6692265" cy="3254375"/>
             <wp:effectExtent l="0" t="0" r="0" b="3175"/>
             <wp:wrapSquare wrapText="bothSides"/>
             <wp:docPr id="38" name="Picture 38"/>
@@ -3526,7 +7649,7 @@
                     <pic:cNvPr id="1" name=""/>
                     <pic:cNvPicPr/>
                   </pic:nvPicPr>
-                  <pic:blipFill>
+                  <pic:blipFill rotWithShape="1">
                     <a:blip r:embed="rId46">
                       <a:extLst>
                         <a:ext uri="{28A0092B-C50C-407E-A947-70E740481C1C}">
@@ -3534,22 +7657,32 @@
                         </a:ext>
                       </a:extLst>
                     </a:blip>
-                    <a:stretch>
-                      <a:fillRect/>
-                    </a:stretch>
+                    <a:srcRect t="10009"/>
+                    <a:stretch/>
                   </pic:blipFill>
-                  <pic:spPr>
+                  <pic:spPr bwMode="auto">
                     <a:xfrm>
                       <a:off x="0" y="0"/>
-                      <a:ext cx="6692265" cy="3616325"/>
+                      <a:ext cx="6692265" cy="3254375"/>
                     </a:xfrm>
                     <a:prstGeom prst="rect">
                       <a:avLst/>
                     </a:prstGeom>
+                    <a:ln>
+                      <a:noFill/>
+                    </a:ln>
+                    <a:extLst>
+                      <a:ext uri="{53640926-AAD7-44D8-BBD7-CCE9431645EC}">
+                        <a14:shadowObscured xmlns:a14="http://schemas.microsoft.com/office/drawing/2010/main"/>
+                      </a:ext>
+                    </a:extLst>
                   </pic:spPr>
                 </pic:pic>
               </a:graphicData>
             </a:graphic>
+            <wp14:sizeRelV relativeFrom="margin">
+              <wp14:pctHeight>0</wp14:pctHeight>
+            </wp14:sizeRelV>
           </wp:anchor>
         </w:drawing>
       </w:r>
@@ -3600,189 +7733,9 @@
           <w:szCs w:val="28"/>
           <w:lang w:val="ro-RO"/>
         </w:rPr>
-        <w:t>CONCLUZII</w:t>
-      </w:r>
-    </w:p>
-    <w:p>
-      <w:pPr>
-        <w:spacing w:line="360" w:lineRule="auto"/>
-        <w:jc w:val="both"/>
-        <w:rPr>
-          <w:b/>
-          <w:bCs/>
-          <w:lang w:val="ro-RO"/>
-        </w:rPr>
-      </w:pPr>
-      <w:r>
-        <w:rPr>
-          <w:b/>
-          <w:bCs/>
-          <w:lang w:val="ro-RO"/>
-        </w:rPr>
-        <w:t xml:space="preserve">În </w:t>
-      </w:r>
-      <w:r>
-        <w:rPr>
-          <w:b/>
-          <w:bCs/>
-          <w:lang w:val="ro-RO"/>
-        </w:rPr>
-        <w:t>urma acestei lucrări am învățat bazele limbajului de programare</w:t>
-      </w:r>
-      <w:r>
-        <w:rPr>
-          <w:b/>
-          <w:bCs/>
-          <w:lang w:val="ro-RO"/>
-        </w:rPr>
-        <w:t xml:space="preserve"> Python.</w:t>
-      </w:r>
-    </w:p>
-    <w:p>
-      <w:pPr>
-        <w:spacing w:line="360" w:lineRule="auto"/>
-        <w:jc w:val="both"/>
-        <w:rPr>
-          <w:b/>
-          <w:bCs/>
-          <w:lang w:val="ro-RO"/>
-        </w:rPr>
-      </w:pPr>
-    </w:p>
-    <w:p>
-      <w:pPr>
-        <w:spacing w:line="360" w:lineRule="auto"/>
-        <w:jc w:val="both"/>
-        <w:rPr>
-          <w:b/>
-          <w:bCs/>
-          <w:lang w:val="ro-RO"/>
-        </w:rPr>
-      </w:pPr>
-    </w:p>
-    <w:p>
-      <w:pPr>
-        <w:spacing w:line="360" w:lineRule="auto"/>
-        <w:jc w:val="both"/>
-        <w:rPr>
-          <w:b/>
-          <w:bCs/>
-          <w:lang w:val="ro-RO"/>
-        </w:rPr>
-      </w:pPr>
-    </w:p>
-    <w:p>
-      <w:pPr>
-        <w:spacing w:line="360" w:lineRule="auto"/>
-        <w:jc w:val="both"/>
-        <w:rPr>
-          <w:b/>
-          <w:bCs/>
-          <w:lang w:val="ro-RO"/>
-        </w:rPr>
-      </w:pPr>
-    </w:p>
-    <w:p>
-      <w:pPr>
-        <w:spacing w:line="360" w:lineRule="auto"/>
-        <w:jc w:val="both"/>
-        <w:rPr>
-          <w:b/>
-          <w:bCs/>
-          <w:lang w:val="ro-RO"/>
-        </w:rPr>
-      </w:pPr>
-    </w:p>
-    <w:p>
-      <w:pPr>
-        <w:spacing w:line="360" w:lineRule="auto"/>
-        <w:jc w:val="both"/>
-        <w:rPr>
-          <w:b/>
-          <w:bCs/>
-          <w:lang w:val="ro-RO"/>
-        </w:rPr>
-      </w:pPr>
-    </w:p>
-    <w:p>
-      <w:pPr>
-        <w:spacing w:line="360" w:lineRule="auto"/>
-        <w:jc w:val="both"/>
-        <w:rPr>
-          <w:b/>
-          <w:bCs/>
-          <w:lang w:val="ro-RO"/>
-        </w:rPr>
-      </w:pPr>
-    </w:p>
-    <w:p>
-      <w:pPr>
-        <w:spacing w:line="360" w:lineRule="auto"/>
-        <w:jc w:val="both"/>
-        <w:rPr>
-          <w:b/>
-          <w:bCs/>
-          <w:lang w:val="ro-RO"/>
-        </w:rPr>
-      </w:pPr>
-    </w:p>
-    <w:p>
-      <w:pPr>
-        <w:spacing w:line="360" w:lineRule="auto"/>
-        <w:jc w:val="both"/>
-        <w:rPr>
-          <w:b/>
-          <w:bCs/>
-          <w:lang w:val="ro-RO"/>
-        </w:rPr>
-      </w:pPr>
-    </w:p>
-    <w:p>
-      <w:pPr>
-        <w:spacing w:line="360" w:lineRule="auto"/>
-        <w:jc w:val="both"/>
-        <w:rPr>
-          <w:b/>
-          <w:bCs/>
-          <w:lang w:val="ro-RO"/>
-        </w:rPr>
-      </w:pPr>
-    </w:p>
-    <w:p>
-      <w:pPr>
-        <w:spacing w:line="360" w:lineRule="auto"/>
-        <w:jc w:val="both"/>
-        <w:rPr>
-          <w:b/>
-          <w:bCs/>
-          <w:lang w:val="ro-RO"/>
-        </w:rPr>
-      </w:pPr>
-    </w:p>
-    <w:p>
-      <w:pPr>
-        <w:spacing w:line="360" w:lineRule="auto"/>
-        <w:jc w:val="both"/>
-        <w:rPr>
-          <w:b/>
-          <w:bCs/>
-          <w:lang w:val="ro-RO"/>
-        </w:rPr>
-      </w:pPr>
-    </w:p>
-    <w:p>
-      <w:pPr>
-        <w:spacing w:line="360" w:lineRule="auto"/>
-        <w:jc w:val="both"/>
-        <w:rPr>
-          <w:lang w:val="ro-RO"/>
-        </w:rPr>
-      </w:pPr>
-    </w:p>
-    <w:p>
-      <w:pPr>
-        <w:spacing w:line="360" w:lineRule="auto"/>
-        <w:jc w:val="center"/>
+        <w:t>CONCLUZI</w:t>
+      </w:r>
+      <w:r>
         <w:rPr>
           <w:b/>
           <w:bCs/>
@@ -3790,8 +7743,119 @@
           <w:szCs w:val="28"/>
           <w:lang w:val="ro-RO"/>
         </w:rPr>
-      </w:pPr>
-      <w:r>
+        <w:t>I</w:t>
+      </w:r>
+    </w:p>
+    <w:p>
+      <w:pPr>
+        <w:spacing w:line="360" w:lineRule="auto"/>
+        <w:jc w:val="both"/>
+        <w:rPr>
+          <w:b/>
+          <w:bCs/>
+          <w:lang w:val="ro-RO"/>
+        </w:rPr>
+      </w:pPr>
+      <w:r>
+        <w:rPr>
+          <w:b/>
+          <w:bCs/>
+        </w:rPr>
+        <w:t>În concluzie, rezolvarea exercițiilor de pe</w:t>
+      </w:r>
+      <w:r>
+        <w:rPr>
+          <w:b/>
+          <w:bCs/>
+          <w:lang w:val="ro-RO"/>
+        </w:rPr>
+        <w:t xml:space="preserve"> c</w:t>
+      </w:r>
+      <w:r>
+        <w:rPr>
+          <w:b/>
+          <w:bCs/>
+          <w:lang w:val="ro-RO"/>
+        </w:rPr>
+        <w:t>odedex.io</w:t>
+      </w:r>
+      <w:r>
+        <w:rPr>
+          <w:b/>
+          <w:bCs/>
+          <w:lang w:val="ro-RO"/>
+        </w:rPr>
+        <w:t xml:space="preserve"> și </w:t>
+      </w:r>
+      <w:r>
+        <w:rPr>
+          <w:b/>
+          <w:bCs/>
+        </w:rPr>
+        <w:t>learnpython.org a reprezentat o etapă excelentă de pregătire.</w:t>
+      </w:r>
+      <w:r>
+        <w:rPr>
+          <w:b/>
+          <w:bCs/>
+          <w:lang w:val="ro-RO"/>
+        </w:rPr>
+        <w:t xml:space="preserve"> Am învățat elementele fundamentale </w:t>
+      </w:r>
+      <w:r>
+        <w:rPr>
+          <w:b/>
+          <w:bCs/>
+          <w:lang w:val="ro-RO"/>
+        </w:rPr>
+        <w:t>ale</w:t>
+      </w:r>
+      <w:r>
+        <w:rPr>
+          <w:b/>
+          <w:bCs/>
+          <w:lang w:val="ro-RO"/>
+        </w:rPr>
+        <w:t xml:space="preserve"> limbajului python</w:t>
+      </w:r>
+      <w:r>
+        <w:rPr>
+          <w:b/>
+          <w:bCs/>
+          <w:lang w:val="ro-RO"/>
+        </w:rPr>
+        <w:t xml:space="preserve"> necesare pe</w:t>
+      </w:r>
+      <w:r>
+        <w:rPr>
+          <w:b/>
+          <w:bCs/>
+          <w:lang w:val="ro-RO"/>
+        </w:rPr>
+        <w:t>ntru a continua studiile in domeniul securității informaționale.</w:t>
+      </w:r>
+      <w:r>
+        <w:rPr>
+          <w:b/>
+          <w:bCs/>
+          <w:lang w:val="ro-RO"/>
+        </w:rPr>
+        <w:t xml:space="preserve"> </w:t>
+      </w:r>
+    </w:p>
+    <w:p>
+      <w:pPr>
+        <w:spacing w:line="360" w:lineRule="auto"/>
+        <w:jc w:val="both"/>
+        <w:rPr>
+          <w:lang w:val="ro-RO"/>
+        </w:rPr>
+      </w:pPr>
+    </w:p>
+    <w:p>
+      <w:pPr>
+        <w:spacing w:line="360" w:lineRule="auto"/>
+        <w:jc w:val="center"/>
         <w:rPr>
           <w:b/>
           <w:bCs/>
@@ -3799,7 +7863,15 @@
           <w:szCs w:val="28"/>
           <w:lang w:val="ro-RO"/>
         </w:rPr>
-        <w:lastRenderedPageBreak/>
+      </w:pPr>
+      <w:r>
+        <w:rPr>
+          <w:b/>
+          <w:bCs/>
+          <w:sz w:val="28"/>
+          <w:szCs w:val="28"/>
+          <w:lang w:val="ro-RO"/>
+        </w:rPr>
         <w:t>BIBLIOGRAFIE</w:t>
       </w:r>
     </w:p>
@@ -5076,7 +9148,6 @@
   <w:style w:type="character" w:default="1" w:styleId="DefaultParagraphFont">
     <w:name w:val="Default Paragraph Font"/>
     <w:uiPriority w:val="1"/>
-    <w:semiHidden/>
     <w:unhideWhenUsed/>
   </w:style>
   <w:style w:type="table" w:default="1" w:styleId="TableNormal">
@@ -5196,6 +9267,25 @@
     <w:semiHidden/>
     <w:unhideWhenUsed/>
     <w:rsid w:val="00B2231F"/>
+  </w:style>
+  <w:style w:type="paragraph" w:styleId="Caption">
+    <w:name w:val="caption"/>
+    <w:basedOn w:val="Normal"/>
+    <w:next w:val="Normal"/>
+    <w:uiPriority w:val="35"/>
+    <w:unhideWhenUsed/>
+    <w:qFormat/>
+    <w:rsid w:val="00FC036A"/>
+    <w:pPr>
+      <w:spacing w:after="200"/>
+    </w:pPr>
+    <w:rPr>
+      <w:i/>
+      <w:iCs/>
+      <w:color w:val="44546A" w:themeColor="text2"/>
+      <w:sz w:val="18"/>
+      <w:szCs w:val="18"/>
+    </w:rPr>
   </w:style>
 </w:styles>
 </file>
